--- a/fra/docx/25.content.docx
+++ b/fra/docx/25.content.docx
@@ -11,6 +11,15 @@
         <w:pStyle w:val="Heading2"/>
       </w:pPr>
       <w:r>
+        <w:t>Resource: Notes d'étude (Tyndale)</w:t>
+      </w:r>
+      <w:r/>
+    </w:p>
+    <w:p>
+      <w:pPr>
+        <w:pStyle w:val="Heading2"/>
+      </w:pPr>
+      <w:r>
         <w:t>License Information</w:t>
       </w:r>
       <w:r/>
@@ -21,7 +30,7 @@
         <w:rPr>
           <w:b/>
         </w:rPr>
-        <w:t>Study Notes (Tyndale)</w:t>
+        <w:t>Notes d'étude (Tyndale)</w:t>
       </w:r>
       <w:r>
         <w:t xml:space="preserve"> (French) is based on</w:t>
@@ -74,7 +83,7 @@
         <w:pStyle w:val="Heading1"/>
       </w:pPr>
       <w:r>
-        <w:t>Study Notes (Tyndale)</w:t>
+        <w:t>Notes d'étude (Tyndale)</w:t>
       </w:r>
     </w:p>
     <w:p>
@@ -83,6 +92,51 @@
           <w:headerReference w:type="even" r:id="rId8"/>
           <w:headerReference w:type="default" r:id="rId9"/>
           <w:footerReference w:type="default" r:id="rId10"/>
+          <w:footnotePr>
+            <w:numRestart w:val="eachSect"/>
+          </w:footnotePr>
+          <w:type w:val="continuous"/>
+          <w:pgSz w:w="12240" w:h="15840" w:code="1"/>
+          <w:pgMar w:top="1440" w:right="1440" w:bottom="1440" w:left="1440" w:header="504" w:footer="504" w:gutter="0"/>
+          <w:cols w:space="708"/>
+          <w:titlePg/>
+          <w:docGrid w:linePitch="360"/>
+        </w:sectPr>
+      </w:pPr>
+    </w:p>
+    <w:p>
+      <w:r/>
+    </w:p>
+    <w:p>
+      <w:pPr>
+        <w:pStyle w:val="Heading2"/>
+      </w:pPr>
+      <w:r>
+        <w:t>LAM</w:t>
+      </w:r>
+      <w:r/>
+    </w:p>
+    <w:p>
+      <w:r/>
+      <w:r>
+        <w:rPr>
+          <w:i/>
+        </w:rPr>
+        <w:t>Lamentations 1.1–22, Lamentations 1.2, Lamentations 1.3, Lamentations 1.4, Lamentations 1.5, Lamentations 1.7, Lamentations 1.8–9, Lamentations 1.10, Lamentations 1.13, Lamentations 1.14, Lamentations 1.15, Lamentations 1:19, Lamentations 1.20, Lamentations 1.21, Lamentations 2.1, Lamentations 2.1–22, Lamentations 2.3–4, Lamentations 2.6, Lamentations 2.7, Lamentations 2.8, Lamentations 2.9, Lamentations 2.10, Lamentations 2.13, Lamentations 2.16, Lamentations 2.17, Lamentations 2.18–19, Lamentations 2.20, Lamentations 2.22, Lamentations 3.1–24, Lamentations 3.1–66, Lamentations 3.6–9, Lamentations 3.9, Lamentations 3.12, Lamentations 3.19, Lamentations 3.22, Lamentations 3.22–33, Lamentations 3.23, Lamentations 3.26, Lamentations 3.28, Lamentations 3.29–30, Lamentations 3.31, Lamentations 3.34–36, Lamentations 3.37–39, Lamentations 3.40–42, Lamentations 3.48–66, Lamentations 3.52–57, Lamentations 3.58–66, Lamentations 3.64–66, Lamentations 4.1–22, Lamentations 4.3, Lamentations 4.7, Lamentations 4.8, Lamentations 4.9, Lamentations 4.12, Lamentations 4.15, Lamentations 4.20, Lamentations 4.21, Lamentations 4.21–22, Lamentations 4.22, Lamentations 5.1–22, Lamentations 5.10, Lamentations 5.12–17, Lamentations 5.18, Lamentations 5.22</w:t>
+      </w:r>
+      <w:r/>
+    </w:p>
+    <w:p>
+      <w:r/>
+      <w:r>
+        <w:t xml:space="preserve"> </w:t>
+      </w:r>
+      <w:r/>
+      <w:r/>
+    </w:p>
+    <w:p>
+      <w:pPr>
+        <w:sectPr>
           <w:footnotePr>
             <w:numRestart w:val="eachSect"/>
           </w:footnotePr>

--- a/fra/docx/25.content.docx
+++ b/fra/docx/25.content.docx
@@ -4,49 +4,89 @@
   <w:body>
     <w:p/>
     <w:p>
-      <w:r/>
+      <w:pPr/>
+      <w:r>
+        <w:rPr>
+          <w:lang w:val="fr_FR" w:bidi="fr_FR"/>
+        </w:rPr>
+      </w:r>
     </w:p>
     <w:p>
       <w:pPr>
         <w:pStyle w:val="Heading2"/>
       </w:pPr>
       <w:r>
+        <w:rPr>
+          <w:lang w:val="fr_FR" w:bidi="fr_FR"/>
+        </w:rPr>
         <w:t>Resource: Notes d'étude (Tyndale)</w:t>
       </w:r>
-      <w:r/>
+      <w:r>
+        <w:rPr>
+          <w:lang w:val="fr_FR" w:bidi="fr_FR"/>
+        </w:rPr>
+      </w:r>
     </w:p>
     <w:p>
       <w:pPr>
         <w:pStyle w:val="Heading2"/>
       </w:pPr>
       <w:r>
+        <w:rPr>
+          <w:lang w:val="fr_FR" w:bidi="fr_FR"/>
+        </w:rPr>
         <w:t>License Information</w:t>
       </w:r>
-      <w:r/>
-    </w:p>
-    <w:p>
-      <w:r/>
+      <w:r>
+        <w:rPr>
+          <w:lang w:val="fr_FR" w:bidi="fr_FR"/>
+        </w:rPr>
+      </w:r>
+    </w:p>
+    <w:p>
+      <w:pPr/>
+      <w:r>
+        <w:rPr>
+          <w:lang w:val="fr_FR" w:bidi="fr_FR"/>
+        </w:rPr>
+      </w:r>
       <w:r>
         <w:rPr>
           <w:b/>
+          <w:lang w:val="fr_FR" w:bidi="fr_FR"/>
         </w:rPr>
         <w:t>Notes d'étude (Tyndale)</w:t>
       </w:r>
       <w:r>
+        <w:rPr>
+          <w:lang w:val="fr_FR" w:bidi="fr_FR"/>
+        </w:rPr>
         <w:t xml:space="preserve"> (French) is based on</w:t>
       </w:r>
       <w:r>
+        <w:rPr>
+          <w:lang w:val="fr_FR" w:bidi="fr_FR"/>
+        </w:rPr>
         <w:t xml:space="preserve">: </w:t>
       </w:r>
       <w:r>
+        <w:rPr>
+          <w:lang w:val="fr_FR" w:bidi="fr_FR"/>
+        </w:rPr>
         <w:t>Tyndale Open Study Notes</w:t>
       </w:r>
       <w:r>
+        <w:rPr>
+          <w:lang w:val="fr_FR" w:bidi="fr_FR"/>
+        </w:rPr>
         <w:t xml:space="preserve">, </w:t>
       </w:r>
       <w:hyperlink r:id="rId13">
         <w:r>
           <w:rPr>
+            <w:lang w:val="fr_FR" w:bidi="fr_FR"/>
+          </w:rPr>
+          <w:rPr>
             <w:color w:val="0000EE"/>
             <w:u w:val="single"/>
           </w:rPr>
@@ -54,11 +94,17 @@
         </w:r>
       </w:hyperlink>
       <w:r>
+        <w:rPr>
+          <w:lang w:val="fr_FR" w:bidi="fr_FR"/>
+        </w:rPr>
         <w:t xml:space="preserve">, 2019, which is licensed under a </w:t>
       </w:r>
       <w:hyperlink r:id="rId14">
         <w:r>
           <w:rPr>
+            <w:lang w:val="fr_FR" w:bidi="fr_FR"/>
+          </w:rPr>
+          <w:rPr>
             <w:color w:val="0000EE"/>
             <w:u w:val="single"/>
           </w:rPr>
@@ -66,23 +112,49 @@
         </w:r>
       </w:hyperlink>
       <w:r>
+        <w:rPr>
+          <w:lang w:val="fr_FR" w:bidi="fr_FR"/>
+        </w:rPr>
         <w:t>.</w:t>
       </w:r>
-      <w:r/>
-    </w:p>
-    <w:p>
-      <w:r/>
-      <w:r>
+      <w:r>
+        <w:rPr>
+          <w:lang w:val="fr_FR" w:bidi="fr_FR"/>
+        </w:rPr>
+      </w:r>
+    </w:p>
+    <w:p>
+      <w:pPr/>
+      <w:r>
+        <w:rPr>
+          <w:lang w:val="fr_FR" w:bidi="fr_FR"/>
+        </w:rPr>
+      </w:r>
+      <w:r>
+        <w:rPr>
+          <w:lang w:val="fr_FR" w:bidi="fr_FR"/>
+        </w:rPr>
         <w:t>This PDF version is provided under the same license.</w:t>
       </w:r>
-      <w:r/>
-      <w:r/>
+      <w:r>
+        <w:rPr>
+          <w:lang w:val="fr_FR" w:bidi="fr_FR"/>
+        </w:rPr>
+      </w:r>
+      <w:r>
+        <w:rPr>
+          <w:lang w:val="fr_FR" w:bidi="fr_FR"/>
+        </w:rPr>
+      </w:r>
     </w:p>
     <w:p>
       <w:pPr>
         <w:pStyle w:val="Heading1"/>
       </w:pPr>
       <w:r>
+        <w:rPr>
+          <w:lang w:val="fr_FR" w:bidi="fr_FR"/>
+        </w:rPr>
         <w:t>Notes d'étude (Tyndale)</w:t>
       </w:r>
     </w:p>
@@ -105,34 +177,72 @@
       </w:pPr>
     </w:p>
     <w:p>
-      <w:r/>
+      <w:pPr/>
+      <w:r>
+        <w:rPr>
+          <w:lang w:val="fr_FR" w:bidi="fr_FR"/>
+        </w:rPr>
+      </w:r>
     </w:p>
     <w:p>
       <w:pPr>
         <w:pStyle w:val="Heading2"/>
       </w:pPr>
       <w:r>
+        <w:rPr>
+          <w:lang w:val="fr_FR" w:bidi="fr_FR"/>
+        </w:rPr>
         <w:t>LAM</w:t>
       </w:r>
-      <w:r/>
-    </w:p>
-    <w:p>
-      <w:r/>
+      <w:r>
+        <w:rPr>
+          <w:lang w:val="fr_FR" w:bidi="fr_FR"/>
+        </w:rPr>
+      </w:r>
+    </w:p>
+    <w:p>
+      <w:pPr/>
+      <w:r>
+        <w:rPr>
+          <w:lang w:val="fr_FR" w:bidi="fr_FR"/>
+        </w:rPr>
+      </w:r>
       <w:r>
         <w:rPr>
           <w:i/>
+          <w:lang w:val="fr_FR" w:bidi="fr_FR"/>
         </w:rPr>
         <w:t>Lamentations 1.1–22, Lamentations 1.2, Lamentations 1.3, Lamentations 1.4, Lamentations 1.5, Lamentations 1.7, Lamentations 1.8–9, Lamentations 1.10, Lamentations 1.13, Lamentations 1.14, Lamentations 1.15, Lamentations 1:19, Lamentations 1.20, Lamentations 1.21, Lamentations 2.1, Lamentations 2.1–22, Lamentations 2.3–4, Lamentations 2.6, Lamentations 2.7, Lamentations 2.8, Lamentations 2.9, Lamentations 2.10, Lamentations 2.13, Lamentations 2.16, Lamentations 2.17, Lamentations 2.18–19, Lamentations 2.20, Lamentations 2.22, Lamentations 3.1–24, Lamentations 3.1–66, Lamentations 3.6–9, Lamentations 3.9, Lamentations 3.12, Lamentations 3.19, Lamentations 3.22, Lamentations 3.22–33, Lamentations 3.23, Lamentations 3.26, Lamentations 3.28, Lamentations 3.29–30, Lamentations 3.31, Lamentations 3.34–36, Lamentations 3.37–39, Lamentations 3.40–42, Lamentations 3.48–66, Lamentations 3.52–57, Lamentations 3.58–66, Lamentations 3.64–66, Lamentations 4.1–22, Lamentations 4.3, Lamentations 4.7, Lamentations 4.8, Lamentations 4.9, Lamentations 4.12, Lamentations 4.15, Lamentations 4.20, Lamentations 4.21, Lamentations 4.21–22, Lamentations 4.22, Lamentations 5.1–22, Lamentations 5.10, Lamentations 5.12–17, Lamentations 5.18, Lamentations 5.22</w:t>
       </w:r>
-      <w:r/>
-    </w:p>
-    <w:p>
-      <w:r/>
-      <w:r>
+      <w:r>
+        <w:rPr>
+          <w:lang w:val="fr_FR" w:bidi="fr_FR"/>
+        </w:rPr>
+      </w:r>
+    </w:p>
+    <w:p>
+      <w:pPr/>
+      <w:r>
+        <w:rPr>
+          <w:lang w:val="fr_FR" w:bidi="fr_FR"/>
+        </w:rPr>
+      </w:r>
+      <w:r>
+        <w:rPr>
+          <w:lang w:val="fr_FR" w:bidi="fr_FR"/>
+        </w:rPr>
         <w:t xml:space="preserve"> </w:t>
       </w:r>
-      <w:r/>
-      <w:r/>
+      <w:r>
+        <w:rPr>
+          <w:lang w:val="fr_FR" w:bidi="fr_FR"/>
+        </w:rPr>
+      </w:r>
+      <w:r>
+        <w:rPr>
+          <w:lang w:val="fr_FR" w:bidi="fr_FR"/>
+        </w:rPr>
+      </w:r>
     </w:p>
     <w:p>
       <w:pPr>
@@ -150,45 +260,96 @@
       </w:pPr>
     </w:p>
     <w:p>
-      <w:r/>
+      <w:pPr/>
+      <w:r>
+        <w:rPr>
+          <w:lang w:val="fr_FR" w:bidi="fr_FR"/>
+        </w:rPr>
+      </w:r>
     </w:p>
     <w:p>
       <w:pPr>
         <w:pStyle w:val="Heading2"/>
       </w:pPr>
       <w:r>
+        <w:rPr>
+          <w:lang w:val="fr_FR" w:bidi="fr_FR"/>
+        </w:rPr>
         <w:t>Lamentations 1.1–22</w:t>
       </w:r>
-      <w:r/>
-    </w:p>
-    <w:p>
-      <w:r/>
-      <w:r>
+      <w:r>
+        <w:rPr>
+          <w:lang w:val="fr_FR" w:bidi="fr_FR"/>
+        </w:rPr>
+      </w:r>
+    </w:p>
+    <w:p>
+      <w:pPr/>
+      <w:r>
+        <w:rPr>
+          <w:lang w:val="fr_FR" w:bidi="fr_FR"/>
+        </w:rPr>
+      </w:r>
+      <w:r>
+        <w:rPr>
+          <w:lang w:val="fr_FR" w:bidi="fr_FR"/>
+        </w:rPr>
         <w:t>Le chapitre 1 déplore la destruction et la désolation de Jérusalem, reconnaissant qu’il s’agissait du jugement bien mérité de Dieu sur les péchés d’Israël.</w:t>
       </w:r>
-      <w:r/>
-      <w:r/>
-    </w:p>
-    <w:p>
-      <w:r/>
+      <w:r>
+        <w:rPr>
+          <w:lang w:val="fr_FR" w:bidi="fr_FR"/>
+        </w:rPr>
+      </w:r>
+      <w:r>
+        <w:rPr>
+          <w:lang w:val="fr_FR" w:bidi="fr_FR"/>
+        </w:rPr>
+      </w:r>
+    </w:p>
+    <w:p>
+      <w:pPr/>
+      <w:r>
+        <w:rPr>
+          <w:lang w:val="fr_FR" w:bidi="fr_FR"/>
+        </w:rPr>
+      </w:r>
     </w:p>
     <w:p>
       <w:pPr>
         <w:pStyle w:val="Heading2"/>
       </w:pPr>
       <w:r>
+        <w:rPr>
+          <w:lang w:val="fr_FR" w:bidi="fr_FR"/>
+        </w:rPr>
         <w:t>Lamentations 1.2</w:t>
       </w:r>
-      <w:r/>
-    </w:p>
-    <w:p>
-      <w:r/>
-      <w:r>
+      <w:r>
+        <w:rPr>
+          <w:lang w:val="fr_FR" w:bidi="fr_FR"/>
+        </w:rPr>
+      </w:r>
+    </w:p>
+    <w:p>
+      <w:pPr/>
+      <w:r>
+        <w:rPr>
+          <w:lang w:val="fr_FR" w:bidi="fr_FR"/>
+        </w:rPr>
+      </w:r>
+      <w:r>
+        <w:rPr>
+          <w:lang w:val="fr_FR" w:bidi="fr_FR"/>
+        </w:rPr>
         <w:t>Les amants étaient les divinités de la fertilité, Baal et Asherah, qui étaient adorées par la plupart des gens en Juda. Ses amis étaient ses alliés militaires, notamment l’Égypte, qui ne faisait pas le poids face à Babylone (</w:t>
       </w:r>
       <w:hyperlink r:id="rId15">
         <w:r>
           <w:rPr>
+            <w:lang w:val="fr_FR" w:bidi="fr_FR"/>
+          </w:rPr>
+          <w:rPr>
             <w:color w:val="0000EE"/>
             <w:u w:val="single"/>
           </w:rPr>
@@ -196,31 +357,65 @@
         </w:r>
       </w:hyperlink>
       <w:r>
+        <w:rPr>
+          <w:lang w:val="fr_FR" w:bidi="fr_FR"/>
+        </w:rPr>
         <w:t>).</w:t>
       </w:r>
-      <w:r/>
-      <w:r/>
-    </w:p>
-    <w:p>
-      <w:r/>
+      <w:r>
+        <w:rPr>
+          <w:lang w:val="fr_FR" w:bidi="fr_FR"/>
+        </w:rPr>
+      </w:r>
+      <w:r>
+        <w:rPr>
+          <w:lang w:val="fr_FR" w:bidi="fr_FR"/>
+        </w:rPr>
+      </w:r>
+    </w:p>
+    <w:p>
+      <w:pPr/>
+      <w:r>
+        <w:rPr>
+          <w:lang w:val="fr_FR" w:bidi="fr_FR"/>
+        </w:rPr>
+      </w:r>
     </w:p>
     <w:p>
       <w:pPr>
         <w:pStyle w:val="Heading2"/>
       </w:pPr>
       <w:r>
+        <w:rPr>
+          <w:lang w:val="fr_FR" w:bidi="fr_FR"/>
+        </w:rPr>
         <w:t>Lamentations 1.3</w:t>
       </w:r>
-      <w:r/>
-    </w:p>
-    <w:p>
-      <w:r/>
-      <w:r>
+      <w:r>
+        <w:rPr>
+          <w:lang w:val="fr_FR" w:bidi="fr_FR"/>
+        </w:rPr>
+      </w:r>
+    </w:p>
+    <w:p>
+      <w:pPr/>
+      <w:r>
+        <w:rPr>
+          <w:lang w:val="fr_FR" w:bidi="fr_FR"/>
+        </w:rPr>
+      </w:r>
+      <w:r>
+        <w:rPr>
+          <w:lang w:val="fr_FR" w:bidi="fr_FR"/>
+        </w:rPr>
         <w:t xml:space="preserve">La femme du verset </w:t>
       </w:r>
       <w:hyperlink r:id="rId16">
         <w:r>
           <w:rPr>
+            <w:lang w:val="fr_FR" w:bidi="fr_FR"/>
+          </w:rPr>
+          <w:rPr>
             <w:color w:val="0000EE"/>
             <w:u w:val="single"/>
           </w:rPr>
@@ -228,11 +423,17 @@
         </w:r>
       </w:hyperlink>
       <w:r>
+        <w:rPr>
+          <w:lang w:val="fr_FR" w:bidi="fr_FR"/>
+        </w:rPr>
         <w:t xml:space="preserve"> représente la nation de Juda. • en exil : cela s’est produit quatre fois : en 605 av. J.‑C. (</w:t>
       </w:r>
       <w:hyperlink r:id="rId17">
         <w:r>
           <w:rPr>
+            <w:lang w:val="fr_FR" w:bidi="fr_FR"/>
+          </w:rPr>
+          <w:rPr>
             <w:color w:val="0000EE"/>
             <w:u w:val="single"/>
           </w:rPr>
@@ -240,11 +441,17 @@
         </w:r>
       </w:hyperlink>
       <w:r>
+        <w:rPr>
+          <w:lang w:val="fr_FR" w:bidi="fr_FR"/>
+        </w:rPr>
         <w:t>) ; en 597 av. J.‑C. (</w:t>
       </w:r>
       <w:hyperlink r:id="rId18">
         <w:r>
           <w:rPr>
+            <w:lang w:val="fr_FR" w:bidi="fr_FR"/>
+          </w:rPr>
+          <w:rPr>
             <w:color w:val="0000EE"/>
             <w:u w:val="single"/>
           </w:rPr>
@@ -252,11 +459,17 @@
         </w:r>
       </w:hyperlink>
       <w:r>
+        <w:rPr>
+          <w:lang w:val="fr_FR" w:bidi="fr_FR"/>
+        </w:rPr>
         <w:t xml:space="preserve"> ; </w:t>
       </w:r>
       <w:hyperlink r:id="rId19">
         <w:r>
           <w:rPr>
+            <w:lang w:val="fr_FR" w:bidi="fr_FR"/>
+          </w:rPr>
+          <w:rPr>
             <w:color w:val="0000EE"/>
             <w:u w:val="single"/>
           </w:rPr>
@@ -264,11 +477,17 @@
         </w:r>
       </w:hyperlink>
       <w:r>
+        <w:rPr>
+          <w:lang w:val="fr_FR" w:bidi="fr_FR"/>
+        </w:rPr>
         <w:t xml:space="preserve">; </w:t>
       </w:r>
       <w:hyperlink r:id="rId20">
         <w:r>
           <w:rPr>
+            <w:lang w:val="fr_FR" w:bidi="fr_FR"/>
+          </w:rPr>
+          <w:rPr>
             <w:color w:val="0000EE"/>
             <w:u w:val="single"/>
           </w:rPr>
@@ -276,11 +495,17 @@
         </w:r>
       </w:hyperlink>
       <w:r>
+        <w:rPr>
+          <w:lang w:val="fr_FR" w:bidi="fr_FR"/>
+        </w:rPr>
         <w:t>) ; en 586 av. J.‑C. (</w:t>
       </w:r>
       <w:hyperlink r:id="rId21">
         <w:r>
           <w:rPr>
+            <w:lang w:val="fr_FR" w:bidi="fr_FR"/>
+          </w:rPr>
+          <w:rPr>
             <w:color w:val="0000EE"/>
             <w:u w:val="single"/>
           </w:rPr>
@@ -288,11 +513,17 @@
         </w:r>
       </w:hyperlink>
       <w:r>
+        <w:rPr>
+          <w:lang w:val="fr_FR" w:bidi="fr_FR"/>
+        </w:rPr>
         <w:t xml:space="preserve">, </w:t>
       </w:r>
       <w:hyperlink r:id="rId22">
         <w:r>
           <w:rPr>
+            <w:lang w:val="fr_FR" w:bidi="fr_FR"/>
+          </w:rPr>
+          <w:rPr>
             <w:color w:val="0000EE"/>
             <w:u w:val="single"/>
           </w:rPr>
@@ -300,11 +531,17 @@
         </w:r>
       </w:hyperlink>
       <w:r>
+        <w:rPr>
+          <w:lang w:val="fr_FR" w:bidi="fr_FR"/>
+        </w:rPr>
         <w:t xml:space="preserve"> ; </w:t>
       </w:r>
       <w:hyperlink r:id="rId23">
         <w:r>
           <w:rPr>
+            <w:lang w:val="fr_FR" w:bidi="fr_FR"/>
+          </w:rPr>
+          <w:rPr>
             <w:color w:val="0000EE"/>
             <w:u w:val="single"/>
           </w:rPr>
@@ -312,11 +549,17 @@
         </w:r>
       </w:hyperlink>
       <w:r>
+        <w:rPr>
+          <w:lang w:val="fr_FR" w:bidi="fr_FR"/>
+        </w:rPr>
         <w:t xml:space="preserve">; </w:t>
       </w:r>
       <w:hyperlink r:id="rId24">
         <w:r>
           <w:rPr>
+            <w:lang w:val="fr_FR" w:bidi="fr_FR"/>
+          </w:rPr>
+          <w:rPr>
             <w:color w:val="0000EE"/>
             <w:u w:val="single"/>
           </w:rPr>
@@ -324,11 +567,17 @@
         </w:r>
       </w:hyperlink>
       <w:r>
+        <w:rPr>
+          <w:lang w:val="fr_FR" w:bidi="fr_FR"/>
+        </w:rPr>
         <w:t>) ; et en 581 av. J.‑C. (</w:t>
       </w:r>
       <w:hyperlink r:id="rId25">
         <w:r>
           <w:rPr>
+            <w:lang w:val="fr_FR" w:bidi="fr_FR"/>
+          </w:rPr>
+          <w:rPr>
             <w:color w:val="0000EE"/>
             <w:u w:val="single"/>
           </w:rPr>
@@ -336,31 +585,65 @@
         </w:r>
       </w:hyperlink>
       <w:r>
+        <w:rPr>
+          <w:lang w:val="fr_FR" w:bidi="fr_FR"/>
+        </w:rPr>
         <w:t>).</w:t>
       </w:r>
-      <w:r/>
-      <w:r/>
-    </w:p>
-    <w:p>
-      <w:r/>
+      <w:r>
+        <w:rPr>
+          <w:lang w:val="fr_FR" w:bidi="fr_FR"/>
+        </w:rPr>
+      </w:r>
+      <w:r>
+        <w:rPr>
+          <w:lang w:val="fr_FR" w:bidi="fr_FR"/>
+        </w:rPr>
+      </w:r>
+    </w:p>
+    <w:p>
+      <w:pPr/>
+      <w:r>
+        <w:rPr>
+          <w:lang w:val="fr_FR" w:bidi="fr_FR"/>
+        </w:rPr>
+      </w:r>
     </w:p>
     <w:p>
       <w:pPr>
         <w:pStyle w:val="Heading2"/>
       </w:pPr>
       <w:r>
+        <w:rPr>
+          <w:lang w:val="fr_FR" w:bidi="fr_FR"/>
+        </w:rPr>
         <w:t>Lamentations 1.4</w:t>
       </w:r>
-      <w:r/>
-    </w:p>
-    <w:p>
-      <w:r/>
-      <w:r>
+      <w:r>
+        <w:rPr>
+          <w:lang w:val="fr_FR" w:bidi="fr_FR"/>
+        </w:rPr>
+      </w:r>
+    </w:p>
+    <w:p>
+      <w:pPr/>
+      <w:r>
+        <w:rPr>
+          <w:lang w:val="fr_FR" w:bidi="fr_FR"/>
+        </w:rPr>
+      </w:r>
+      <w:r>
+        <w:rPr>
+          <w:lang w:val="fr_FR" w:bidi="fr_FR"/>
+        </w:rPr>
         <w:t xml:space="preserve">Sion : Dans les Psaumes et les livres prophétiques, Sion représente la ville de Jérusalem. Dans les Lamentations, Sion est un nom poétique pour la ville, même en ruines. Les versets </w:t>
       </w:r>
       <w:hyperlink r:id="rId26">
         <w:r>
           <w:rPr>
+            <w:lang w:val="fr_FR" w:bidi="fr_FR"/>
+          </w:rPr>
+          <w:rPr>
             <w:color w:val="0000EE"/>
             <w:u w:val="single"/>
           </w:rPr>
@@ -368,11 +651,17 @@
         </w:r>
       </w:hyperlink>
       <w:r>
+        <w:rPr>
+          <w:lang w:val="fr_FR" w:bidi="fr_FR"/>
+        </w:rPr>
         <w:t xml:space="preserve"> parle de la Jérusalem céleste (voir aussi </w:t>
       </w:r>
       <w:hyperlink r:id="rId27">
         <w:r>
           <w:rPr>
+            <w:lang w:val="fr_FR" w:bidi="fr_FR"/>
+          </w:rPr>
+          <w:rPr>
             <w:color w:val="0000EE"/>
             <w:u w:val="single"/>
           </w:rPr>
@@ -380,31 +669,65 @@
         </w:r>
       </w:hyperlink>
       <w:r>
+        <w:rPr>
+          <w:lang w:val="fr_FR" w:bidi="fr_FR"/>
+        </w:rPr>
         <w:t>). • Les fêtes annuelles à Jérusalem étaient la Pâque, les Pains sans Levain, la Première Moisson, la Moisson (Pentecôte), les Trompettes, le Jour des Expiations et les Cabanes (Tabernacles). • Les principales fonctions des prêtres étaient exercées dans le Temple et ses environs. Puisque le Temple était en ruines, ils n’avaient pas de travail et donc pas d’avenir.</w:t>
       </w:r>
-      <w:r/>
-      <w:r/>
-    </w:p>
-    <w:p>
-      <w:r/>
+      <w:r>
+        <w:rPr>
+          <w:lang w:val="fr_FR" w:bidi="fr_FR"/>
+        </w:rPr>
+      </w:r>
+      <w:r>
+        <w:rPr>
+          <w:lang w:val="fr_FR" w:bidi="fr_FR"/>
+        </w:rPr>
+      </w:r>
+    </w:p>
+    <w:p>
+      <w:pPr/>
+      <w:r>
+        <w:rPr>
+          <w:lang w:val="fr_FR" w:bidi="fr_FR"/>
+        </w:rPr>
+      </w:r>
     </w:p>
     <w:p>
       <w:pPr>
         <w:pStyle w:val="Heading2"/>
       </w:pPr>
       <w:r>
+        <w:rPr>
+          <w:lang w:val="fr_FR" w:bidi="fr_FR"/>
+        </w:rPr>
         <w:t>Lamentations 1.5</w:t>
       </w:r>
-      <w:r/>
-    </w:p>
-    <w:p>
-      <w:r/>
-      <w:r>
+      <w:r>
+        <w:rPr>
+          <w:lang w:val="fr_FR" w:bidi="fr_FR"/>
+        </w:rPr>
+      </w:r>
+    </w:p>
+    <w:p>
+      <w:pPr/>
+      <w:r>
+        <w:rPr>
+          <w:lang w:val="fr_FR" w:bidi="fr_FR"/>
+        </w:rPr>
+      </w:r>
+      <w:r>
+        <w:rPr>
+          <w:lang w:val="fr_FR" w:bidi="fr_FR"/>
+        </w:rPr>
         <w:t xml:space="preserve">de la multitude de ses péchés : les péchés de Juda avant l’invasion babylonienne sont décrits aux versets </w:t>
       </w:r>
       <w:hyperlink r:id="rId28">
         <w:r>
           <w:rPr>
+            <w:lang w:val="fr_FR" w:bidi="fr_FR"/>
+          </w:rPr>
+          <w:rPr>
             <w:color w:val="0000EE"/>
             <w:u w:val="single"/>
           </w:rPr>
@@ -412,11 +735,17 @@
         </w:r>
       </w:hyperlink>
       <w:r>
+        <w:rPr>
+          <w:lang w:val="fr_FR" w:bidi="fr_FR"/>
+        </w:rPr>
         <w:t xml:space="preserve">, </w:t>
       </w:r>
       <w:hyperlink r:id="rId29">
         <w:r>
           <w:rPr>
+            <w:lang w:val="fr_FR" w:bidi="fr_FR"/>
+          </w:rPr>
+          <w:rPr>
             <w:color w:val="0000EE"/>
             <w:u w:val="single"/>
           </w:rPr>
@@ -424,11 +753,17 @@
         </w:r>
       </w:hyperlink>
       <w:r>
+        <w:rPr>
+          <w:lang w:val="fr_FR" w:bidi="fr_FR"/>
+        </w:rPr>
         <w:t xml:space="preserve"> ; </w:t>
       </w:r>
       <w:hyperlink r:id="rId30">
         <w:r>
           <w:rPr>
+            <w:lang w:val="fr_FR" w:bidi="fr_FR"/>
+          </w:rPr>
+          <w:rPr>
             <w:color w:val="0000EE"/>
             <w:u w:val="single"/>
           </w:rPr>
@@ -436,11 +771,17 @@
         </w:r>
       </w:hyperlink>
       <w:r>
+        <w:rPr>
+          <w:lang w:val="fr_FR" w:bidi="fr_FR"/>
+        </w:rPr>
         <w:t xml:space="preserve"> (cf. </w:t>
       </w:r>
       <w:hyperlink r:id="rId31">
         <w:r>
           <w:rPr>
+            <w:lang w:val="fr_FR" w:bidi="fr_FR"/>
+          </w:rPr>
+          <w:rPr>
             <w:color w:val="0000EE"/>
             <w:u w:val="single"/>
           </w:rPr>
@@ -448,11 +789,17 @@
         </w:r>
       </w:hyperlink>
       <w:r>
+        <w:rPr>
+          <w:lang w:val="fr_FR" w:bidi="fr_FR"/>
+        </w:rPr>
         <w:t xml:space="preserve">, </w:t>
       </w:r>
       <w:hyperlink r:id="rId32">
         <w:r>
           <w:rPr>
+            <w:lang w:val="fr_FR" w:bidi="fr_FR"/>
+          </w:rPr>
+          <w:rPr>
             <w:color w:val="0000EE"/>
             <w:u w:val="single"/>
           </w:rPr>
@@ -460,11 +807,17 @@
         </w:r>
       </w:hyperlink>
       <w:r>
+        <w:rPr>
+          <w:lang w:val="fr_FR" w:bidi="fr_FR"/>
+        </w:rPr>
         <w:t xml:space="preserve"> et </w:t>
       </w:r>
       <w:hyperlink r:id="rId33">
         <w:r>
           <w:rPr>
+            <w:lang w:val="fr_FR" w:bidi="fr_FR"/>
+          </w:rPr>
+          <w:rPr>
             <w:color w:val="0000EE"/>
             <w:u w:val="single"/>
           </w:rPr>
@@ -472,11 +825,17 @@
         </w:r>
       </w:hyperlink>
       <w:r>
+        <w:rPr>
+          <w:lang w:val="fr_FR" w:bidi="fr_FR"/>
+        </w:rPr>
         <w:t xml:space="preserve">). De même, une liste des péchés d’Israël avant qu’Assyrie ne le détruise se trouve aux versets </w:t>
       </w:r>
       <w:hyperlink r:id="rId34">
         <w:r>
           <w:rPr>
+            <w:lang w:val="fr_FR" w:bidi="fr_FR"/>
+          </w:rPr>
+          <w:rPr>
             <w:color w:val="0000EE"/>
             <w:u w:val="single"/>
           </w:rPr>
@@ -484,31 +843,65 @@
         </w:r>
       </w:hyperlink>
       <w:r>
+        <w:rPr>
+          <w:lang w:val="fr_FR" w:bidi="fr_FR"/>
+        </w:rPr>
         <w:t>.</w:t>
       </w:r>
-      <w:r/>
-      <w:r/>
-    </w:p>
-    <w:p>
-      <w:r/>
+      <w:r>
+        <w:rPr>
+          <w:lang w:val="fr_FR" w:bidi="fr_FR"/>
+        </w:rPr>
+      </w:r>
+      <w:r>
+        <w:rPr>
+          <w:lang w:val="fr_FR" w:bidi="fr_FR"/>
+        </w:rPr>
+      </w:r>
+    </w:p>
+    <w:p>
+      <w:pPr/>
+      <w:r>
+        <w:rPr>
+          <w:lang w:val="fr_FR" w:bidi="fr_FR"/>
+        </w:rPr>
+      </w:r>
     </w:p>
     <w:p>
       <w:pPr>
         <w:pStyle w:val="Heading2"/>
       </w:pPr>
       <w:r>
+        <w:rPr>
+          <w:lang w:val="fr_FR" w:bidi="fr_FR"/>
+        </w:rPr>
         <w:t>Lamentations 1.7</w:t>
       </w:r>
-      <w:r/>
-    </w:p>
-    <w:p>
-      <w:r/>
-      <w:r>
+      <w:r>
+        <w:rPr>
+          <w:lang w:val="fr_FR" w:bidi="fr_FR"/>
+        </w:rPr>
+      </w:r>
+    </w:p>
+    <w:p>
+      <w:pPr/>
+      <w:r>
+        <w:rPr>
+          <w:lang w:val="fr_FR" w:bidi="fr_FR"/>
+        </w:rPr>
+      </w:r>
+      <w:r>
+        <w:rPr>
+          <w:lang w:val="fr_FR" w:bidi="fr_FR"/>
+        </w:rPr>
         <w:t xml:space="preserve">ils ont ri de sa chute : voir aussi </w:t>
       </w:r>
       <w:hyperlink r:id="rId35">
         <w:r>
           <w:rPr>
+            <w:lang w:val="fr_FR" w:bidi="fr_FR"/>
+          </w:rPr>
+          <w:rPr>
             <w:color w:val="0000EE"/>
             <w:u w:val="single"/>
           </w:rPr>
@@ -516,11 +909,17 @@
         </w:r>
       </w:hyperlink>
       <w:r>
+        <w:rPr>
+          <w:lang w:val="fr_FR" w:bidi="fr_FR"/>
+        </w:rPr>
         <w:t xml:space="preserve"> ; </w:t>
       </w:r>
       <w:hyperlink r:id="rId36">
         <w:r>
           <w:rPr>
+            <w:lang w:val="fr_FR" w:bidi="fr_FR"/>
+          </w:rPr>
+          <w:rPr>
             <w:color w:val="0000EE"/>
             <w:u w:val="single"/>
           </w:rPr>
@@ -528,11 +927,17 @@
         </w:r>
       </w:hyperlink>
       <w:r>
+        <w:rPr>
+          <w:lang w:val="fr_FR" w:bidi="fr_FR"/>
+        </w:rPr>
         <w:t xml:space="preserve"> ; </w:t>
       </w:r>
       <w:hyperlink r:id="rId37">
         <w:r>
           <w:rPr>
+            <w:lang w:val="fr_FR" w:bidi="fr_FR"/>
+          </w:rPr>
+          <w:rPr>
             <w:color w:val="0000EE"/>
             <w:u w:val="single"/>
           </w:rPr>
@@ -540,51 +945,113 @@
         </w:r>
       </w:hyperlink>
       <w:r>
+        <w:rPr>
+          <w:lang w:val="fr_FR" w:bidi="fr_FR"/>
+        </w:rPr>
         <w:t>.</w:t>
       </w:r>
-      <w:r/>
-      <w:r/>
-    </w:p>
-    <w:p>
-      <w:r/>
+      <w:r>
+        <w:rPr>
+          <w:lang w:val="fr_FR" w:bidi="fr_FR"/>
+        </w:rPr>
+      </w:r>
+      <w:r>
+        <w:rPr>
+          <w:lang w:val="fr_FR" w:bidi="fr_FR"/>
+        </w:rPr>
+      </w:r>
+    </w:p>
+    <w:p>
+      <w:pPr/>
+      <w:r>
+        <w:rPr>
+          <w:lang w:val="fr_FR" w:bidi="fr_FR"/>
+        </w:rPr>
+      </w:r>
     </w:p>
     <w:p>
       <w:pPr>
         <w:pStyle w:val="Heading2"/>
       </w:pPr>
       <w:r>
+        <w:rPr>
+          <w:lang w:val="fr_FR" w:bidi="fr_FR"/>
+        </w:rPr>
         <w:t>Lamentations 1.8–9</w:t>
       </w:r>
-      <w:r/>
-    </w:p>
-    <w:p>
-      <w:r/>
-      <w:r>
+      <w:r>
+        <w:rPr>
+          <w:lang w:val="fr_FR" w:bidi="fr_FR"/>
+        </w:rPr>
+      </w:r>
+    </w:p>
+    <w:p>
+      <w:pPr/>
+      <w:r>
+        <w:rPr>
+          <w:lang w:val="fr_FR" w:bidi="fr_FR"/>
+        </w:rPr>
+      </w:r>
+      <w:r>
+        <w:rPr>
+          <w:lang w:val="fr_FR" w:bidi="fr_FR"/>
+        </w:rPr>
         <w:t>Jérusalem a été dépouillée de tout ce que le peuple chérissait, tant sur le plan matériel que spirituel.</w:t>
       </w:r>
-      <w:r/>
-      <w:r/>
-    </w:p>
-    <w:p>
-      <w:r/>
+      <w:r>
+        <w:rPr>
+          <w:lang w:val="fr_FR" w:bidi="fr_FR"/>
+        </w:rPr>
+      </w:r>
+      <w:r>
+        <w:rPr>
+          <w:lang w:val="fr_FR" w:bidi="fr_FR"/>
+        </w:rPr>
+      </w:r>
+    </w:p>
+    <w:p>
+      <w:pPr/>
+      <w:r>
+        <w:rPr>
+          <w:lang w:val="fr_FR" w:bidi="fr_FR"/>
+        </w:rPr>
+      </w:r>
     </w:p>
     <w:p>
       <w:pPr>
         <w:pStyle w:val="Heading2"/>
       </w:pPr>
       <w:r>
+        <w:rPr>
+          <w:lang w:val="fr_FR" w:bidi="fr_FR"/>
+        </w:rPr>
         <w:t>Lamentations 1.10</w:t>
       </w:r>
-      <w:r/>
-    </w:p>
-    <w:p>
-      <w:r/>
-      <w:r>
+      <w:r>
+        <w:rPr>
+          <w:lang w:val="fr_FR" w:bidi="fr_FR"/>
+        </w:rPr>
+      </w:r>
+    </w:p>
+    <w:p>
+      <w:pPr/>
+      <w:r>
+        <w:rPr>
+          <w:lang w:val="fr_FR" w:bidi="fr_FR"/>
+        </w:rPr>
+      </w:r>
+      <w:r>
+        <w:rPr>
+          <w:lang w:val="fr_FR" w:bidi="fr_FR"/>
+        </w:rPr>
         <w:t xml:space="preserve">Pour des récits historiques de ces événements, consulter les versets </w:t>
       </w:r>
       <w:hyperlink r:id="rId38">
         <w:r>
           <w:rPr>
+            <w:lang w:val="fr_FR" w:bidi="fr_FR"/>
+          </w:rPr>
+          <w:rPr>
             <w:color w:val="0000EE"/>
             <w:u w:val="single"/>
           </w:rPr>
@@ -592,11 +1059,17 @@
         </w:r>
       </w:hyperlink>
       <w:r>
+        <w:rPr>
+          <w:lang w:val="fr_FR" w:bidi="fr_FR"/>
+        </w:rPr>
         <w:t xml:space="preserve"> ; </w:t>
       </w:r>
       <w:hyperlink r:id="rId39">
         <w:r>
           <w:rPr>
+            <w:lang w:val="fr_FR" w:bidi="fr_FR"/>
+          </w:rPr>
+          <w:rPr>
             <w:color w:val="0000EE"/>
             <w:u w:val="single"/>
           </w:rPr>
@@ -604,11 +1077,17 @@
         </w:r>
       </w:hyperlink>
       <w:r>
+        <w:rPr>
+          <w:lang w:val="fr_FR" w:bidi="fr_FR"/>
+        </w:rPr>
         <w:t xml:space="preserve"> ; </w:t>
       </w:r>
       <w:hyperlink r:id="rId40">
         <w:r>
           <w:rPr>
+            <w:lang w:val="fr_FR" w:bidi="fr_FR"/>
+          </w:rPr>
+          <w:rPr>
             <w:color w:val="0000EE"/>
             <w:u w:val="single"/>
           </w:rPr>
@@ -616,71 +1095,161 @@
         </w:r>
       </w:hyperlink>
       <w:r>
+        <w:rPr>
+          <w:lang w:val="fr_FR" w:bidi="fr_FR"/>
+        </w:rPr>
         <w:t>.</w:t>
       </w:r>
-      <w:r/>
-      <w:r/>
-    </w:p>
-    <w:p>
-      <w:r/>
+      <w:r>
+        <w:rPr>
+          <w:lang w:val="fr_FR" w:bidi="fr_FR"/>
+        </w:rPr>
+      </w:r>
+      <w:r>
+        <w:rPr>
+          <w:lang w:val="fr_FR" w:bidi="fr_FR"/>
+        </w:rPr>
+      </w:r>
+    </w:p>
+    <w:p>
+      <w:pPr/>
+      <w:r>
+        <w:rPr>
+          <w:lang w:val="fr_FR" w:bidi="fr_FR"/>
+        </w:rPr>
+      </w:r>
     </w:p>
     <w:p>
       <w:pPr>
         <w:pStyle w:val="Heading2"/>
       </w:pPr>
       <w:r>
+        <w:rPr>
+          <w:lang w:val="fr_FR" w:bidi="fr_FR"/>
+        </w:rPr>
         <w:t>Lamentations 1.13</w:t>
       </w:r>
-      <w:r/>
-    </w:p>
-    <w:p>
-      <w:r/>
-      <w:r>
+      <w:r>
+        <w:rPr>
+          <w:lang w:val="fr_FR" w:bidi="fr_FR"/>
+        </w:rPr>
+      </w:r>
+    </w:p>
+    <w:p>
+      <w:pPr/>
+      <w:r>
+        <w:rPr>
+          <w:lang w:val="fr_FR" w:bidi="fr_FR"/>
+        </w:rPr>
+      </w:r>
+      <w:r>
+        <w:rPr>
+          <w:lang w:val="fr_FR" w:bidi="fr_FR"/>
+        </w:rPr>
         <w:t>La destruction de Jérusalem par les Babyloniens était semblable à un feu venu du ciel.</w:t>
       </w:r>
-      <w:r/>
-      <w:r/>
-    </w:p>
-    <w:p>
-      <w:r/>
+      <w:r>
+        <w:rPr>
+          <w:lang w:val="fr_FR" w:bidi="fr_FR"/>
+        </w:rPr>
+      </w:r>
+      <w:r>
+        <w:rPr>
+          <w:lang w:val="fr_FR" w:bidi="fr_FR"/>
+        </w:rPr>
+      </w:r>
+    </w:p>
+    <w:p>
+      <w:pPr/>
+      <w:r>
+        <w:rPr>
+          <w:lang w:val="fr_FR" w:bidi="fr_FR"/>
+        </w:rPr>
+      </w:r>
     </w:p>
     <w:p>
       <w:pPr>
         <w:pStyle w:val="Heading2"/>
       </w:pPr>
       <w:r>
+        <w:rPr>
+          <w:lang w:val="fr_FR" w:bidi="fr_FR"/>
+        </w:rPr>
         <w:t>Lamentations 1.14</w:t>
       </w:r>
-      <w:r/>
-    </w:p>
-    <w:p>
-      <w:r/>
-      <w:r>
+      <w:r>
+        <w:rPr>
+          <w:lang w:val="fr_FR" w:bidi="fr_FR"/>
+        </w:rPr>
+      </w:r>
+    </w:p>
+    <w:p>
+      <w:pPr/>
+      <w:r>
+        <w:rPr>
+          <w:lang w:val="fr_FR" w:bidi="fr_FR"/>
+        </w:rPr>
+      </w:r>
+      <w:r>
+        <w:rPr>
+          <w:lang w:val="fr_FR" w:bidi="fr_FR"/>
+        </w:rPr>
         <w:t>Pour leurs péchés, les membres du peuple de Juda ont été attachés les uns aux autres avec des cordes et emmenés en captivité et en exil.</w:t>
       </w:r>
-      <w:r/>
-      <w:r/>
-    </w:p>
-    <w:p>
-      <w:r/>
+      <w:r>
+        <w:rPr>
+          <w:lang w:val="fr_FR" w:bidi="fr_FR"/>
+        </w:rPr>
+      </w:r>
+      <w:r>
+        <w:rPr>
+          <w:lang w:val="fr_FR" w:bidi="fr_FR"/>
+        </w:rPr>
+      </w:r>
+    </w:p>
+    <w:p>
+      <w:pPr/>
+      <w:r>
+        <w:rPr>
+          <w:lang w:val="fr_FR" w:bidi="fr_FR"/>
+        </w:rPr>
+      </w:r>
     </w:p>
     <w:p>
       <w:pPr>
         <w:pStyle w:val="Heading2"/>
       </w:pPr>
       <w:r>
+        <w:rPr>
+          <w:lang w:val="fr_FR" w:bidi="fr_FR"/>
+        </w:rPr>
         <w:t>Lamentations 1.15</w:t>
       </w:r>
-      <w:r/>
-    </w:p>
-    <w:p>
-      <w:r/>
-      <w:r>
+      <w:r>
+        <w:rPr>
+          <w:lang w:val="fr_FR" w:bidi="fr_FR"/>
+        </w:rPr>
+      </w:r>
+    </w:p>
+    <w:p>
+      <w:pPr/>
+      <w:r>
+        <w:rPr>
+          <w:lang w:val="fr_FR" w:bidi="fr_FR"/>
+        </w:rPr>
+      </w:r>
+      <w:r>
+        <w:rPr>
+          <w:lang w:val="fr_FR" w:bidi="fr_FR"/>
+        </w:rPr>
         <w:t xml:space="preserve">Dieu avait accordé un soin particulier à Jérusalem, comme un père protégeant sa fille. Mais ses péchés avaient été persistants, et sa punition était horrible. • Le Seigneur a foulé au pressoir : cette procédure courante pour extraire le jus des raisins est utilisée comme métaphore au verset </w:t>
       </w:r>
       <w:hyperlink r:id="rId41">
         <w:r>
           <w:rPr>
+            <w:lang w:val="fr_FR" w:bidi="fr_FR"/>
+          </w:rPr>
+          <w:rPr>
             <w:color w:val="0000EE"/>
             <w:u w:val="single"/>
           </w:rPr>
@@ -688,11 +1257,17 @@
         </w:r>
       </w:hyperlink>
       <w:r>
+        <w:rPr>
+          <w:lang w:val="fr_FR" w:bidi="fr_FR"/>
+        </w:rPr>
         <w:t xml:space="preserve"> pour illustrer les horreurs de la punition. Dans les versets </w:t>
       </w:r>
       <w:hyperlink r:id="rId42">
         <w:r>
           <w:rPr>
+            <w:lang w:val="fr_FR" w:bidi="fr_FR"/>
+          </w:rPr>
+          <w:rPr>
             <w:color w:val="0000EE"/>
             <w:u w:val="single"/>
           </w:rPr>
@@ -700,11 +1275,17 @@
         </w:r>
       </w:hyperlink>
       <w:r>
+        <w:rPr>
+          <w:lang w:val="fr_FR" w:bidi="fr_FR"/>
+        </w:rPr>
         <w:t xml:space="preserve"> ; </w:t>
       </w:r>
       <w:hyperlink r:id="rId43">
         <w:r>
           <w:rPr>
+            <w:lang w:val="fr_FR" w:bidi="fr_FR"/>
+          </w:rPr>
+          <w:rPr>
             <w:color w:val="0000EE"/>
             <w:u w:val="single"/>
           </w:rPr>
@@ -712,31 +1293,65 @@
         </w:r>
       </w:hyperlink>
       <w:r>
+        <w:rPr>
+          <w:lang w:val="fr_FR" w:bidi="fr_FR"/>
+        </w:rPr>
         <w:t>, la métaphore représente graphiquement le jugement universel.</w:t>
       </w:r>
-      <w:r/>
-      <w:r/>
-    </w:p>
-    <w:p>
-      <w:r/>
+      <w:r>
+        <w:rPr>
+          <w:lang w:val="fr_FR" w:bidi="fr_FR"/>
+        </w:rPr>
+      </w:r>
+      <w:r>
+        <w:rPr>
+          <w:lang w:val="fr_FR" w:bidi="fr_FR"/>
+        </w:rPr>
+      </w:r>
+    </w:p>
+    <w:p>
+      <w:pPr/>
+      <w:r>
+        <w:rPr>
+          <w:lang w:val="fr_FR" w:bidi="fr_FR"/>
+        </w:rPr>
+      </w:r>
     </w:p>
     <w:p>
       <w:pPr>
         <w:pStyle w:val="Heading2"/>
       </w:pPr>
       <w:r>
+        <w:rPr>
+          <w:lang w:val="fr_FR" w:bidi="fr_FR"/>
+        </w:rPr>
         <w:t>Lamentations 1:19</w:t>
       </w:r>
-      <w:r/>
-    </w:p>
-    <w:p>
-      <w:r/>
-      <w:r>
+      <w:r>
+        <w:rPr>
+          <w:lang w:val="fr_FR" w:bidi="fr_FR"/>
+        </w:rPr>
+      </w:r>
+    </w:p>
+    <w:p>
+      <w:pPr/>
+      <w:r>
+        <w:rPr>
+          <w:lang w:val="fr_FR" w:bidi="fr_FR"/>
+        </w:rPr>
+      </w:r>
+      <w:r>
+        <w:rPr>
+          <w:lang w:val="fr_FR" w:bidi="fr_FR"/>
+        </w:rPr>
         <w:t>J’ai appelé mes amis : l’Égypte avait un grand intérêt pour Juda parce que cette région contrôlait la seule bonne route vers le nord. Cependant, l’Égypte lui a tourné le dos lorsque Babylone a attaqué Jérusalem (</w:t>
       </w:r>
       <w:hyperlink r:id="rId15">
         <w:r>
           <w:rPr>
+            <w:lang w:val="fr_FR" w:bidi="fr_FR"/>
+          </w:rPr>
+          <w:rPr>
             <w:color w:val="0000EE"/>
             <w:u w:val="single"/>
           </w:rPr>
@@ -744,11 +1359,17 @@
         </w:r>
       </w:hyperlink>
       <w:r>
+        <w:rPr>
+          <w:lang w:val="fr_FR" w:bidi="fr_FR"/>
+        </w:rPr>
         <w:t>). • Comme la pluie était rare en automne et au printemps en Palestine, un été sans pluie pouvait détruire les récoltes et provoquer une pénurie alimentaire. L’approvisionnement alimentaire s’épuisait également sous le siège prolongé d’une ville (janvier 588— juillet 586 av. J.‑C.), et de nombreuses personnes mouraient de faim (</w:t>
       </w:r>
       <w:hyperlink r:id="rId44">
         <w:r>
           <w:rPr>
+            <w:lang w:val="fr_FR" w:bidi="fr_FR"/>
+          </w:rPr>
+          <w:rPr>
             <w:color w:val="0000EE"/>
             <w:u w:val="single"/>
           </w:rPr>
@@ -756,11 +1377,17 @@
         </w:r>
       </w:hyperlink>
       <w:r>
+        <w:rPr>
+          <w:lang w:val="fr_FR" w:bidi="fr_FR"/>
+        </w:rPr>
         <w:t xml:space="preserve"> ; cf. </w:t>
       </w:r>
       <w:hyperlink r:id="rId45">
         <w:r>
           <w:rPr>
+            <w:lang w:val="fr_FR" w:bidi="fr_FR"/>
+          </w:rPr>
+          <w:rPr>
             <w:color w:val="0000EE"/>
             <w:u w:val="single"/>
           </w:rPr>
@@ -768,31 +1395,65 @@
         </w:r>
       </w:hyperlink>
       <w:r>
+        <w:rPr>
+          <w:lang w:val="fr_FR" w:bidi="fr_FR"/>
+        </w:rPr>
         <w:t>).</w:t>
       </w:r>
-      <w:r/>
-      <w:r/>
-    </w:p>
-    <w:p>
-      <w:r/>
+      <w:r>
+        <w:rPr>
+          <w:lang w:val="fr_FR" w:bidi="fr_FR"/>
+        </w:rPr>
+      </w:r>
+      <w:r>
+        <w:rPr>
+          <w:lang w:val="fr_FR" w:bidi="fr_FR"/>
+        </w:rPr>
+      </w:r>
+    </w:p>
+    <w:p>
+      <w:pPr/>
+      <w:r>
+        <w:rPr>
+          <w:lang w:val="fr_FR" w:bidi="fr_FR"/>
+        </w:rPr>
+      </w:r>
     </w:p>
     <w:p>
       <w:pPr>
         <w:pStyle w:val="Heading2"/>
       </w:pPr>
       <w:r>
+        <w:rPr>
+          <w:lang w:val="fr_FR" w:bidi="fr_FR"/>
+        </w:rPr>
         <w:t>Lamentations 1.20</w:t>
       </w:r>
-      <w:r/>
-    </w:p>
-    <w:p>
-      <w:r/>
-      <w:r>
+      <w:r>
+        <w:rPr>
+          <w:lang w:val="fr_FR" w:bidi="fr_FR"/>
+        </w:rPr>
+      </w:r>
+    </w:p>
+    <w:p>
+      <w:pPr/>
+      <w:r>
+        <w:rPr>
+          <w:lang w:val="fr_FR" w:bidi="fr_FR"/>
+        </w:rPr>
+      </w:r>
+      <w:r>
+        <w:rPr>
+          <w:lang w:val="fr_FR" w:bidi="fr_FR"/>
+        </w:rPr>
         <w:t>Les chefs et le peuple de Juda s’étaient rebellés (</w:t>
       </w:r>
       <w:hyperlink r:id="rId46">
         <w:r>
           <w:rPr>
+            <w:lang w:val="fr_FR" w:bidi="fr_FR"/>
+          </w:rPr>
+          <w:rPr>
             <w:color w:val="0000EE"/>
             <w:u w:val="single"/>
           </w:rPr>
@@ -800,11 +1461,17 @@
         </w:r>
       </w:hyperlink>
       <w:r>
+        <w:rPr>
+          <w:lang w:val="fr_FR" w:bidi="fr_FR"/>
+        </w:rPr>
         <w:t xml:space="preserve">; </w:t>
       </w:r>
       <w:hyperlink r:id="rId47">
         <w:r>
           <w:rPr>
+            <w:lang w:val="fr_FR" w:bidi="fr_FR"/>
+          </w:rPr>
+          <w:rPr>
             <w:color w:val="0000EE"/>
             <w:u w:val="single"/>
           </w:rPr>
@@ -812,11 +1479,17 @@
         </w:r>
       </w:hyperlink>
       <w:r>
+        <w:rPr>
+          <w:lang w:val="fr_FR" w:bidi="fr_FR"/>
+        </w:rPr>
         <w:t xml:space="preserve">, </w:t>
       </w:r>
       <w:hyperlink r:id="rId48">
         <w:r>
           <w:rPr>
+            <w:lang w:val="fr_FR" w:bidi="fr_FR"/>
+          </w:rPr>
+          <w:rPr>
             <w:color w:val="0000EE"/>
             <w:u w:val="single"/>
           </w:rPr>
@@ -824,11 +1497,17 @@
         </w:r>
       </w:hyperlink>
       <w:r>
+        <w:rPr>
+          <w:lang w:val="fr_FR" w:bidi="fr_FR"/>
+        </w:rPr>
         <w:t>) en rejetant le seul vrai Dieu et ses commandements, et en résistant aux envahisseurs que Dieu avait envoyés (</w:t>
       </w:r>
       <w:hyperlink r:id="rId49">
         <w:r>
           <w:rPr>
+            <w:lang w:val="fr_FR" w:bidi="fr_FR"/>
+          </w:rPr>
+          <w:rPr>
             <w:color w:val="0000EE"/>
             <w:u w:val="single"/>
           </w:rPr>
@@ -836,11 +1515,17 @@
         </w:r>
       </w:hyperlink>
       <w:r>
+        <w:rPr>
+          <w:lang w:val="fr_FR" w:bidi="fr_FR"/>
+        </w:rPr>
         <w:t xml:space="preserve">, </w:t>
       </w:r>
       <w:hyperlink r:id="rId50">
         <w:r>
           <w:rPr>
+            <w:lang w:val="fr_FR" w:bidi="fr_FR"/>
+          </w:rPr>
+          <w:rPr>
             <w:color w:val="0000EE"/>
             <w:u w:val="single"/>
           </w:rPr>
@@ -848,11 +1533,17 @@
         </w:r>
       </w:hyperlink>
       <w:r>
+        <w:rPr>
+          <w:lang w:val="fr_FR" w:bidi="fr_FR"/>
+        </w:rPr>
         <w:t xml:space="preserve">; </w:t>
       </w:r>
       <w:hyperlink r:id="rId51">
         <w:r>
           <w:rPr>
+            <w:lang w:val="fr_FR" w:bidi="fr_FR"/>
+          </w:rPr>
+          <w:rPr>
             <w:color w:val="0000EE"/>
             <w:u w:val="single"/>
           </w:rPr>
@@ -860,31 +1551,65 @@
         </w:r>
       </w:hyperlink>
       <w:r>
+        <w:rPr>
+          <w:lang w:val="fr_FR" w:bidi="fr_FR"/>
+        </w:rPr>
         <w:t>).</w:t>
       </w:r>
-      <w:r/>
-      <w:r/>
-    </w:p>
-    <w:p>
-      <w:r/>
+      <w:r>
+        <w:rPr>
+          <w:lang w:val="fr_FR" w:bidi="fr_FR"/>
+        </w:rPr>
+      </w:r>
+      <w:r>
+        <w:rPr>
+          <w:lang w:val="fr_FR" w:bidi="fr_FR"/>
+        </w:rPr>
+      </w:r>
+    </w:p>
+    <w:p>
+      <w:pPr/>
+      <w:r>
+        <w:rPr>
+          <w:lang w:val="fr_FR" w:bidi="fr_FR"/>
+        </w:rPr>
+      </w:r>
     </w:p>
     <w:p>
       <w:pPr>
         <w:pStyle w:val="Heading2"/>
       </w:pPr>
       <w:r>
+        <w:rPr>
+          <w:lang w:val="fr_FR" w:bidi="fr_FR"/>
+        </w:rPr>
         <w:t>Lamentations 1.21</w:t>
       </w:r>
-      <w:r/>
-    </w:p>
-    <w:p>
-      <w:r/>
-      <w:r>
+      <w:r>
+        <w:rPr>
+          <w:lang w:val="fr_FR" w:bidi="fr_FR"/>
+        </w:rPr>
+      </w:r>
+    </w:p>
+    <w:p>
+      <w:pPr/>
+      <w:r>
+        <w:rPr>
+          <w:lang w:val="fr_FR" w:bidi="fr_FR"/>
+        </w:rPr>
+      </w:r>
+      <w:r>
+        <w:rPr>
+          <w:lang w:val="fr_FR" w:bidi="fr_FR"/>
+        </w:rPr>
         <w:t xml:space="preserve">L’esprit du poète était réconforté par la croyance que Dieu établirait un jour où tout le monde—oppresseurs et victimes—serait jugé équitablement (voir </w:t>
       </w:r>
       <w:hyperlink r:id="rId52">
         <w:r>
           <w:rPr>
+            <w:lang w:val="fr_FR" w:bidi="fr_FR"/>
+          </w:rPr>
+          <w:rPr>
             <w:color w:val="0000EE"/>
             <w:u w:val="single"/>
           </w:rPr>
@@ -892,11 +1617,17 @@
         </w:r>
       </w:hyperlink>
       <w:r>
+        <w:rPr>
+          <w:lang w:val="fr_FR" w:bidi="fr_FR"/>
+        </w:rPr>
         <w:t xml:space="preserve">, </w:t>
       </w:r>
       <w:hyperlink r:id="rId53">
         <w:r>
           <w:rPr>
+            <w:lang w:val="fr_FR" w:bidi="fr_FR"/>
+          </w:rPr>
+          <w:rPr>
             <w:color w:val="0000EE"/>
             <w:u w:val="single"/>
           </w:rPr>
@@ -904,11 +1635,17 @@
         </w:r>
       </w:hyperlink>
       <w:r>
+        <w:rPr>
+          <w:lang w:val="fr_FR" w:bidi="fr_FR"/>
+        </w:rPr>
         <w:t xml:space="preserve"> ; </w:t>
       </w:r>
       <w:hyperlink r:id="rId54">
         <w:r>
           <w:rPr>
+            <w:lang w:val="fr_FR" w:bidi="fr_FR"/>
+          </w:rPr>
+          <w:rPr>
             <w:color w:val="0000EE"/>
             <w:u w:val="single"/>
           </w:rPr>
@@ -916,11 +1653,17 @@
         </w:r>
       </w:hyperlink>
       <w:r>
+        <w:rPr>
+          <w:lang w:val="fr_FR" w:bidi="fr_FR"/>
+        </w:rPr>
         <w:t xml:space="preserve">, </w:t>
       </w:r>
       <w:hyperlink r:id="rId55">
         <w:r>
           <w:rPr>
+            <w:lang w:val="fr_FR" w:bidi="fr_FR"/>
+          </w:rPr>
+          <w:rPr>
             <w:color w:val="0000EE"/>
             <w:u w:val="single"/>
           </w:rPr>
@@ -928,11 +1671,17 @@
         </w:r>
       </w:hyperlink>
       <w:r>
+        <w:rPr>
+          <w:lang w:val="fr_FR" w:bidi="fr_FR"/>
+        </w:rPr>
         <w:t xml:space="preserve"> ; </w:t>
       </w:r>
       <w:hyperlink r:id="rId56">
         <w:r>
           <w:rPr>
+            <w:lang w:val="fr_FR" w:bidi="fr_FR"/>
+          </w:rPr>
+          <w:rPr>
             <w:color w:val="0000EE"/>
             <w:u w:val="single"/>
           </w:rPr>
@@ -940,11 +1689,17 @@
         </w:r>
       </w:hyperlink>
       <w:r>
+        <w:rPr>
+          <w:lang w:val="fr_FR" w:bidi="fr_FR"/>
+        </w:rPr>
         <w:t xml:space="preserve"> ; </w:t>
       </w:r>
       <w:hyperlink r:id="rId57">
         <w:r>
           <w:rPr>
+            <w:lang w:val="fr_FR" w:bidi="fr_FR"/>
+          </w:rPr>
+          <w:rPr>
             <w:color w:val="0000EE"/>
             <w:u w:val="single"/>
           </w:rPr>
@@ -952,11 +1707,17 @@
         </w:r>
       </w:hyperlink>
       <w:r>
+        <w:rPr>
+          <w:lang w:val="fr_FR" w:bidi="fr_FR"/>
+        </w:rPr>
         <w:t xml:space="preserve"> ; </w:t>
       </w:r>
       <w:hyperlink r:id="rId58">
         <w:r>
           <w:rPr>
+            <w:lang w:val="fr_FR" w:bidi="fr_FR"/>
+          </w:rPr>
+          <w:rPr>
             <w:color w:val="0000EE"/>
             <w:u w:val="single"/>
           </w:rPr>
@@ -964,11 +1725,17 @@
         </w:r>
       </w:hyperlink>
       <w:r>
+        <w:rPr>
+          <w:lang w:val="fr_FR" w:bidi="fr_FR"/>
+        </w:rPr>
         <w:t xml:space="preserve"> ; </w:t>
       </w:r>
       <w:hyperlink r:id="rId59">
         <w:r>
           <w:rPr>
+            <w:lang w:val="fr_FR" w:bidi="fr_FR"/>
+          </w:rPr>
+          <w:rPr>
             <w:color w:val="0000EE"/>
             <w:u w:val="single"/>
           </w:rPr>
@@ -976,31 +1743,65 @@
         </w:r>
       </w:hyperlink>
       <w:r>
+        <w:rPr>
+          <w:lang w:val="fr_FR" w:bidi="fr_FR"/>
+        </w:rPr>
         <w:t>).</w:t>
       </w:r>
-      <w:r/>
-      <w:r/>
-    </w:p>
-    <w:p>
-      <w:r/>
+      <w:r>
+        <w:rPr>
+          <w:lang w:val="fr_FR" w:bidi="fr_FR"/>
+        </w:rPr>
+      </w:r>
+      <w:r>
+        <w:rPr>
+          <w:lang w:val="fr_FR" w:bidi="fr_FR"/>
+        </w:rPr>
+      </w:r>
+    </w:p>
+    <w:p>
+      <w:pPr/>
+      <w:r>
+        <w:rPr>
+          <w:lang w:val="fr_FR" w:bidi="fr_FR"/>
+        </w:rPr>
+      </w:r>
     </w:p>
     <w:p>
       <w:pPr>
         <w:pStyle w:val="Heading2"/>
       </w:pPr>
       <w:r>
+        <w:rPr>
+          <w:lang w:val="fr_FR" w:bidi="fr_FR"/>
+        </w:rPr>
         <w:t>Lamentations 2.1</w:t>
       </w:r>
-      <w:r/>
-    </w:p>
-    <w:p>
-      <w:r/>
-      <w:r>
+      <w:r>
+        <w:rPr>
+          <w:lang w:val="fr_FR" w:bidi="fr_FR"/>
+        </w:rPr>
+      </w:r>
+    </w:p>
+    <w:p>
+      <w:pPr/>
+      <w:r>
+        <w:rPr>
+          <w:lang w:val="fr_FR" w:bidi="fr_FR"/>
+        </w:rPr>
+      </w:r>
+      <w:r>
+        <w:rPr>
+          <w:lang w:val="fr_FR" w:bidi="fr_FR"/>
+        </w:rPr>
         <w:t xml:space="preserve">du ciel : Les bâtiments de Jérusalem étaient splendides, ornés de métaux précieux et de bijoux. Jérusalem avait la réputation d’être la ville sacrée du Seigneur. • son marchepied : Cf. </w:t>
       </w:r>
       <w:hyperlink r:id="rId60">
         <w:r>
           <w:rPr>
+            <w:lang w:val="fr_FR" w:bidi="fr_FR"/>
+          </w:rPr>
+          <w:rPr>
             <w:color w:val="0000EE"/>
             <w:u w:val="single"/>
           </w:rPr>
@@ -1008,11 +1809,17 @@
         </w:r>
       </w:hyperlink>
       <w:r>
+        <w:rPr>
+          <w:lang w:val="fr_FR" w:bidi="fr_FR"/>
+        </w:rPr>
         <w:t xml:space="preserve"> ; </w:t>
       </w:r>
       <w:hyperlink r:id="rId61">
         <w:r>
           <w:rPr>
+            <w:lang w:val="fr_FR" w:bidi="fr_FR"/>
+          </w:rPr>
+          <w:rPr>
             <w:color w:val="0000EE"/>
             <w:u w:val="single"/>
           </w:rPr>
@@ -1020,11 +1827,17 @@
         </w:r>
       </w:hyperlink>
       <w:r>
+        <w:rPr>
+          <w:lang w:val="fr_FR" w:bidi="fr_FR"/>
+        </w:rPr>
         <w:t xml:space="preserve">; </w:t>
       </w:r>
       <w:hyperlink r:id="rId62">
         <w:r>
           <w:rPr>
+            <w:lang w:val="fr_FR" w:bidi="fr_FR"/>
+          </w:rPr>
+          <w:rPr>
             <w:color w:val="0000EE"/>
             <w:u w:val="single"/>
           </w:rPr>
@@ -1032,51 +1845,113 @@
         </w:r>
       </w:hyperlink>
       <w:r>
+        <w:rPr>
+          <w:lang w:val="fr_FR" w:bidi="fr_FR"/>
+        </w:rPr>
         <w:t>.</w:t>
       </w:r>
-      <w:r/>
-      <w:r/>
-    </w:p>
-    <w:p>
-      <w:r/>
+      <w:r>
+        <w:rPr>
+          <w:lang w:val="fr_FR" w:bidi="fr_FR"/>
+        </w:rPr>
+      </w:r>
+      <w:r>
+        <w:rPr>
+          <w:lang w:val="fr_FR" w:bidi="fr_FR"/>
+        </w:rPr>
+      </w:r>
+    </w:p>
+    <w:p>
+      <w:pPr/>
+      <w:r>
+        <w:rPr>
+          <w:lang w:val="fr_FR" w:bidi="fr_FR"/>
+        </w:rPr>
+      </w:r>
     </w:p>
     <w:p>
       <w:pPr>
         <w:pStyle w:val="Heading2"/>
       </w:pPr>
       <w:r>
+        <w:rPr>
+          <w:lang w:val="fr_FR" w:bidi="fr_FR"/>
+        </w:rPr>
         <w:t>Lamentations 2.1–22</w:t>
       </w:r>
-      <w:r/>
-    </w:p>
-    <w:p>
-      <w:r/>
-      <w:r>
+      <w:r>
+        <w:rPr>
+          <w:lang w:val="fr_FR" w:bidi="fr_FR"/>
+        </w:rPr>
+      </w:r>
+    </w:p>
+    <w:p>
+      <w:pPr/>
+      <w:r>
+        <w:rPr>
+          <w:lang w:val="fr_FR" w:bidi="fr_FR"/>
+        </w:rPr>
+      </w:r>
+      <w:r>
+        <w:rPr>
+          <w:lang w:val="fr_FR" w:bidi="fr_FR"/>
+        </w:rPr>
         <w:t>Ce chapitre décrit de manière saisissante le Seigneur comme le destructeur de Jérusalem.</w:t>
       </w:r>
-      <w:r/>
-      <w:r/>
-    </w:p>
-    <w:p>
-      <w:r/>
+      <w:r>
+        <w:rPr>
+          <w:lang w:val="fr_FR" w:bidi="fr_FR"/>
+        </w:rPr>
+      </w:r>
+      <w:r>
+        <w:rPr>
+          <w:lang w:val="fr_FR" w:bidi="fr_FR"/>
+        </w:rPr>
+      </w:r>
+    </w:p>
+    <w:p>
+      <w:pPr/>
+      <w:r>
+        <w:rPr>
+          <w:lang w:val="fr_FR" w:bidi="fr_FR"/>
+        </w:rPr>
+      </w:r>
     </w:p>
     <w:p>
       <w:pPr>
         <w:pStyle w:val="Heading2"/>
       </w:pPr>
       <w:r>
+        <w:rPr>
+          <w:lang w:val="fr_FR" w:bidi="fr_FR"/>
+        </w:rPr>
         <w:t>Lamentations 2.3–4</w:t>
       </w:r>
-      <w:r/>
-    </w:p>
-    <w:p>
-      <w:r/>
-      <w:r>
+      <w:r>
+        <w:rPr>
+          <w:lang w:val="fr_FR" w:bidi="fr_FR"/>
+        </w:rPr>
+      </w:r>
+    </w:p>
+    <w:p>
+      <w:pPr/>
+      <w:r>
+        <w:rPr>
+          <w:lang w:val="fr_FR" w:bidi="fr_FR"/>
+        </w:rPr>
+      </w:r>
+      <w:r>
+        <w:rPr>
+          <w:lang w:val="fr_FR" w:bidi="fr_FR"/>
+        </w:rPr>
         <w:t xml:space="preserve">il a tendu son arc : dans le passé, le Seigneur avait été un puissant guerrier pour Israël (voir </w:t>
       </w:r>
       <w:hyperlink r:id="rId63">
         <w:r>
           <w:rPr>
+            <w:lang w:val="fr_FR" w:bidi="fr_FR"/>
+          </w:rPr>
+          <w:rPr>
             <w:color w:val="0000EE"/>
             <w:u w:val="single"/>
           </w:rPr>
@@ -1084,11 +1959,17 @@
         </w:r>
       </w:hyperlink>
       <w:r>
+        <w:rPr>
+          <w:lang w:val="fr_FR" w:bidi="fr_FR"/>
+        </w:rPr>
         <w:t xml:space="preserve"> ; </w:t>
       </w:r>
       <w:hyperlink r:id="rId64">
         <w:r>
           <w:rPr>
+            <w:lang w:val="fr_FR" w:bidi="fr_FR"/>
+          </w:rPr>
+          <w:rPr>
             <w:color w:val="0000EE"/>
             <w:u w:val="single"/>
           </w:rPr>
@@ -1096,11 +1977,17 @@
         </w:r>
       </w:hyperlink>
       <w:r>
+        <w:rPr>
+          <w:lang w:val="fr_FR" w:bidi="fr_FR"/>
+        </w:rPr>
         <w:t xml:space="preserve"> ; </w:t>
       </w:r>
       <w:hyperlink r:id="rId65">
         <w:r>
           <w:rPr>
+            <w:lang w:val="fr_FR" w:bidi="fr_FR"/>
+          </w:rPr>
+          <w:rPr>
             <w:color w:val="0000EE"/>
             <w:u w:val="single"/>
           </w:rPr>
@@ -1108,11 +1995,17 @@
         </w:r>
       </w:hyperlink>
       <w:r>
+        <w:rPr>
+          <w:lang w:val="fr_FR" w:bidi="fr_FR"/>
+        </w:rPr>
         <w:t xml:space="preserve"> ; </w:t>
       </w:r>
       <w:hyperlink r:id="rId66">
         <w:r>
           <w:rPr>
+            <w:lang w:val="fr_FR" w:bidi="fr_FR"/>
+          </w:rPr>
+          <w:rPr>
             <w:color w:val="0000EE"/>
             <w:u w:val="single"/>
           </w:rPr>
@@ -1120,11 +2013,17 @@
         </w:r>
       </w:hyperlink>
       <w:r>
+        <w:rPr>
+          <w:lang w:val="fr_FR" w:bidi="fr_FR"/>
+        </w:rPr>
         <w:t xml:space="preserve">) ; maintenant il faisait la guerre contre Jérusalem (voir </w:t>
       </w:r>
       <w:hyperlink r:id="rId67">
         <w:r>
           <w:rPr>
+            <w:lang w:val="fr_FR" w:bidi="fr_FR"/>
+          </w:rPr>
+          <w:rPr>
             <w:color w:val="0000EE"/>
             <w:u w:val="single"/>
           </w:rPr>
@@ -1132,11 +2031,17 @@
         </w:r>
       </w:hyperlink>
       <w:r>
+        <w:rPr>
+          <w:lang w:val="fr_FR" w:bidi="fr_FR"/>
+        </w:rPr>
         <w:t xml:space="preserve"> ; </w:t>
       </w:r>
       <w:hyperlink r:id="rId68">
         <w:r>
           <w:rPr>
+            <w:lang w:val="fr_FR" w:bidi="fr_FR"/>
+          </w:rPr>
+          <w:rPr>
             <w:color w:val="0000EE"/>
             <w:u w:val="single"/>
           </w:rPr>
@@ -1144,31 +2049,65 @@
         </w:r>
       </w:hyperlink>
       <w:r>
+        <w:rPr>
+          <w:lang w:val="fr_FR" w:bidi="fr_FR"/>
+        </w:rPr>
         <w:t>).</w:t>
       </w:r>
-      <w:r/>
-      <w:r/>
-    </w:p>
-    <w:p>
-      <w:r/>
+      <w:r>
+        <w:rPr>
+          <w:lang w:val="fr_FR" w:bidi="fr_FR"/>
+        </w:rPr>
+      </w:r>
+      <w:r>
+        <w:rPr>
+          <w:lang w:val="fr_FR" w:bidi="fr_FR"/>
+        </w:rPr>
+      </w:r>
+    </w:p>
+    <w:p>
+      <w:pPr/>
+      <w:r>
+        <w:rPr>
+          <w:lang w:val="fr_FR" w:bidi="fr_FR"/>
+        </w:rPr>
+      </w:r>
     </w:p>
     <w:p>
       <w:pPr>
         <w:pStyle w:val="Heading2"/>
       </w:pPr>
       <w:r>
+        <w:rPr>
+          <w:lang w:val="fr_FR" w:bidi="fr_FR"/>
+        </w:rPr>
         <w:t>Lamentations 2.6</w:t>
       </w:r>
-      <w:r/>
-    </w:p>
-    <w:p>
-      <w:r/>
-      <w:r>
+      <w:r>
+        <w:rPr>
+          <w:lang w:val="fr_FR" w:bidi="fr_FR"/>
+        </w:rPr>
+      </w:r>
+    </w:p>
+    <w:p>
+      <w:pPr/>
+      <w:r>
+        <w:rPr>
+          <w:lang w:val="fr_FR" w:bidi="fr_FR"/>
+        </w:rPr>
+      </w:r>
+      <w:r>
+        <w:rPr>
+          <w:lang w:val="fr_FR" w:bidi="fr_FR"/>
+        </w:rPr>
         <w:t>La tente était une structure temporaire que les moissonneurs montaient pour avoir de l’ombre. Dieu avait promis de prendre soin de son Temple pour toujours (</w:t>
       </w:r>
       <w:hyperlink r:id="rId69">
         <w:r>
           <w:rPr>
+            <w:lang w:val="fr_FR" w:bidi="fr_FR"/>
+          </w:rPr>
+          <w:rPr>
             <w:color w:val="0000EE"/>
             <w:u w:val="single"/>
           </w:rPr>
@@ -1176,31 +2115,65 @@
         </w:r>
       </w:hyperlink>
       <w:r>
+        <w:rPr>
+          <w:lang w:val="fr_FR" w:bidi="fr_FR"/>
+        </w:rPr>
         <w:t>), mais maintenant, il semblait qu’il l’avait abandonné.</w:t>
       </w:r>
-      <w:r/>
-      <w:r/>
-    </w:p>
-    <w:p>
-      <w:r/>
+      <w:r>
+        <w:rPr>
+          <w:lang w:val="fr_FR" w:bidi="fr_FR"/>
+        </w:rPr>
+      </w:r>
+      <w:r>
+        <w:rPr>
+          <w:lang w:val="fr_FR" w:bidi="fr_FR"/>
+        </w:rPr>
+      </w:r>
+    </w:p>
+    <w:p>
+      <w:pPr/>
+      <w:r>
+        <w:rPr>
+          <w:lang w:val="fr_FR" w:bidi="fr_FR"/>
+        </w:rPr>
+      </w:r>
     </w:p>
     <w:p>
       <w:pPr>
         <w:pStyle w:val="Heading2"/>
       </w:pPr>
       <w:r>
+        <w:rPr>
+          <w:lang w:val="fr_FR" w:bidi="fr_FR"/>
+        </w:rPr>
         <w:t>Lamentations 2.7</w:t>
       </w:r>
-      <w:r/>
-    </w:p>
-    <w:p>
-      <w:r/>
-      <w:r>
+      <w:r>
+        <w:rPr>
+          <w:lang w:val="fr_FR" w:bidi="fr_FR"/>
+        </w:rPr>
+      </w:r>
+    </w:p>
+    <w:p>
+      <w:pPr/>
+      <w:r>
+        <w:rPr>
+          <w:lang w:val="fr_FR" w:bidi="fr_FR"/>
+        </w:rPr>
+      </w:r>
+      <w:r>
+        <w:rPr>
+          <w:lang w:val="fr_FR" w:bidi="fr_FR"/>
+        </w:rPr>
         <w:t xml:space="preserve">Le Temple a été détruit parce que les péchés que les prêtres et le peuple avaient commis en son sein avaient souillé sa sainteté (cf. </w:t>
       </w:r>
       <w:hyperlink r:id="rId70">
         <w:r>
           <w:rPr>
+            <w:lang w:val="fr_FR" w:bidi="fr_FR"/>
+          </w:rPr>
+          <w:rPr>
             <w:color w:val="0000EE"/>
             <w:u w:val="single"/>
           </w:rPr>
@@ -1208,11 +2181,17 @@
         </w:r>
       </w:hyperlink>
       <w:r>
+        <w:rPr>
+          <w:lang w:val="fr_FR" w:bidi="fr_FR"/>
+        </w:rPr>
         <w:t xml:space="preserve"> ; </w:t>
       </w:r>
       <w:hyperlink r:id="rId71">
         <w:r>
           <w:rPr>
+            <w:lang w:val="fr_FR" w:bidi="fr_FR"/>
+          </w:rPr>
+          <w:rPr>
             <w:color w:val="0000EE"/>
             <w:u w:val="single"/>
           </w:rPr>
@@ -1220,11 +2199,17 @@
         </w:r>
       </w:hyperlink>
       <w:r>
+        <w:rPr>
+          <w:lang w:val="fr_FR" w:bidi="fr_FR"/>
+        </w:rPr>
         <w:t xml:space="preserve">, </w:t>
       </w:r>
       <w:hyperlink r:id="rId72">
         <w:r>
           <w:rPr>
+            <w:lang w:val="fr_FR" w:bidi="fr_FR"/>
+          </w:rPr>
+          <w:rPr>
             <w:color w:val="0000EE"/>
             <w:u w:val="single"/>
           </w:rPr>
@@ -1232,11 +2217,17 @@
         </w:r>
       </w:hyperlink>
       <w:r>
+        <w:rPr>
+          <w:lang w:val="fr_FR" w:bidi="fr_FR"/>
+        </w:rPr>
         <w:t xml:space="preserve"> ; </w:t>
       </w:r>
       <w:hyperlink r:id="rId73">
         <w:r>
           <w:rPr>
+            <w:lang w:val="fr_FR" w:bidi="fr_FR"/>
+          </w:rPr>
+          <w:rPr>
             <w:color w:val="0000EE"/>
             <w:u w:val="single"/>
           </w:rPr>
@@ -1244,51 +2235,113 @@
         </w:r>
       </w:hyperlink>
       <w:r>
+        <w:rPr>
+          <w:lang w:val="fr_FR" w:bidi="fr_FR"/>
+        </w:rPr>
         <w:t>).</w:t>
       </w:r>
-      <w:r/>
-      <w:r/>
-    </w:p>
-    <w:p>
-      <w:r/>
+      <w:r>
+        <w:rPr>
+          <w:lang w:val="fr_FR" w:bidi="fr_FR"/>
+        </w:rPr>
+      </w:r>
+      <w:r>
+        <w:rPr>
+          <w:lang w:val="fr_FR" w:bidi="fr_FR"/>
+        </w:rPr>
+      </w:r>
+    </w:p>
+    <w:p>
+      <w:pPr/>
+      <w:r>
+        <w:rPr>
+          <w:lang w:val="fr_FR" w:bidi="fr_FR"/>
+        </w:rPr>
+      </w:r>
     </w:p>
     <w:p>
       <w:pPr>
         <w:pStyle w:val="Heading2"/>
       </w:pPr>
       <w:r>
+        <w:rPr>
+          <w:lang w:val="fr_FR" w:bidi="fr_FR"/>
+        </w:rPr>
         <w:t>Lamentations 2.8</w:t>
       </w:r>
-      <w:r/>
-    </w:p>
-    <w:p>
-      <w:r/>
-      <w:r>
+      <w:r>
+        <w:rPr>
+          <w:lang w:val="fr_FR" w:bidi="fr_FR"/>
+        </w:rPr>
+      </w:r>
+    </w:p>
+    <w:p>
+      <w:pPr/>
+      <w:r>
+        <w:rPr>
+          <w:lang w:val="fr_FR" w:bidi="fr_FR"/>
+        </w:rPr>
+      </w:r>
+      <w:r>
+        <w:rPr>
+          <w:lang w:val="fr_FR" w:bidi="fr_FR"/>
+        </w:rPr>
         <w:t>Les murs étaient en pierre ou en monticules de terre construits autour d’une ville pour la protéger d’une attaque ennemie.</w:t>
       </w:r>
-      <w:r/>
-      <w:r/>
-    </w:p>
-    <w:p>
-      <w:r/>
+      <w:r>
+        <w:rPr>
+          <w:lang w:val="fr_FR" w:bidi="fr_FR"/>
+        </w:rPr>
+      </w:r>
+      <w:r>
+        <w:rPr>
+          <w:lang w:val="fr_FR" w:bidi="fr_FR"/>
+        </w:rPr>
+      </w:r>
+    </w:p>
+    <w:p>
+      <w:pPr/>
+      <w:r>
+        <w:rPr>
+          <w:lang w:val="fr_FR" w:bidi="fr_FR"/>
+        </w:rPr>
+      </w:r>
     </w:p>
     <w:p>
       <w:pPr>
         <w:pStyle w:val="Heading2"/>
       </w:pPr>
       <w:r>
+        <w:rPr>
+          <w:lang w:val="fr_FR" w:bidi="fr_FR"/>
+        </w:rPr>
         <w:t>Lamentations 2.9</w:t>
       </w:r>
-      <w:r/>
-    </w:p>
-    <w:p>
-      <w:r/>
-      <w:r>
+      <w:r>
+        <w:rPr>
+          <w:lang w:val="fr_FR" w:bidi="fr_FR"/>
+        </w:rPr>
+      </w:r>
+    </w:p>
+    <w:p>
+      <w:pPr/>
+      <w:r>
+        <w:rPr>
+          <w:lang w:val="fr_FR" w:bidi="fr_FR"/>
+        </w:rPr>
+      </w:r>
+      <w:r>
+        <w:rPr>
+          <w:lang w:val="fr_FR" w:bidi="fr_FR"/>
+        </w:rPr>
         <w:t>aucune vision : Daniel et Ézéchiel étaient des prophètes du Seigneur qui ont eu des visions alors qu’ils vivaient parmi les exilés loin du pays de Juda (</w:t>
       </w:r>
       <w:hyperlink r:id="rId74">
         <w:r>
           <w:rPr>
+            <w:lang w:val="fr_FR" w:bidi="fr_FR"/>
+          </w:rPr>
+          <w:rPr>
             <w:color w:val="0000EE"/>
             <w:u w:val="single"/>
           </w:rPr>
@@ -1296,11 +2349,17 @@
         </w:r>
       </w:hyperlink>
       <w:r>
+        <w:rPr>
+          <w:lang w:val="fr_FR" w:bidi="fr_FR"/>
+        </w:rPr>
         <w:t xml:space="preserve"> ; </w:t>
       </w:r>
       <w:hyperlink r:id="rId75">
         <w:r>
           <w:rPr>
+            <w:lang w:val="fr_FR" w:bidi="fr_FR"/>
+          </w:rPr>
+          <w:rPr>
             <w:color w:val="0000EE"/>
             <w:u w:val="single"/>
           </w:rPr>
@@ -1308,51 +2367,113 @@
         </w:r>
       </w:hyperlink>
       <w:r>
+        <w:rPr>
+          <w:lang w:val="fr_FR" w:bidi="fr_FR"/>
+        </w:rPr>
         <w:t>). Ce verset évoque les prophètes de Jérusalem qui prétendaient avoir des visions qui étaient fausses.</w:t>
       </w:r>
-      <w:r/>
-      <w:r/>
-    </w:p>
-    <w:p>
-      <w:r/>
+      <w:r>
+        <w:rPr>
+          <w:lang w:val="fr_FR" w:bidi="fr_FR"/>
+        </w:rPr>
+      </w:r>
+      <w:r>
+        <w:rPr>
+          <w:lang w:val="fr_FR" w:bidi="fr_FR"/>
+        </w:rPr>
+      </w:r>
+    </w:p>
+    <w:p>
+      <w:pPr/>
+      <w:r>
+        <w:rPr>
+          <w:lang w:val="fr_FR" w:bidi="fr_FR"/>
+        </w:rPr>
+      </w:r>
     </w:p>
     <w:p>
       <w:pPr>
         <w:pStyle w:val="Heading2"/>
       </w:pPr>
       <w:r>
+        <w:rPr>
+          <w:lang w:val="fr_FR" w:bidi="fr_FR"/>
+        </w:rPr>
         <w:t>Lamentations 2.10</w:t>
       </w:r>
-      <w:r/>
-    </w:p>
-    <w:p>
-      <w:r/>
-      <w:r>
+      <w:r>
+        <w:rPr>
+          <w:lang w:val="fr_FR" w:bidi="fr_FR"/>
+        </w:rPr>
+      </w:r>
+    </w:p>
+    <w:p>
+      <w:pPr/>
+      <w:r>
+        <w:rPr>
+          <w:lang w:val="fr_FR" w:bidi="fr_FR"/>
+        </w:rPr>
+      </w:r>
+      <w:r>
+        <w:rPr>
+          <w:lang w:val="fr_FR" w:bidi="fr_FR"/>
+        </w:rPr>
         <w:t>Les sacs étaient fabriqués à partir de poils de chèvre ou de chameau et étaient souvent utilisés pour les sacs de grains ou pour les objets à transporter sur des animaux de bât. Les personnes pauvres les portaient comme vêtement car ils étaient abordables, et les personnes en deuil les portaient comme signe de leur profonde tristesse (sa couleur sombre correspondait à leur humeur, et sa rugosité à leur inconfort). Se couvrir la tête et les vêtements de poussière était un signe pour les voisins qu’un membre de la famille était décédé.</w:t>
       </w:r>
-      <w:r/>
-      <w:r/>
-    </w:p>
-    <w:p>
-      <w:r/>
+      <w:r>
+        <w:rPr>
+          <w:lang w:val="fr_FR" w:bidi="fr_FR"/>
+        </w:rPr>
+      </w:r>
+      <w:r>
+        <w:rPr>
+          <w:lang w:val="fr_FR" w:bidi="fr_FR"/>
+        </w:rPr>
+      </w:r>
+    </w:p>
+    <w:p>
+      <w:pPr/>
+      <w:r>
+        <w:rPr>
+          <w:lang w:val="fr_FR" w:bidi="fr_FR"/>
+        </w:rPr>
+      </w:r>
     </w:p>
     <w:p>
       <w:pPr>
         <w:pStyle w:val="Heading2"/>
       </w:pPr>
       <w:r>
+        <w:rPr>
+          <w:lang w:val="fr_FR" w:bidi="fr_FR"/>
+        </w:rPr>
         <w:t>Lamentations 2.13</w:t>
       </w:r>
-      <w:r/>
-    </w:p>
-    <w:p>
-      <w:r/>
-      <w:r>
+      <w:r>
+        <w:rPr>
+          <w:lang w:val="fr_FR" w:bidi="fr_FR"/>
+        </w:rPr>
+      </w:r>
+    </w:p>
+    <w:p>
+      <w:pPr/>
+      <w:r>
+        <w:rPr>
+          <w:lang w:val="fr_FR" w:bidi="fr_FR"/>
+        </w:rPr>
+      </w:r>
+      <w:r>
+        <w:rPr>
+          <w:lang w:val="fr_FR" w:bidi="fr_FR"/>
+        </w:rPr>
         <w:t>Qui pourra te guérir ? Les guérisseurs réputés et les prophètes étaient tous des menteurs et des imposteurs (</w:t>
       </w:r>
       <w:hyperlink r:id="rId76">
         <w:r>
           <w:rPr>
+            <w:lang w:val="fr_FR" w:bidi="fr_FR"/>
+          </w:rPr>
+          <w:rPr>
             <w:color w:val="0000EE"/>
             <w:u w:val="single"/>
           </w:rPr>
@@ -1360,51 +2481,113 @@
         </w:r>
       </w:hyperlink>
       <w:r>
+        <w:rPr>
+          <w:lang w:val="fr_FR" w:bidi="fr_FR"/>
+        </w:rPr>
         <w:t>).</w:t>
       </w:r>
-      <w:r/>
-      <w:r/>
-    </w:p>
-    <w:p>
-      <w:r/>
+      <w:r>
+        <w:rPr>
+          <w:lang w:val="fr_FR" w:bidi="fr_FR"/>
+        </w:rPr>
+      </w:r>
+      <w:r>
+        <w:rPr>
+          <w:lang w:val="fr_FR" w:bidi="fr_FR"/>
+        </w:rPr>
+      </w:r>
+    </w:p>
+    <w:p>
+      <w:pPr/>
+      <w:r>
+        <w:rPr>
+          <w:lang w:val="fr_FR" w:bidi="fr_FR"/>
+        </w:rPr>
+      </w:r>
     </w:p>
     <w:p>
       <w:pPr>
         <w:pStyle w:val="Heading2"/>
       </w:pPr>
       <w:r>
+        <w:rPr>
+          <w:lang w:val="fr_FR" w:bidi="fr_FR"/>
+        </w:rPr>
         <w:t>Lamentations 2.16</w:t>
       </w:r>
-      <w:r/>
-    </w:p>
-    <w:p>
-      <w:r/>
-      <w:r>
+      <w:r>
+        <w:rPr>
+          <w:lang w:val="fr_FR" w:bidi="fr_FR"/>
+        </w:rPr>
+      </w:r>
+    </w:p>
+    <w:p>
+      <w:pPr/>
+      <w:r>
+        <w:rPr>
+          <w:lang w:val="fr_FR" w:bidi="fr_FR"/>
+        </w:rPr>
+      </w:r>
+      <w:r>
+        <w:rPr>
+          <w:lang w:val="fr_FR" w:bidi="fr_FR"/>
+        </w:rPr>
         <w:t>Leurs ennemis se réjouissaient de la défaite de Jérusalem.</w:t>
       </w:r>
-      <w:r/>
-      <w:r/>
-    </w:p>
-    <w:p>
-      <w:r/>
+      <w:r>
+        <w:rPr>
+          <w:lang w:val="fr_FR" w:bidi="fr_FR"/>
+        </w:rPr>
+      </w:r>
+      <w:r>
+        <w:rPr>
+          <w:lang w:val="fr_FR" w:bidi="fr_FR"/>
+        </w:rPr>
+      </w:r>
+    </w:p>
+    <w:p>
+      <w:pPr/>
+      <w:r>
+        <w:rPr>
+          <w:lang w:val="fr_FR" w:bidi="fr_FR"/>
+        </w:rPr>
+      </w:r>
     </w:p>
     <w:p>
       <w:pPr>
         <w:pStyle w:val="Heading2"/>
       </w:pPr>
       <w:r>
+        <w:rPr>
+          <w:lang w:val="fr_FR" w:bidi="fr_FR"/>
+        </w:rPr>
         <w:t>Lamentations 2.17</w:t>
       </w:r>
-      <w:r/>
-    </w:p>
-    <w:p>
-      <w:r/>
-      <w:r>
+      <w:r>
+        <w:rPr>
+          <w:lang w:val="fr_FR" w:bidi="fr_FR"/>
+        </w:rPr>
+      </w:r>
+    </w:p>
+    <w:p>
+      <w:pPr/>
+      <w:r>
+        <w:rPr>
+          <w:lang w:val="fr_FR" w:bidi="fr_FR"/>
+        </w:rPr>
+      </w:r>
+      <w:r>
+        <w:rPr>
+          <w:lang w:val="fr_FR" w:bidi="fr_FR"/>
+        </w:rPr>
         <w:t>Il a accompli la parole qu’il avait dès longtemps arrêtée : Les promesses de bénédiction de Dieu étaient toujours soumises à la condition de l’obéissance d’Israël à la loi (</w:t>
       </w:r>
       <w:hyperlink r:id="rId77">
         <w:r>
           <w:rPr>
+            <w:lang w:val="fr_FR" w:bidi="fr_FR"/>
+          </w:rPr>
+          <w:rPr>
             <w:color w:val="0000EE"/>
             <w:u w:val="single"/>
           </w:rPr>
@@ -1412,11 +2595,17 @@
         </w:r>
       </w:hyperlink>
       <w:r>
+        <w:rPr>
+          <w:lang w:val="fr_FR" w:bidi="fr_FR"/>
+        </w:rPr>
         <w:t>). Il avait promis de les détruire s’ils désobéissaient (</w:t>
       </w:r>
       <w:hyperlink r:id="rId78">
         <w:r>
           <w:rPr>
+            <w:lang w:val="fr_FR" w:bidi="fr_FR"/>
+          </w:rPr>
+          <w:rPr>
             <w:color w:val="0000EE"/>
             <w:u w:val="single"/>
           </w:rPr>
@@ -1424,51 +2613,113 @@
         </w:r>
       </w:hyperlink>
       <w:r>
+        <w:rPr>
+          <w:lang w:val="fr_FR" w:bidi="fr_FR"/>
+        </w:rPr>
         <w:t>).</w:t>
       </w:r>
-      <w:r/>
-      <w:r/>
-    </w:p>
-    <w:p>
-      <w:r/>
+      <w:r>
+        <w:rPr>
+          <w:lang w:val="fr_FR" w:bidi="fr_FR"/>
+        </w:rPr>
+      </w:r>
+      <w:r>
+        <w:rPr>
+          <w:lang w:val="fr_FR" w:bidi="fr_FR"/>
+        </w:rPr>
+      </w:r>
+    </w:p>
+    <w:p>
+      <w:pPr/>
+      <w:r>
+        <w:rPr>
+          <w:lang w:val="fr_FR" w:bidi="fr_FR"/>
+        </w:rPr>
+      </w:r>
     </w:p>
     <w:p>
       <w:pPr>
         <w:pStyle w:val="Heading2"/>
       </w:pPr>
       <w:r>
+        <w:rPr>
+          <w:lang w:val="fr_FR" w:bidi="fr_FR"/>
+        </w:rPr>
         <w:t>Lamentations 2.18–19</w:t>
       </w:r>
-      <w:r/>
-    </w:p>
-    <w:p>
-      <w:r/>
-      <w:r>
+      <w:r>
+        <w:rPr>
+          <w:lang w:val="fr_FR" w:bidi="fr_FR"/>
+        </w:rPr>
+      </w:r>
+    </w:p>
+    <w:p>
+      <w:pPr/>
+      <w:r>
+        <w:rPr>
+          <w:lang w:val="fr_FR" w:bidi="fr_FR"/>
+        </w:rPr>
+      </w:r>
+      <w:r>
+        <w:rPr>
+          <w:lang w:val="fr_FR" w:bidi="fr_FR"/>
+        </w:rPr>
         <w:t>Le repentir et la prière sont les réponses appropriées face à la dévastation causée par le jugement de Dieu.</w:t>
       </w:r>
-      <w:r/>
-      <w:r/>
-    </w:p>
-    <w:p>
-      <w:r/>
+      <w:r>
+        <w:rPr>
+          <w:lang w:val="fr_FR" w:bidi="fr_FR"/>
+        </w:rPr>
+      </w:r>
+      <w:r>
+        <w:rPr>
+          <w:lang w:val="fr_FR" w:bidi="fr_FR"/>
+        </w:rPr>
+      </w:r>
+    </w:p>
+    <w:p>
+      <w:pPr/>
+      <w:r>
+        <w:rPr>
+          <w:lang w:val="fr_FR" w:bidi="fr_FR"/>
+        </w:rPr>
+      </w:r>
     </w:p>
     <w:p>
       <w:pPr>
         <w:pStyle w:val="Heading2"/>
       </w:pPr>
       <w:r>
+        <w:rPr>
+          <w:lang w:val="fr_FR" w:bidi="fr_FR"/>
+        </w:rPr>
         <w:t>Lamentations 2.20</w:t>
       </w:r>
-      <w:r/>
-    </w:p>
-    <w:p>
-      <w:r/>
-      <w:r>
+      <w:r>
+        <w:rPr>
+          <w:lang w:val="fr_FR" w:bidi="fr_FR"/>
+        </w:rPr>
+      </w:r>
+    </w:p>
+    <w:p>
+      <w:pPr/>
+      <w:r>
+        <w:rPr>
+          <w:lang w:val="fr_FR" w:bidi="fr_FR"/>
+        </w:rPr>
+      </w:r>
+      <w:r>
+        <w:rPr>
+          <w:lang w:val="fr_FR" w:bidi="fr_FR"/>
+        </w:rPr>
         <w:t>Jérémie avait prédit que les mêmes faits de cannibalisme qui s’étaient produits lors d’un siège de Samarie (</w:t>
       </w:r>
       <w:hyperlink r:id="rId79">
         <w:r>
           <w:rPr>
+            <w:lang w:val="fr_FR" w:bidi="fr_FR"/>
+          </w:rPr>
+          <w:rPr>
             <w:color w:val="0000EE"/>
             <w:u w:val="single"/>
           </w:rPr>
@@ -1476,11 +2727,17 @@
         </w:r>
       </w:hyperlink>
       <w:r>
+        <w:rPr>
+          <w:lang w:val="fr_FR" w:bidi="fr_FR"/>
+        </w:rPr>
         <w:t>) se produiraient à Jérusalem (</w:t>
       </w:r>
       <w:hyperlink r:id="rId80">
         <w:r>
           <w:rPr>
+            <w:lang w:val="fr_FR" w:bidi="fr_FR"/>
+          </w:rPr>
+          <w:rPr>
             <w:color w:val="0000EE"/>
             <w:u w:val="single"/>
           </w:rPr>
@@ -1488,11 +2745,17 @@
         </w:r>
       </w:hyperlink>
       <w:r>
+        <w:rPr>
+          <w:lang w:val="fr_FR" w:bidi="fr_FR"/>
+        </w:rPr>
         <w:t xml:space="preserve">; voir aussi </w:t>
       </w:r>
       <w:hyperlink r:id="rId81">
         <w:r>
           <w:rPr>
+            <w:lang w:val="fr_FR" w:bidi="fr_FR"/>
+          </w:rPr>
+          <w:rPr>
             <w:color w:val="0000EE"/>
             <w:u w:val="single"/>
           </w:rPr>
@@ -1500,11 +2763,17 @@
         </w:r>
       </w:hyperlink>
       <w:r>
+        <w:rPr>
+          <w:lang w:val="fr_FR" w:bidi="fr_FR"/>
+        </w:rPr>
         <w:t xml:space="preserve"> ; </w:t>
       </w:r>
       <w:hyperlink r:id="rId82">
         <w:r>
           <w:rPr>
+            <w:lang w:val="fr_FR" w:bidi="fr_FR"/>
+          </w:rPr>
+          <w:rPr>
             <w:color w:val="0000EE"/>
             <w:u w:val="single"/>
           </w:rPr>
@@ -1512,11 +2781,17 @@
         </w:r>
       </w:hyperlink>
       <w:r>
+        <w:rPr>
+          <w:lang w:val="fr_FR" w:bidi="fr_FR"/>
+        </w:rPr>
         <w:t xml:space="preserve"> ; cf. </w:t>
       </w:r>
       <w:hyperlink r:id="rId83">
         <w:r>
           <w:rPr>
+            <w:lang w:val="fr_FR" w:bidi="fr_FR"/>
+          </w:rPr>
+          <w:rPr>
             <w:color w:val="0000EE"/>
             <w:u w:val="single"/>
           </w:rPr>
@@ -1524,31 +2799,65 @@
         </w:r>
       </w:hyperlink>
       <w:r>
+        <w:rPr>
+          <w:lang w:val="fr_FR" w:bidi="fr_FR"/>
+        </w:rPr>
         <w:t>).</w:t>
       </w:r>
-      <w:r/>
-      <w:r/>
-    </w:p>
-    <w:p>
-      <w:r/>
+      <w:r>
+        <w:rPr>
+          <w:lang w:val="fr_FR" w:bidi="fr_FR"/>
+        </w:rPr>
+      </w:r>
+      <w:r>
+        <w:rPr>
+          <w:lang w:val="fr_FR" w:bidi="fr_FR"/>
+        </w:rPr>
+      </w:r>
+    </w:p>
+    <w:p>
+      <w:pPr/>
+      <w:r>
+        <w:rPr>
+          <w:lang w:val="fr_FR" w:bidi="fr_FR"/>
+        </w:rPr>
+      </w:r>
     </w:p>
     <w:p>
       <w:pPr>
         <w:pStyle w:val="Heading2"/>
       </w:pPr>
       <w:r>
+        <w:rPr>
+          <w:lang w:val="fr_FR" w:bidi="fr_FR"/>
+        </w:rPr>
         <w:t>Lamentations 2.22</w:t>
       </w:r>
-      <w:r/>
-    </w:p>
-    <w:p>
-      <w:r/>
-      <w:r>
+      <w:r>
+        <w:rPr>
+          <w:lang w:val="fr_FR" w:bidi="fr_FR"/>
+        </w:rPr>
+      </w:r>
+    </w:p>
+    <w:p>
+      <w:pPr/>
+      <w:r>
+        <w:rPr>
+          <w:lang w:val="fr_FR" w:bidi="fr_FR"/>
+        </w:rPr>
+      </w:r>
+      <w:r>
+        <w:rPr>
+          <w:lang w:val="fr_FR" w:bidi="fr_FR"/>
+        </w:rPr>
         <w:t>Tu as appelé… comme à un jour de fête : Le poète compare la destruction de Jérusalem à une invitation à un banquet où la guerre, la famine, les animaux sauvages et la maladie festoieraient des méchants à Jérusalem (</w:t>
       </w:r>
       <w:hyperlink r:id="rId84">
         <w:r>
           <w:rPr>
+            <w:lang w:val="fr_FR" w:bidi="fr_FR"/>
+          </w:rPr>
+          <w:rPr>
             <w:color w:val="0000EE"/>
             <w:u w:val="single"/>
           </w:rPr>
@@ -1556,11 +2865,17 @@
         </w:r>
       </w:hyperlink>
       <w:r>
+        <w:rPr>
+          <w:lang w:val="fr_FR" w:bidi="fr_FR"/>
+        </w:rPr>
         <w:t xml:space="preserve"> ; cf. </w:t>
       </w:r>
       <w:hyperlink r:id="rId85">
         <w:r>
           <w:rPr>
+            <w:lang w:val="fr_FR" w:bidi="fr_FR"/>
+          </w:rPr>
+          <w:rPr>
             <w:color w:val="0000EE"/>
             <w:u w:val="single"/>
           </w:rPr>
@@ -1568,51 +2883,113 @@
         </w:r>
       </w:hyperlink>
       <w:r>
+        <w:rPr>
+          <w:lang w:val="fr_FR" w:bidi="fr_FR"/>
+        </w:rPr>
         <w:t>).</w:t>
       </w:r>
-      <w:r/>
-      <w:r/>
-    </w:p>
-    <w:p>
-      <w:r/>
+      <w:r>
+        <w:rPr>
+          <w:lang w:val="fr_FR" w:bidi="fr_FR"/>
+        </w:rPr>
+      </w:r>
+      <w:r>
+        <w:rPr>
+          <w:lang w:val="fr_FR" w:bidi="fr_FR"/>
+        </w:rPr>
+      </w:r>
+    </w:p>
+    <w:p>
+      <w:pPr/>
+      <w:r>
+        <w:rPr>
+          <w:lang w:val="fr_FR" w:bidi="fr_FR"/>
+        </w:rPr>
+      </w:r>
     </w:p>
     <w:p>
       <w:pPr>
         <w:pStyle w:val="Heading2"/>
       </w:pPr>
       <w:r>
+        <w:rPr>
+          <w:lang w:val="fr_FR" w:bidi="fr_FR"/>
+        </w:rPr>
         <w:t>Lamentations 3.1–24</w:t>
       </w:r>
-      <w:r/>
-    </w:p>
-    <w:p>
-      <w:r/>
-      <w:r>
+      <w:r>
+        <w:rPr>
+          <w:lang w:val="fr_FR" w:bidi="fr_FR"/>
+        </w:rPr>
+      </w:r>
+    </w:p>
+    <w:p>
+      <w:pPr/>
+      <w:r>
+        <w:rPr>
+          <w:lang w:val="fr_FR" w:bidi="fr_FR"/>
+        </w:rPr>
+      </w:r>
+      <w:r>
+        <w:rPr>
+          <w:lang w:val="fr_FR" w:bidi="fr_FR"/>
+        </w:rPr>
         <w:t>L’auteur parle de la souffrance de Juda et de Jérusalem comme de sa propre souffrance.</w:t>
       </w:r>
-      <w:r/>
-      <w:r/>
-    </w:p>
-    <w:p>
-      <w:r/>
+      <w:r>
+        <w:rPr>
+          <w:lang w:val="fr_FR" w:bidi="fr_FR"/>
+        </w:rPr>
+      </w:r>
+      <w:r>
+        <w:rPr>
+          <w:lang w:val="fr_FR" w:bidi="fr_FR"/>
+        </w:rPr>
+      </w:r>
+    </w:p>
+    <w:p>
+      <w:pPr/>
+      <w:r>
+        <w:rPr>
+          <w:lang w:val="fr_FR" w:bidi="fr_FR"/>
+        </w:rPr>
+      </w:r>
     </w:p>
     <w:p>
       <w:pPr>
         <w:pStyle w:val="Heading2"/>
       </w:pPr>
       <w:r>
+        <w:rPr>
+          <w:lang w:val="fr_FR" w:bidi="fr_FR"/>
+        </w:rPr>
         <w:t>Lamentations 3.1–66</w:t>
       </w:r>
-      <w:r/>
-    </w:p>
-    <w:p>
-      <w:r/>
-      <w:r>
+      <w:r>
+        <w:rPr>
+          <w:lang w:val="fr_FR" w:bidi="fr_FR"/>
+        </w:rPr>
+      </w:r>
+    </w:p>
+    <w:p>
+      <w:pPr/>
+      <w:r>
+        <w:rPr>
+          <w:lang w:val="fr_FR" w:bidi="fr_FR"/>
+        </w:rPr>
+      </w:r>
+      <w:r>
+        <w:rPr>
+          <w:lang w:val="fr_FR" w:bidi="fr_FR"/>
+        </w:rPr>
         <w:t>Dans ce chapitre, l’auteur déplore ce qui s’est passé (</w:t>
       </w:r>
       <w:hyperlink r:id="rId86">
         <w:r>
           <w:rPr>
+            <w:lang w:val="fr_FR" w:bidi="fr_FR"/>
+          </w:rPr>
+          <w:rPr>
             <w:color w:val="0000EE"/>
             <w:u w:val="single"/>
           </w:rPr>
@@ -1620,11 +2997,17 @@
         </w:r>
       </w:hyperlink>
       <w:r>
+        <w:rPr>
+          <w:lang w:val="fr_FR" w:bidi="fr_FR"/>
+        </w:rPr>
         <w:t xml:space="preserve">, </w:t>
       </w:r>
       <w:hyperlink r:id="rId87">
         <w:r>
           <w:rPr>
+            <w:lang w:val="fr_FR" w:bidi="fr_FR"/>
+          </w:rPr>
+          <w:rPr>
             <w:color w:val="0000EE"/>
             <w:u w:val="single"/>
           </w:rPr>
@@ -1632,11 +3015,17 @@
         </w:r>
       </w:hyperlink>
       <w:r>
+        <w:rPr>
+          <w:lang w:val="fr_FR" w:bidi="fr_FR"/>
+        </w:rPr>
         <w:t>), se souvient de l’amour fidèle du Seigneur (</w:t>
       </w:r>
       <w:hyperlink r:id="rId88">
         <w:r>
           <w:rPr>
+            <w:lang w:val="fr_FR" w:bidi="fr_FR"/>
+          </w:rPr>
+          <w:rPr>
             <w:color w:val="0000EE"/>
             <w:u w:val="single"/>
           </w:rPr>
@@ -1644,11 +3033,17 @@
         </w:r>
       </w:hyperlink>
       <w:r>
+        <w:rPr>
+          <w:lang w:val="fr_FR" w:bidi="fr_FR"/>
+        </w:rPr>
         <w:t>), décrit la façon dont le peuple de Dieu devait répondre (</w:t>
       </w:r>
       <w:hyperlink r:id="rId89">
         <w:r>
           <w:rPr>
+            <w:lang w:val="fr_FR" w:bidi="fr_FR"/>
+          </w:rPr>
+          <w:rPr>
             <w:color w:val="0000EE"/>
             <w:u w:val="single"/>
           </w:rPr>
@@ -1656,11 +3051,17 @@
         </w:r>
       </w:hyperlink>
       <w:r>
+        <w:rPr>
+          <w:lang w:val="fr_FR" w:bidi="fr_FR"/>
+        </w:rPr>
         <w:t>), et invoque le Seigneur dans la prière (</w:t>
       </w:r>
       <w:hyperlink r:id="rId90">
         <w:r>
           <w:rPr>
+            <w:lang w:val="fr_FR" w:bidi="fr_FR"/>
+          </w:rPr>
+          <w:rPr>
             <w:color w:val="0000EE"/>
             <w:u w:val="single"/>
           </w:rPr>
@@ -1668,31 +3069,65 @@
         </w:r>
       </w:hyperlink>
       <w:r>
+        <w:rPr>
+          <w:lang w:val="fr_FR" w:bidi="fr_FR"/>
+        </w:rPr>
         <w:t>).</w:t>
       </w:r>
-      <w:r/>
-      <w:r/>
-    </w:p>
-    <w:p>
-      <w:r/>
+      <w:r>
+        <w:rPr>
+          <w:lang w:val="fr_FR" w:bidi="fr_FR"/>
+        </w:rPr>
+      </w:r>
+      <w:r>
+        <w:rPr>
+          <w:lang w:val="fr_FR" w:bidi="fr_FR"/>
+        </w:rPr>
+      </w:r>
+    </w:p>
+    <w:p>
+      <w:pPr/>
+      <w:r>
+        <w:rPr>
+          <w:lang w:val="fr_FR" w:bidi="fr_FR"/>
+        </w:rPr>
+      </w:r>
     </w:p>
     <w:p>
       <w:pPr>
         <w:pStyle w:val="Heading2"/>
       </w:pPr>
       <w:r>
+        <w:rPr>
+          <w:lang w:val="fr_FR" w:bidi="fr_FR"/>
+        </w:rPr>
         <w:t>Lamentations 3.6–9</w:t>
       </w:r>
-      <w:r/>
-    </w:p>
-    <w:p>
-      <w:r/>
-      <w:r>
+      <w:r>
+        <w:rPr>
+          <w:lang w:val="fr_FR" w:bidi="fr_FR"/>
+        </w:rPr>
+      </w:r>
+    </w:p>
+    <w:p>
+      <w:pPr/>
+      <w:r>
+        <w:rPr>
+          <w:lang w:val="fr_FR" w:bidi="fr_FR"/>
+        </w:rPr>
+      </w:r>
+      <w:r>
+        <w:rPr>
+          <w:lang w:val="fr_FR" w:bidi="fr_FR"/>
+        </w:rPr>
         <w:t>Certaines personnes comprennent ces versets comme une référence poétique à l’emprisonnement de Jérémie dans une citerne boueuse avant la destruction de Jérusalem (</w:t>
       </w:r>
       <w:hyperlink r:id="rId91">
         <w:r>
           <w:rPr>
+            <w:lang w:val="fr_FR" w:bidi="fr_FR"/>
+          </w:rPr>
+          <w:rPr>
             <w:color w:val="0000EE"/>
             <w:u w:val="single"/>
           </w:rPr>
@@ -1700,31 +3135,65 @@
         </w:r>
       </w:hyperlink>
       <w:r>
+        <w:rPr>
+          <w:lang w:val="fr_FR" w:bidi="fr_FR"/>
+        </w:rPr>
         <w:t>).</w:t>
       </w:r>
-      <w:r/>
-      <w:r/>
-    </w:p>
-    <w:p>
-      <w:r/>
+      <w:r>
+        <w:rPr>
+          <w:lang w:val="fr_FR" w:bidi="fr_FR"/>
+        </w:rPr>
+      </w:r>
+      <w:r>
+        <w:rPr>
+          <w:lang w:val="fr_FR" w:bidi="fr_FR"/>
+        </w:rPr>
+      </w:r>
+    </w:p>
+    <w:p>
+      <w:pPr/>
+      <w:r>
+        <w:rPr>
+          <w:lang w:val="fr_FR" w:bidi="fr_FR"/>
+        </w:rPr>
+      </w:r>
     </w:p>
     <w:p>
       <w:pPr>
         <w:pStyle w:val="Heading2"/>
       </w:pPr>
       <w:r>
+        <w:rPr>
+          <w:lang w:val="fr_FR" w:bidi="fr_FR"/>
+        </w:rPr>
         <w:t>Lamentations 3.9</w:t>
       </w:r>
-      <w:r/>
-    </w:p>
-    <w:p>
-      <w:r/>
-      <w:r>
+      <w:r>
+        <w:rPr>
+          <w:lang w:val="fr_FR" w:bidi="fr_FR"/>
+        </w:rPr>
+      </w:r>
+    </w:p>
+    <w:p>
+      <w:pPr/>
+      <w:r>
+        <w:rPr>
+          <w:lang w:val="fr_FR" w:bidi="fr_FR"/>
+        </w:rPr>
+      </w:r>
+      <w:r>
+        <w:rPr>
+          <w:lang w:val="fr_FR" w:bidi="fr_FR"/>
+        </w:rPr>
         <w:t>a fermé mon chemin… a détruit mes sentiers : le péché cause la confusion et coupe une personne ou une communauté d’un avenir heureux. Les innocents voient l’avenir comme un chemin droit, facile à suivre (</w:t>
       </w:r>
       <w:hyperlink r:id="rId92">
         <w:r>
           <w:rPr>
+            <w:lang w:val="fr_FR" w:bidi="fr_FR"/>
+          </w:rPr>
+          <w:rPr>
             <w:color w:val="0000EE"/>
             <w:u w:val="single"/>
           </w:rPr>
@@ -1732,11 +3201,17 @@
         </w:r>
       </w:hyperlink>
       <w:r>
+        <w:rPr>
+          <w:lang w:val="fr_FR" w:bidi="fr_FR"/>
+        </w:rPr>
         <w:t>). Ésaïe a imaginé les activités de Dieu comme une procession sur une route droite que ses adorateurs prépareraient (</w:t>
       </w:r>
       <w:hyperlink r:id="rId93">
         <w:r>
           <w:rPr>
+            <w:lang w:val="fr_FR" w:bidi="fr_FR"/>
+          </w:rPr>
+          <w:rPr>
             <w:color w:val="0000EE"/>
             <w:u w:val="single"/>
           </w:rPr>
@@ -1744,31 +3219,65 @@
         </w:r>
       </w:hyperlink>
       <w:r>
+        <w:rPr>
+          <w:lang w:val="fr_FR" w:bidi="fr_FR"/>
+        </w:rPr>
         <w:t>).</w:t>
       </w:r>
-      <w:r/>
-      <w:r/>
-    </w:p>
-    <w:p>
-      <w:r/>
+      <w:r>
+        <w:rPr>
+          <w:lang w:val="fr_FR" w:bidi="fr_FR"/>
+        </w:rPr>
+      </w:r>
+      <w:r>
+        <w:rPr>
+          <w:lang w:val="fr_FR" w:bidi="fr_FR"/>
+        </w:rPr>
+      </w:r>
+    </w:p>
+    <w:p>
+      <w:pPr/>
+      <w:r>
+        <w:rPr>
+          <w:lang w:val="fr_FR" w:bidi="fr_FR"/>
+        </w:rPr>
+      </w:r>
     </w:p>
     <w:p>
       <w:pPr>
         <w:pStyle w:val="Heading2"/>
       </w:pPr>
       <w:r>
+        <w:rPr>
+          <w:lang w:val="fr_FR" w:bidi="fr_FR"/>
+        </w:rPr>
         <w:t>Lamentations 3.12</w:t>
       </w:r>
-      <w:r/>
-    </w:p>
-    <w:p>
-      <w:r/>
-      <w:r>
+      <w:r>
+        <w:rPr>
+          <w:lang w:val="fr_FR" w:bidi="fr_FR"/>
+        </w:rPr>
+      </w:r>
+    </w:p>
+    <w:p>
+      <w:pPr/>
+      <w:r>
+        <w:rPr>
+          <w:lang w:val="fr_FR" w:bidi="fr_FR"/>
+        </w:rPr>
+      </w:r>
+      <w:r>
+        <w:rPr>
+          <w:lang w:val="fr_FR" w:bidi="fr_FR"/>
+        </w:rPr>
         <w:t xml:space="preserve">Voir </w:t>
       </w:r>
       <w:hyperlink r:id="rId94">
         <w:r>
           <w:rPr>
+            <w:lang w:val="fr_FR" w:bidi="fr_FR"/>
+          </w:rPr>
+          <w:rPr>
             <w:color w:val="0000EE"/>
             <w:u w:val="single"/>
           </w:rPr>
@@ -1776,31 +3285,65 @@
         </w:r>
       </w:hyperlink>
       <w:r>
+        <w:rPr>
+          <w:lang w:val="fr_FR" w:bidi="fr_FR"/>
+        </w:rPr>
         <w:t>.</w:t>
       </w:r>
-      <w:r/>
-      <w:r/>
-    </w:p>
-    <w:p>
-      <w:r/>
+      <w:r>
+        <w:rPr>
+          <w:lang w:val="fr_FR" w:bidi="fr_FR"/>
+        </w:rPr>
+      </w:r>
+      <w:r>
+        <w:rPr>
+          <w:lang w:val="fr_FR" w:bidi="fr_FR"/>
+        </w:rPr>
+      </w:r>
+    </w:p>
+    <w:p>
+      <w:pPr/>
+      <w:r>
+        <w:rPr>
+          <w:lang w:val="fr_FR" w:bidi="fr_FR"/>
+        </w:rPr>
+      </w:r>
     </w:p>
     <w:p>
       <w:pPr>
         <w:pStyle w:val="Heading2"/>
       </w:pPr>
       <w:r>
+        <w:rPr>
+          <w:lang w:val="fr_FR" w:bidi="fr_FR"/>
+        </w:rPr>
         <w:t>Lamentations 3.19</w:t>
       </w:r>
-      <w:r/>
-    </w:p>
-    <w:p>
-      <w:r/>
-      <w:r>
+      <w:r>
+        <w:rPr>
+          <w:lang w:val="fr_FR" w:bidi="fr_FR"/>
+        </w:rPr>
+      </w:r>
+    </w:p>
+    <w:p>
+      <w:pPr/>
+      <w:r>
+        <w:rPr>
+          <w:lang w:val="fr_FR" w:bidi="fr_FR"/>
+        </w:rPr>
+      </w:r>
+      <w:r>
+        <w:rPr>
+          <w:lang w:val="fr_FR" w:bidi="fr_FR"/>
+        </w:rPr>
         <w:t>À l'absinthe et au poison : L'absinthe est une plante au goût amer ; ici, elle représente l'intensité émotionnelle de l'agonie intérieure (</w:t>
       </w:r>
       <w:hyperlink r:id="rId95">
         <w:r>
           <w:rPr>
+            <w:lang w:val="fr_FR" w:bidi="fr_FR"/>
+          </w:rPr>
+          <w:rPr>
             <w:color w:val="0000EE"/>
             <w:u w:val="single"/>
           </w:rPr>
@@ -1808,11 +3351,17 @@
         </w:r>
       </w:hyperlink>
       <w:r>
+        <w:rPr>
+          <w:lang w:val="fr_FR" w:bidi="fr_FR"/>
+        </w:rPr>
         <w:t xml:space="preserve"> ; </w:t>
       </w:r>
       <w:hyperlink r:id="rId96">
         <w:r>
           <w:rPr>
+            <w:lang w:val="fr_FR" w:bidi="fr_FR"/>
+          </w:rPr>
+          <w:rPr>
             <w:color w:val="0000EE"/>
             <w:u w:val="single"/>
           </w:rPr>
@@ -1820,11 +3369,17 @@
         </w:r>
       </w:hyperlink>
       <w:r>
+        <w:rPr>
+          <w:lang w:val="fr_FR" w:bidi="fr_FR"/>
+        </w:rPr>
         <w:t>). Le poison est toxique et provoque une douleur physique intense lorsqu'une personne l'ingère ; c'est une représentation forte des émotions extrêmement stressantes (</w:t>
       </w:r>
       <w:hyperlink r:id="rId97">
         <w:r>
           <w:rPr>
+            <w:lang w:val="fr_FR" w:bidi="fr_FR"/>
+          </w:rPr>
+          <w:rPr>
             <w:color w:val="0000EE"/>
             <w:u w:val="single"/>
           </w:rPr>
@@ -1832,11 +3387,17 @@
         </w:r>
       </w:hyperlink>
       <w:r>
+        <w:rPr>
+          <w:lang w:val="fr_FR" w:bidi="fr_FR"/>
+        </w:rPr>
         <w:t xml:space="preserve"> ; </w:t>
       </w:r>
       <w:hyperlink r:id="rId98">
         <w:r>
           <w:rPr>
+            <w:lang w:val="fr_FR" w:bidi="fr_FR"/>
+          </w:rPr>
+          <w:rPr>
             <w:color w:val="0000EE"/>
             <w:u w:val="single"/>
           </w:rPr>
@@ -1844,31 +3405,65 @@
         </w:r>
       </w:hyperlink>
       <w:r>
+        <w:rPr>
+          <w:lang w:val="fr_FR" w:bidi="fr_FR"/>
+        </w:rPr>
         <w:t>). L'auteur semble être dans une impasse dont il ne peut s'échapper.</w:t>
       </w:r>
-      <w:r/>
-      <w:r/>
-    </w:p>
-    <w:p>
-      <w:r/>
+      <w:r>
+        <w:rPr>
+          <w:lang w:val="fr_FR" w:bidi="fr_FR"/>
+        </w:rPr>
+      </w:r>
+      <w:r>
+        <w:rPr>
+          <w:lang w:val="fr_FR" w:bidi="fr_FR"/>
+        </w:rPr>
+      </w:r>
+    </w:p>
+    <w:p>
+      <w:pPr/>
+      <w:r>
+        <w:rPr>
+          <w:lang w:val="fr_FR" w:bidi="fr_FR"/>
+        </w:rPr>
+      </w:r>
     </w:p>
     <w:p>
       <w:pPr>
         <w:pStyle w:val="Heading2"/>
       </w:pPr>
       <w:r>
+        <w:rPr>
+          <w:lang w:val="fr_FR" w:bidi="fr_FR"/>
+        </w:rPr>
         <w:t>Lamentations 3.22</w:t>
       </w:r>
-      <w:r/>
-    </w:p>
-    <w:p>
-      <w:r/>
-      <w:r>
+      <w:r>
+        <w:rPr>
+          <w:lang w:val="fr_FR" w:bidi="fr_FR"/>
+        </w:rPr>
+      </w:r>
+    </w:p>
+    <w:p>
+      <w:pPr/>
+      <w:r>
+        <w:rPr>
+          <w:lang w:val="fr_FR" w:bidi="fr_FR"/>
+        </w:rPr>
+      </w:r>
+      <w:r>
+        <w:rPr>
+          <w:lang w:val="fr_FR" w:bidi="fr_FR"/>
+        </w:rPr>
         <w:t>La bonté du Seigneur est la base du rétablissement du poète après une profonde dépression. Comme pour Jérémie dans la citerne (</w:t>
       </w:r>
       <w:hyperlink r:id="rId91">
         <w:r>
           <w:rPr>
+            <w:lang w:val="fr_FR" w:bidi="fr_FR"/>
+          </w:rPr>
+          <w:rPr>
             <w:color w:val="0000EE"/>
             <w:u w:val="single"/>
           </w:rPr>
@@ -1876,11 +3471,17 @@
         </w:r>
       </w:hyperlink>
       <w:r>
+        <w:rPr>
+          <w:lang w:val="fr_FR" w:bidi="fr_FR"/>
+        </w:rPr>
         <w:t>) et Jonas dans le ventre du grand poisson (</w:t>
       </w:r>
       <w:hyperlink r:id="rId99">
         <w:r>
           <w:rPr>
+            <w:lang w:val="fr_FR" w:bidi="fr_FR"/>
+          </w:rPr>
+          <w:rPr>
             <w:color w:val="0000EE"/>
             <w:u w:val="single"/>
           </w:rPr>
@@ -1888,111 +3489,257 @@
         </w:r>
       </w:hyperlink>
       <w:r>
+        <w:rPr>
+          <w:lang w:val="fr_FR" w:bidi="fr_FR"/>
+        </w:rPr>
         <w:t>), le Seigneur a offert le salut de la mort.</w:t>
       </w:r>
-      <w:r/>
-      <w:r/>
-    </w:p>
-    <w:p>
-      <w:r/>
+      <w:r>
+        <w:rPr>
+          <w:lang w:val="fr_FR" w:bidi="fr_FR"/>
+        </w:rPr>
+      </w:r>
+      <w:r>
+        <w:rPr>
+          <w:lang w:val="fr_FR" w:bidi="fr_FR"/>
+        </w:rPr>
+      </w:r>
+    </w:p>
+    <w:p>
+      <w:pPr/>
+      <w:r>
+        <w:rPr>
+          <w:lang w:val="fr_FR" w:bidi="fr_FR"/>
+        </w:rPr>
+      </w:r>
     </w:p>
     <w:p>
       <w:pPr>
         <w:pStyle w:val="Heading2"/>
       </w:pPr>
       <w:r>
+        <w:rPr>
+          <w:lang w:val="fr_FR" w:bidi="fr_FR"/>
+        </w:rPr>
         <w:t>Lamentations 3.22–33</w:t>
       </w:r>
-      <w:r/>
-    </w:p>
-    <w:p>
-      <w:r/>
-      <w:r>
+      <w:r>
+        <w:rPr>
+          <w:lang w:val="fr_FR" w:bidi="fr_FR"/>
+        </w:rPr>
+      </w:r>
+    </w:p>
+    <w:p>
+      <w:pPr/>
+      <w:r>
+        <w:rPr>
+          <w:lang w:val="fr_FR" w:bidi="fr_FR"/>
+        </w:rPr>
+      </w:r>
+      <w:r>
+        <w:rPr>
+          <w:lang w:val="fr_FR" w:bidi="fr_FR"/>
+        </w:rPr>
         <w:t>L’amour et la fidélité de Dieu ne cessent jamais. Tout comme Dieu avait été fidèle en apportant le jugement sur Jérusalem pour ses péchés, il serait fidèle en apportant la rédemption à ceux qui revenaient à lui.</w:t>
       </w:r>
-      <w:r/>
-      <w:r/>
-    </w:p>
-    <w:p>
-      <w:r/>
+      <w:r>
+        <w:rPr>
+          <w:lang w:val="fr_FR" w:bidi="fr_FR"/>
+        </w:rPr>
+      </w:r>
+      <w:r>
+        <w:rPr>
+          <w:lang w:val="fr_FR" w:bidi="fr_FR"/>
+        </w:rPr>
+      </w:r>
+    </w:p>
+    <w:p>
+      <w:pPr/>
+      <w:r>
+        <w:rPr>
+          <w:lang w:val="fr_FR" w:bidi="fr_FR"/>
+        </w:rPr>
+      </w:r>
     </w:p>
     <w:p>
       <w:pPr>
         <w:pStyle w:val="Heading2"/>
       </w:pPr>
       <w:r>
+        <w:rPr>
+          <w:lang w:val="fr_FR" w:bidi="fr_FR"/>
+        </w:rPr>
         <w:t>Lamentations 3.23</w:t>
       </w:r>
-      <w:r/>
-    </w:p>
-    <w:p>
-      <w:r/>
-      <w:r>
+      <w:r>
+        <w:rPr>
+          <w:lang w:val="fr_FR" w:bidi="fr_FR"/>
+        </w:rPr>
+      </w:r>
+    </w:p>
+    <w:p>
+      <w:pPr/>
+      <w:r>
+        <w:rPr>
+          <w:lang w:val="fr_FR" w:bidi="fr_FR"/>
+        </w:rPr>
+      </w:r>
+      <w:r>
+        <w:rPr>
+          <w:lang w:val="fr_FR" w:bidi="fr_FR"/>
+        </w:rPr>
         <w:t>La fidélité de Dieu se manifeste par sa fiabilité absolue, évidente dans ses miséricordes quotidiennes. Il offre continuellement un monde habitable dans lequel nous pouvons vivre.</w:t>
       </w:r>
-      <w:r/>
-      <w:r/>
-    </w:p>
-    <w:p>
-      <w:r/>
+      <w:r>
+        <w:rPr>
+          <w:lang w:val="fr_FR" w:bidi="fr_FR"/>
+        </w:rPr>
+      </w:r>
+      <w:r>
+        <w:rPr>
+          <w:lang w:val="fr_FR" w:bidi="fr_FR"/>
+        </w:rPr>
+      </w:r>
+    </w:p>
+    <w:p>
+      <w:pPr/>
+      <w:r>
+        <w:rPr>
+          <w:lang w:val="fr_FR" w:bidi="fr_FR"/>
+        </w:rPr>
+      </w:r>
     </w:p>
     <w:p>
       <w:pPr>
         <w:pStyle w:val="Heading2"/>
       </w:pPr>
       <w:r>
+        <w:rPr>
+          <w:lang w:val="fr_FR" w:bidi="fr_FR"/>
+        </w:rPr>
         <w:t>Lamentations 3.26</w:t>
       </w:r>
-      <w:r/>
-    </w:p>
-    <w:p>
-      <w:r/>
-      <w:r>
+      <w:r>
+        <w:rPr>
+          <w:lang w:val="fr_FR" w:bidi="fr_FR"/>
+        </w:rPr>
+      </w:r>
+    </w:p>
+    <w:p>
+      <w:pPr/>
+      <w:r>
+        <w:rPr>
+          <w:lang w:val="fr_FR" w:bidi="fr_FR"/>
+        </w:rPr>
+      </w:r>
+      <w:r>
+        <w:rPr>
+          <w:lang w:val="fr_FR" w:bidi="fr_FR"/>
+        </w:rPr>
         <w:t>Ceux qui ont confiance dans le plan de Dieu peuvent attendre tranquillement son secours.</w:t>
       </w:r>
-      <w:r/>
-      <w:r/>
-    </w:p>
-    <w:p>
-      <w:r/>
+      <w:r>
+        <w:rPr>
+          <w:lang w:val="fr_FR" w:bidi="fr_FR"/>
+        </w:rPr>
+      </w:r>
+      <w:r>
+        <w:rPr>
+          <w:lang w:val="fr_FR" w:bidi="fr_FR"/>
+        </w:rPr>
+      </w:r>
+    </w:p>
+    <w:p>
+      <w:pPr/>
+      <w:r>
+        <w:rPr>
+          <w:lang w:val="fr_FR" w:bidi="fr_FR"/>
+        </w:rPr>
+      </w:r>
     </w:p>
     <w:p>
       <w:pPr>
         <w:pStyle w:val="Heading2"/>
       </w:pPr>
       <w:r>
+        <w:rPr>
+          <w:lang w:val="fr_FR" w:bidi="fr_FR"/>
+        </w:rPr>
         <w:t>Lamentations 3.28</w:t>
       </w:r>
-      <w:r/>
-    </w:p>
-    <w:p>
-      <w:r/>
-      <w:r>
+      <w:r>
+        <w:rPr>
+          <w:lang w:val="fr_FR" w:bidi="fr_FR"/>
+        </w:rPr>
+      </w:r>
+    </w:p>
+    <w:p>
+      <w:pPr/>
+      <w:r>
+        <w:rPr>
+          <w:lang w:val="fr_FR" w:bidi="fr_FR"/>
+        </w:rPr>
+      </w:r>
+      <w:r>
+        <w:rPr>
+          <w:lang w:val="fr_FR" w:bidi="fr_FR"/>
+        </w:rPr>
         <w:t>Il se tiendra solitaire et silencieux : la soumission humble retient la langue et apaise le cœur.</w:t>
       </w:r>
-      <w:r/>
-      <w:r/>
-    </w:p>
-    <w:p>
-      <w:r/>
+      <w:r>
+        <w:rPr>
+          <w:lang w:val="fr_FR" w:bidi="fr_FR"/>
+        </w:rPr>
+      </w:r>
+      <w:r>
+        <w:rPr>
+          <w:lang w:val="fr_FR" w:bidi="fr_FR"/>
+        </w:rPr>
+      </w:r>
+    </w:p>
+    <w:p>
+      <w:pPr/>
+      <w:r>
+        <w:rPr>
+          <w:lang w:val="fr_FR" w:bidi="fr_FR"/>
+        </w:rPr>
+      </w:r>
     </w:p>
     <w:p>
       <w:pPr>
         <w:pStyle w:val="Heading2"/>
       </w:pPr>
       <w:r>
+        <w:rPr>
+          <w:lang w:val="fr_FR" w:bidi="fr_FR"/>
+        </w:rPr>
         <w:t>Lamentations 3.29–30</w:t>
       </w:r>
-      <w:r/>
-    </w:p>
-    <w:p>
-      <w:r/>
-      <w:r>
+      <w:r>
+        <w:rPr>
+          <w:lang w:val="fr_FR" w:bidi="fr_FR"/>
+        </w:rPr>
+      </w:r>
+    </w:p>
+    <w:p>
+      <w:pPr/>
+      <w:r>
+        <w:rPr>
+          <w:lang w:val="fr_FR" w:bidi="fr_FR"/>
+        </w:rPr>
+      </w:r>
+      <w:r>
+        <w:rPr>
+          <w:lang w:val="fr_FR" w:bidi="fr_FR"/>
+        </w:rPr>
         <w:t>Dans l’ancien Proche-Orient, mettre sa bouche dans la poussière exprimait la soumission (</w:t>
       </w:r>
       <w:hyperlink r:id="rId100">
         <w:r>
           <w:rPr>
+            <w:lang w:val="fr_FR" w:bidi="fr_FR"/>
+          </w:rPr>
+          <w:rPr>
             <w:color w:val="0000EE"/>
             <w:u w:val="single"/>
           </w:rPr>
@@ -2000,11 +3747,17 @@
         </w:r>
       </w:hyperlink>
       <w:r>
+        <w:rPr>
+          <w:lang w:val="fr_FR" w:bidi="fr_FR"/>
+        </w:rPr>
         <w:t xml:space="preserve"> ; </w:t>
       </w:r>
       <w:hyperlink r:id="rId101">
         <w:r>
           <w:rPr>
+            <w:lang w:val="fr_FR" w:bidi="fr_FR"/>
+          </w:rPr>
+          <w:rPr>
             <w:color w:val="0000EE"/>
             <w:u w:val="single"/>
           </w:rPr>
@@ -2012,11 +3765,17 @@
         </w:r>
       </w:hyperlink>
       <w:r>
+        <w:rPr>
+          <w:lang w:val="fr_FR" w:bidi="fr_FR"/>
+        </w:rPr>
         <w:t xml:space="preserve"> ; </w:t>
       </w:r>
       <w:hyperlink r:id="rId102">
         <w:r>
           <w:rPr>
+            <w:lang w:val="fr_FR" w:bidi="fr_FR"/>
+          </w:rPr>
+          <w:rPr>
             <w:color w:val="0000EE"/>
             <w:u w:val="single"/>
           </w:rPr>
@@ -2024,11 +3783,17 @@
         </w:r>
       </w:hyperlink>
       <w:r>
+        <w:rPr>
+          <w:lang w:val="fr_FR" w:bidi="fr_FR"/>
+        </w:rPr>
         <w:t xml:space="preserve"> ; </w:t>
       </w:r>
       <w:hyperlink r:id="rId103">
         <w:r>
           <w:rPr>
+            <w:lang w:val="fr_FR" w:bidi="fr_FR"/>
+          </w:rPr>
+          <w:rPr>
             <w:color w:val="0000EE"/>
             <w:u w:val="single"/>
           </w:rPr>
@@ -2036,11 +3801,17 @@
         </w:r>
       </w:hyperlink>
       <w:r>
+        <w:rPr>
+          <w:lang w:val="fr_FR" w:bidi="fr_FR"/>
+        </w:rPr>
         <w:t xml:space="preserve"> ; </w:t>
       </w:r>
       <w:hyperlink r:id="rId104">
         <w:r>
           <w:rPr>
+            <w:lang w:val="fr_FR" w:bidi="fr_FR"/>
+          </w:rPr>
+          <w:rPr>
             <w:color w:val="0000EE"/>
             <w:u w:val="single"/>
           </w:rPr>
@@ -2048,11 +3819,17 @@
         </w:r>
       </w:hyperlink>
       <w:r>
+        <w:rPr>
+          <w:lang w:val="fr_FR" w:bidi="fr_FR"/>
+        </w:rPr>
         <w:t xml:space="preserve"> ; </w:t>
       </w:r>
       <w:hyperlink r:id="rId105">
         <w:r>
           <w:rPr>
+            <w:lang w:val="fr_FR" w:bidi="fr_FR"/>
+          </w:rPr>
+          <w:rPr>
             <w:color w:val="0000EE"/>
             <w:u w:val="single"/>
           </w:rPr>
@@ -2060,11 +3837,17 @@
         </w:r>
       </w:hyperlink>
       <w:r>
+        <w:rPr>
+          <w:lang w:val="fr_FR" w:bidi="fr_FR"/>
+        </w:rPr>
         <w:t xml:space="preserve"> ; </w:t>
       </w:r>
       <w:hyperlink r:id="rId106">
         <w:r>
           <w:rPr>
+            <w:lang w:val="fr_FR" w:bidi="fr_FR"/>
+          </w:rPr>
+          <w:rPr>
             <w:color w:val="0000EE"/>
             <w:u w:val="single"/>
           </w:rPr>
@@ -2072,11 +3855,17 @@
         </w:r>
       </w:hyperlink>
       <w:r>
+        <w:rPr>
+          <w:lang w:val="fr_FR" w:bidi="fr_FR"/>
+        </w:rPr>
         <w:t>). • Présenter la joue exprime également la soumission. Jésus avait évidemment ce verset à l’esprit lorsqu’il enseigna à ses disciples à se soumettre à la persécution (</w:t>
       </w:r>
       <w:hyperlink r:id="rId107">
         <w:r>
           <w:rPr>
+            <w:lang w:val="fr_FR" w:bidi="fr_FR"/>
+          </w:rPr>
+          <w:rPr>
             <w:color w:val="0000EE"/>
             <w:u w:val="single"/>
           </w:rPr>
@@ -2084,31 +3873,65 @@
         </w:r>
       </w:hyperlink>
       <w:r>
+        <w:rPr>
+          <w:lang w:val="fr_FR" w:bidi="fr_FR"/>
+        </w:rPr>
         <w:t>). Cette réponse reconnaît que Dieu est souverain même sur notre souffrance.</w:t>
       </w:r>
-      <w:r/>
-      <w:r/>
-    </w:p>
-    <w:p>
-      <w:r/>
+      <w:r>
+        <w:rPr>
+          <w:lang w:val="fr_FR" w:bidi="fr_FR"/>
+        </w:rPr>
+      </w:r>
+      <w:r>
+        <w:rPr>
+          <w:lang w:val="fr_FR" w:bidi="fr_FR"/>
+        </w:rPr>
+      </w:r>
+    </w:p>
+    <w:p>
+      <w:pPr/>
+      <w:r>
+        <w:rPr>
+          <w:lang w:val="fr_FR" w:bidi="fr_FR"/>
+        </w:rPr>
+      </w:r>
     </w:p>
     <w:p>
       <w:pPr>
         <w:pStyle w:val="Heading2"/>
       </w:pPr>
       <w:r>
+        <w:rPr>
+          <w:lang w:val="fr_FR" w:bidi="fr_FR"/>
+        </w:rPr>
         <w:t>Lamentations 3.31</w:t>
       </w:r>
-      <w:r/>
-    </w:p>
-    <w:p>
-      <w:r/>
-      <w:r>
+      <w:r>
+        <w:rPr>
+          <w:lang w:val="fr_FR" w:bidi="fr_FR"/>
+        </w:rPr>
+      </w:r>
+    </w:p>
+    <w:p>
+      <w:pPr/>
+      <w:r>
+        <w:rPr>
+          <w:lang w:val="fr_FR" w:bidi="fr_FR"/>
+        </w:rPr>
+      </w:r>
+      <w:r>
+        <w:rPr>
+          <w:lang w:val="fr_FR" w:bidi="fr_FR"/>
+        </w:rPr>
         <w:t xml:space="preserve">Voir </w:t>
       </w:r>
       <w:hyperlink r:id="rId108">
         <w:r>
           <w:rPr>
+            <w:lang w:val="fr_FR" w:bidi="fr_FR"/>
+          </w:rPr>
+          <w:rPr>
             <w:color w:val="0000EE"/>
             <w:u w:val="single"/>
           </w:rPr>
@@ -2116,31 +3939,65 @@
         </w:r>
       </w:hyperlink>
       <w:r>
+        <w:rPr>
+          <w:lang w:val="fr_FR" w:bidi="fr_FR"/>
+        </w:rPr>
         <w:t>.</w:t>
       </w:r>
-      <w:r/>
-      <w:r/>
-    </w:p>
-    <w:p>
-      <w:r/>
+      <w:r>
+        <w:rPr>
+          <w:lang w:val="fr_FR" w:bidi="fr_FR"/>
+        </w:rPr>
+      </w:r>
+      <w:r>
+        <w:rPr>
+          <w:lang w:val="fr_FR" w:bidi="fr_FR"/>
+        </w:rPr>
+      </w:r>
+    </w:p>
+    <w:p>
+      <w:pPr/>
+      <w:r>
+        <w:rPr>
+          <w:lang w:val="fr_FR" w:bidi="fr_FR"/>
+        </w:rPr>
+      </w:r>
     </w:p>
     <w:p>
       <w:pPr>
         <w:pStyle w:val="Heading2"/>
       </w:pPr>
       <w:r>
+        <w:rPr>
+          <w:lang w:val="fr_FR" w:bidi="fr_FR"/>
+        </w:rPr>
         <w:t>Lamentations 3.34–36</w:t>
       </w:r>
-      <w:r/>
-    </w:p>
-    <w:p>
-      <w:r/>
-      <w:r>
+      <w:r>
+        <w:rPr>
+          <w:lang w:val="fr_FR" w:bidi="fr_FR"/>
+        </w:rPr>
+      </w:r>
+    </w:p>
+    <w:p>
+      <w:pPr/>
+      <w:r>
+        <w:rPr>
+          <w:lang w:val="fr_FR" w:bidi="fr_FR"/>
+        </w:rPr>
+      </w:r>
+      <w:r>
+        <w:rPr>
+          <w:lang w:val="fr_FR" w:bidi="fr_FR"/>
+        </w:rPr>
         <w:t xml:space="preserve">Les habitants de Juda faisaient de telles choses avant que Jérusalem ne soit détruite (voir </w:t>
       </w:r>
       <w:hyperlink r:id="rId109">
         <w:r>
           <w:rPr>
+            <w:lang w:val="fr_FR" w:bidi="fr_FR"/>
+          </w:rPr>
+          <w:rPr>
             <w:color w:val="0000EE"/>
             <w:u w:val="single"/>
           </w:rPr>
@@ -2148,11 +4005,17 @@
         </w:r>
       </w:hyperlink>
       <w:r>
+        <w:rPr>
+          <w:lang w:val="fr_FR" w:bidi="fr_FR"/>
+        </w:rPr>
         <w:t xml:space="preserve"> ; </w:t>
       </w:r>
       <w:hyperlink r:id="rId110">
         <w:r>
           <w:rPr>
+            <w:lang w:val="fr_FR" w:bidi="fr_FR"/>
+          </w:rPr>
+          <w:rPr>
             <w:color w:val="0000EE"/>
             <w:u w:val="single"/>
           </w:rPr>
@@ -2160,11 +4023,17 @@
         </w:r>
       </w:hyperlink>
       <w:r>
+        <w:rPr>
+          <w:lang w:val="fr_FR" w:bidi="fr_FR"/>
+        </w:rPr>
         <w:t xml:space="preserve"> ; </w:t>
       </w:r>
       <w:hyperlink r:id="rId111">
         <w:r>
           <w:rPr>
+            <w:lang w:val="fr_FR" w:bidi="fr_FR"/>
+          </w:rPr>
+          <w:rPr>
             <w:color w:val="0000EE"/>
             <w:u w:val="single"/>
           </w:rPr>
@@ -2172,11 +4041,17 @@
         </w:r>
       </w:hyperlink>
       <w:r>
+        <w:rPr>
+          <w:lang w:val="fr_FR" w:bidi="fr_FR"/>
+        </w:rPr>
         <w:t xml:space="preserve"> ; </w:t>
       </w:r>
       <w:hyperlink r:id="rId112">
         <w:r>
           <w:rPr>
+            <w:lang w:val="fr_FR" w:bidi="fr_FR"/>
+          </w:rPr>
+          <w:rPr>
             <w:color w:val="0000EE"/>
             <w:u w:val="single"/>
           </w:rPr>
@@ -2184,31 +4059,65 @@
         </w:r>
       </w:hyperlink>
       <w:r>
+        <w:rPr>
+          <w:lang w:val="fr_FR" w:bidi="fr_FR"/>
+        </w:rPr>
         <w:t>).</w:t>
       </w:r>
-      <w:r/>
-      <w:r/>
-    </w:p>
-    <w:p>
-      <w:r/>
+      <w:r>
+        <w:rPr>
+          <w:lang w:val="fr_FR" w:bidi="fr_FR"/>
+        </w:rPr>
+      </w:r>
+      <w:r>
+        <w:rPr>
+          <w:lang w:val="fr_FR" w:bidi="fr_FR"/>
+        </w:rPr>
+      </w:r>
+    </w:p>
+    <w:p>
+      <w:pPr/>
+      <w:r>
+        <w:rPr>
+          <w:lang w:val="fr_FR" w:bidi="fr_FR"/>
+        </w:rPr>
+      </w:r>
     </w:p>
     <w:p>
       <w:pPr>
         <w:pStyle w:val="Heading2"/>
       </w:pPr>
       <w:r>
+        <w:rPr>
+          <w:lang w:val="fr_FR" w:bidi="fr_FR"/>
+        </w:rPr>
         <w:t>Lamentations 3.37–39</w:t>
       </w:r>
-      <w:r/>
-    </w:p>
-    <w:p>
-      <w:r/>
-      <w:r>
+      <w:r>
+        <w:rPr>
+          <w:lang w:val="fr_FR" w:bidi="fr_FR"/>
+        </w:rPr>
+      </w:r>
+    </w:p>
+    <w:p>
+      <w:pPr/>
+      <w:r>
+        <w:rPr>
+          <w:lang w:val="fr_FR" w:bidi="fr_FR"/>
+        </w:rPr>
+      </w:r>
+      <w:r>
+        <w:rPr>
+          <w:lang w:val="fr_FR" w:bidi="fr_FR"/>
+        </w:rPr>
         <w:t>Certaines calamités viennent de causes naturelles (</w:t>
       </w:r>
       <w:hyperlink r:id="rId113">
         <w:r>
           <w:rPr>
+            <w:lang w:val="fr_FR" w:bidi="fr_FR"/>
+          </w:rPr>
+          <w:rPr>
             <w:color w:val="0000EE"/>
             <w:u w:val="single"/>
           </w:rPr>
@@ -2216,11 +4125,17 @@
         </w:r>
       </w:hyperlink>
       <w:r>
+        <w:rPr>
+          <w:lang w:val="fr_FR" w:bidi="fr_FR"/>
+        </w:rPr>
         <w:t>), et des mauvaises choses arrivent aux justes comme aux méchants (</w:t>
       </w:r>
       <w:hyperlink r:id="rId114">
         <w:r>
           <w:rPr>
+            <w:lang w:val="fr_FR" w:bidi="fr_FR"/>
+          </w:rPr>
+          <w:rPr>
             <w:color w:val="0000EE"/>
             <w:u w:val="single"/>
           </w:rPr>
@@ -2228,11 +4143,17 @@
         </w:r>
       </w:hyperlink>
       <w:r>
+        <w:rPr>
+          <w:lang w:val="fr_FR" w:bidi="fr_FR"/>
+        </w:rPr>
         <w:t>) ; quoi qu’il arrive, il faut rendre grâces (</w:t>
       </w:r>
       <w:hyperlink r:id="rId115">
         <w:r>
           <w:rPr>
+            <w:lang w:val="fr_FR" w:bidi="fr_FR"/>
+          </w:rPr>
+          <w:rPr>
             <w:color w:val="0000EE"/>
             <w:u w:val="single"/>
           </w:rPr>
@@ -2240,31 +4161,65 @@
         </w:r>
       </w:hyperlink>
       <w:r>
+        <w:rPr>
+          <w:lang w:val="fr_FR" w:bidi="fr_FR"/>
+        </w:rPr>
         <w:t>) et ne pas se plaindre.</w:t>
       </w:r>
-      <w:r/>
-      <w:r/>
-    </w:p>
-    <w:p>
-      <w:r/>
+      <w:r>
+        <w:rPr>
+          <w:lang w:val="fr_FR" w:bidi="fr_FR"/>
+        </w:rPr>
+      </w:r>
+      <w:r>
+        <w:rPr>
+          <w:lang w:val="fr_FR" w:bidi="fr_FR"/>
+        </w:rPr>
+      </w:r>
+    </w:p>
+    <w:p>
+      <w:pPr/>
+      <w:r>
+        <w:rPr>
+          <w:lang w:val="fr_FR" w:bidi="fr_FR"/>
+        </w:rPr>
+      </w:r>
     </w:p>
     <w:p>
       <w:pPr>
         <w:pStyle w:val="Heading2"/>
       </w:pPr>
       <w:r>
+        <w:rPr>
+          <w:lang w:val="fr_FR" w:bidi="fr_FR"/>
+        </w:rPr>
         <w:t>Lamentations 3.40–42</w:t>
       </w:r>
-      <w:r/>
-    </w:p>
-    <w:p>
-      <w:r/>
-      <w:r>
+      <w:r>
+        <w:rPr>
+          <w:lang w:val="fr_FR" w:bidi="fr_FR"/>
+        </w:rPr>
+      </w:r>
+    </w:p>
+    <w:p>
+      <w:pPr/>
+      <w:r>
+        <w:rPr>
+          <w:lang w:val="fr_FR" w:bidi="fr_FR"/>
+        </w:rPr>
+      </w:r>
+      <w:r>
+        <w:rPr>
+          <w:lang w:val="fr_FR" w:bidi="fr_FR"/>
+        </w:rPr>
         <w:t>Le repentir est la clé pour recevoir le salut (</w:t>
       </w:r>
       <w:hyperlink r:id="rId116">
         <w:r>
           <w:rPr>
+            <w:lang w:val="fr_FR" w:bidi="fr_FR"/>
+          </w:rPr>
+          <w:rPr>
             <w:color w:val="0000EE"/>
             <w:u w:val="single"/>
           </w:rPr>
@@ -2272,11 +4227,17 @@
         </w:r>
       </w:hyperlink>
       <w:r>
+        <w:rPr>
+          <w:lang w:val="fr_FR" w:bidi="fr_FR"/>
+        </w:rPr>
         <w:t xml:space="preserve">; </w:t>
       </w:r>
       <w:hyperlink r:id="rId117">
         <w:r>
           <w:rPr>
+            <w:lang w:val="fr_FR" w:bidi="fr_FR"/>
+          </w:rPr>
+          <w:rPr>
             <w:color w:val="0000EE"/>
             <w:u w:val="single"/>
           </w:rPr>
@@ -2284,11 +4245,17 @@
         </w:r>
       </w:hyperlink>
       <w:r>
+        <w:rPr>
+          <w:lang w:val="fr_FR" w:bidi="fr_FR"/>
+        </w:rPr>
         <w:t xml:space="preserve">; </w:t>
       </w:r>
       <w:hyperlink r:id="rId118">
         <w:r>
           <w:rPr>
+            <w:lang w:val="fr_FR" w:bidi="fr_FR"/>
+          </w:rPr>
+          <w:rPr>
             <w:color w:val="0000EE"/>
             <w:u w:val="single"/>
           </w:rPr>
@@ -2296,51 +4263,113 @@
         </w:r>
       </w:hyperlink>
       <w:r>
+        <w:rPr>
+          <w:lang w:val="fr_FR" w:bidi="fr_FR"/>
+        </w:rPr>
         <w:t>).</w:t>
       </w:r>
-      <w:r/>
-      <w:r/>
-    </w:p>
-    <w:p>
-      <w:r/>
+      <w:r>
+        <w:rPr>
+          <w:lang w:val="fr_FR" w:bidi="fr_FR"/>
+        </w:rPr>
+      </w:r>
+      <w:r>
+        <w:rPr>
+          <w:lang w:val="fr_FR" w:bidi="fr_FR"/>
+        </w:rPr>
+      </w:r>
+    </w:p>
+    <w:p>
+      <w:pPr/>
+      <w:r>
+        <w:rPr>
+          <w:lang w:val="fr_FR" w:bidi="fr_FR"/>
+        </w:rPr>
+      </w:r>
     </w:p>
     <w:p>
       <w:pPr>
         <w:pStyle w:val="Heading2"/>
       </w:pPr>
       <w:r>
+        <w:rPr>
+          <w:lang w:val="fr_FR" w:bidi="fr_FR"/>
+        </w:rPr>
         <w:t>Lamentations 3.48–66</w:t>
       </w:r>
-      <w:r/>
-    </w:p>
-    <w:p>
-      <w:r/>
-      <w:r>
+      <w:r>
+        <w:rPr>
+          <w:lang w:val="fr_FR" w:bidi="fr_FR"/>
+        </w:rPr>
+      </w:r>
+    </w:p>
+    <w:p>
+      <w:pPr/>
+      <w:r>
+        <w:rPr>
+          <w:lang w:val="fr_FR" w:bidi="fr_FR"/>
+        </w:rPr>
+      </w:r>
+      <w:r>
+        <w:rPr>
+          <w:lang w:val="fr_FR" w:bidi="fr_FR"/>
+        </w:rPr>
         <w:t>L’auteur se concentre sur la cruauté des ennemis et s’écrie vers le Seigneur pour obtenir de l’aide.</w:t>
       </w:r>
-      <w:r/>
-      <w:r/>
-    </w:p>
-    <w:p>
-      <w:r/>
+      <w:r>
+        <w:rPr>
+          <w:lang w:val="fr_FR" w:bidi="fr_FR"/>
+        </w:rPr>
+      </w:r>
+      <w:r>
+        <w:rPr>
+          <w:lang w:val="fr_FR" w:bidi="fr_FR"/>
+        </w:rPr>
+      </w:r>
+    </w:p>
+    <w:p>
+      <w:pPr/>
+      <w:r>
+        <w:rPr>
+          <w:lang w:val="fr_FR" w:bidi="fr_FR"/>
+        </w:rPr>
+      </w:r>
     </w:p>
     <w:p>
       <w:pPr>
         <w:pStyle w:val="Heading2"/>
       </w:pPr>
       <w:r>
+        <w:rPr>
+          <w:lang w:val="fr_FR" w:bidi="fr_FR"/>
+        </w:rPr>
         <w:t>Lamentations 3.52–57</w:t>
       </w:r>
-      <w:r/>
-    </w:p>
-    <w:p>
-      <w:r/>
-      <w:r>
+      <w:r>
+        <w:rPr>
+          <w:lang w:val="fr_FR" w:bidi="fr_FR"/>
+        </w:rPr>
+      </w:r>
+    </w:p>
+    <w:p>
+      <w:pPr/>
+      <w:r>
+        <w:rPr>
+          <w:lang w:val="fr_FR" w:bidi="fr_FR"/>
+        </w:rPr>
+      </w:r>
+      <w:r>
+        <w:rPr>
+          <w:lang w:val="fr_FR" w:bidi="fr_FR"/>
+        </w:rPr>
         <w:t>Ce passage peut renvoyer à l’expérience de Jérémie dans la citerne (</w:t>
       </w:r>
       <w:hyperlink r:id="rId119">
         <w:r>
           <w:rPr>
+            <w:lang w:val="fr_FR" w:bidi="fr_FR"/>
+          </w:rPr>
+          <w:rPr>
             <w:color w:val="0000EE"/>
             <w:u w:val="single"/>
           </w:rPr>
@@ -2348,11 +4377,17 @@
         </w:r>
       </w:hyperlink>
       <w:r>
+        <w:rPr>
+          <w:lang w:val="fr_FR" w:bidi="fr_FR"/>
+        </w:rPr>
         <w:t xml:space="preserve">; </w:t>
       </w:r>
       <w:hyperlink r:id="rId120">
         <w:r>
           <w:rPr>
+            <w:lang w:val="fr_FR" w:bidi="fr_FR"/>
+          </w:rPr>
+          <w:rPr>
             <w:color w:val="0000EE"/>
             <w:u w:val="single"/>
           </w:rPr>
@@ -2360,97 +4395,221 @@
         </w:r>
       </w:hyperlink>
       <w:r>
+        <w:rPr>
+          <w:lang w:val="fr_FR" w:bidi="fr_FR"/>
+        </w:rPr>
         <w:t>).</w:t>
       </w:r>
-      <w:r/>
-      <w:r/>
-    </w:p>
-    <w:p>
-      <w:r/>
+      <w:r>
+        <w:rPr>
+          <w:lang w:val="fr_FR" w:bidi="fr_FR"/>
+        </w:rPr>
+      </w:r>
+      <w:r>
+        <w:rPr>
+          <w:lang w:val="fr_FR" w:bidi="fr_FR"/>
+        </w:rPr>
+      </w:r>
+    </w:p>
+    <w:p>
+      <w:pPr/>
+      <w:r>
+        <w:rPr>
+          <w:lang w:val="fr_FR" w:bidi="fr_FR"/>
+        </w:rPr>
+      </w:r>
     </w:p>
     <w:p>
       <w:pPr>
         <w:pStyle w:val="Heading2"/>
       </w:pPr>
       <w:r>
+        <w:rPr>
+          <w:lang w:val="fr_FR" w:bidi="fr_FR"/>
+        </w:rPr>
         <w:t>Lamentations 3.58–66</w:t>
       </w:r>
-      <w:r/>
-    </w:p>
-    <w:p>
-      <w:r/>
-      <w:r>
+      <w:r>
+        <w:rPr>
+          <w:lang w:val="fr_FR" w:bidi="fr_FR"/>
+        </w:rPr>
+      </w:r>
+    </w:p>
+    <w:p>
+      <w:pPr/>
+      <w:r>
+        <w:rPr>
+          <w:lang w:val="fr_FR" w:bidi="fr_FR"/>
+        </w:rPr>
+      </w:r>
+      <w:r>
+        <w:rPr>
+          <w:lang w:val="fr_FR" w:bidi="fr_FR"/>
+        </w:rPr>
         <w:t>Jérusalem méritait une punition, mais ses ennemis l’ont exécutée avec une cruauté injustifiée. L’auteur en appelle à Dieu pour les punir.</w:t>
       </w:r>
-      <w:r/>
-      <w:r/>
-    </w:p>
-    <w:p>
-      <w:r/>
+      <w:r>
+        <w:rPr>
+          <w:lang w:val="fr_FR" w:bidi="fr_FR"/>
+        </w:rPr>
+      </w:r>
+      <w:r>
+        <w:rPr>
+          <w:lang w:val="fr_FR" w:bidi="fr_FR"/>
+        </w:rPr>
+      </w:r>
+    </w:p>
+    <w:p>
+      <w:pPr/>
+      <w:r>
+        <w:rPr>
+          <w:lang w:val="fr_FR" w:bidi="fr_FR"/>
+        </w:rPr>
+      </w:r>
     </w:p>
     <w:p>
       <w:pPr>
         <w:pStyle w:val="Heading2"/>
       </w:pPr>
       <w:r>
+        <w:rPr>
+          <w:lang w:val="fr_FR" w:bidi="fr_FR"/>
+        </w:rPr>
         <w:t>Lamentations 3.64–66</w:t>
       </w:r>
-      <w:r/>
-    </w:p>
-    <w:p>
-      <w:r/>
-      <w:r>
+      <w:r>
+        <w:rPr>
+          <w:lang w:val="fr_FR" w:bidi="fr_FR"/>
+        </w:rPr>
+      </w:r>
+    </w:p>
+    <w:p>
+      <w:pPr/>
+      <w:r>
+        <w:rPr>
+          <w:lang w:val="fr_FR" w:bidi="fr_FR"/>
+        </w:rPr>
+      </w:r>
+      <w:r>
+        <w:rPr>
+          <w:lang w:val="fr_FR" w:bidi="fr_FR"/>
+        </w:rPr>
         <w:t xml:space="preserve">Cette prière pour la vengeance est similaire à plusieurs psaumes (voir la note thématique « </w:t>
       </w:r>
       <w:r>
+        <w:rPr>
+          <w:lang w:val="fr_FR" w:bidi="fr_FR"/>
+        </w:rPr>
         <w:t>Prières pour la vengeance</w:t>
       </w:r>
       <w:r>
+        <w:rPr>
+          <w:lang w:val="fr_FR" w:bidi="fr_FR"/>
+        </w:rPr>
         <w:t xml:space="preserve"> »).</w:t>
       </w:r>
-      <w:r/>
-      <w:r/>
-    </w:p>
-    <w:p>
-      <w:r/>
+      <w:r>
+        <w:rPr>
+          <w:lang w:val="fr_FR" w:bidi="fr_FR"/>
+        </w:rPr>
+      </w:r>
+      <w:r>
+        <w:rPr>
+          <w:lang w:val="fr_FR" w:bidi="fr_FR"/>
+        </w:rPr>
+      </w:r>
+    </w:p>
+    <w:p>
+      <w:pPr/>
+      <w:r>
+        <w:rPr>
+          <w:lang w:val="fr_FR" w:bidi="fr_FR"/>
+        </w:rPr>
+      </w:r>
     </w:p>
     <w:p>
       <w:pPr>
         <w:pStyle w:val="Heading2"/>
       </w:pPr>
       <w:r>
+        <w:rPr>
+          <w:lang w:val="fr_FR" w:bidi="fr_FR"/>
+        </w:rPr>
         <w:t>Lamentations 4.1–22</w:t>
       </w:r>
-      <w:r/>
-    </w:p>
-    <w:p>
-      <w:r/>
-      <w:r>
+      <w:r>
+        <w:rPr>
+          <w:lang w:val="fr_FR" w:bidi="fr_FR"/>
+        </w:rPr>
+      </w:r>
+    </w:p>
+    <w:p>
+      <w:pPr/>
+      <w:r>
+        <w:rPr>
+          <w:lang w:val="fr_FR" w:bidi="fr_FR"/>
+        </w:rPr>
+      </w:r>
+      <w:r>
+        <w:rPr>
+          <w:lang w:val="fr_FR" w:bidi="fr_FR"/>
+        </w:rPr>
         <w:t>Bien que le peuple de Dieu subisse encore son jugement, il connaîtra bientôt la rédemption.</w:t>
       </w:r>
-      <w:r/>
-      <w:r/>
-    </w:p>
-    <w:p>
-      <w:r/>
+      <w:r>
+        <w:rPr>
+          <w:lang w:val="fr_FR" w:bidi="fr_FR"/>
+        </w:rPr>
+      </w:r>
+      <w:r>
+        <w:rPr>
+          <w:lang w:val="fr_FR" w:bidi="fr_FR"/>
+        </w:rPr>
+      </w:r>
+    </w:p>
+    <w:p>
+      <w:pPr/>
+      <w:r>
+        <w:rPr>
+          <w:lang w:val="fr_FR" w:bidi="fr_FR"/>
+        </w:rPr>
+      </w:r>
     </w:p>
     <w:p>
       <w:pPr>
         <w:pStyle w:val="Heading2"/>
       </w:pPr>
       <w:r>
+        <w:rPr>
+          <w:lang w:val="fr_FR" w:bidi="fr_FR"/>
+        </w:rPr>
         <w:t>Lamentations 4.3</w:t>
       </w:r>
-      <w:r/>
-    </w:p>
-    <w:p>
-      <w:r/>
-      <w:r>
+      <w:r>
+        <w:rPr>
+          <w:lang w:val="fr_FR" w:bidi="fr_FR"/>
+        </w:rPr>
+      </w:r>
+    </w:p>
+    <w:p>
+      <w:pPr/>
+      <w:r>
+        <w:rPr>
+          <w:lang w:val="fr_FR" w:bidi="fr_FR"/>
+        </w:rPr>
+      </w:r>
+      <w:r>
+        <w:rPr>
+          <w:lang w:val="fr_FR" w:bidi="fr_FR"/>
+        </w:rPr>
         <w:t xml:space="preserve">Comme les autruches : Voir aussi </w:t>
       </w:r>
       <w:hyperlink r:id="rId121">
         <w:r>
           <w:rPr>
+            <w:lang w:val="fr_FR" w:bidi="fr_FR"/>
+          </w:rPr>
+          <w:rPr>
             <w:color w:val="0000EE"/>
             <w:u w:val="single"/>
           </w:rPr>
@@ -2458,91 +4617,209 @@
         </w:r>
       </w:hyperlink>
       <w:r>
+        <w:rPr>
+          <w:lang w:val="fr_FR" w:bidi="fr_FR"/>
+        </w:rPr>
         <w:t>.</w:t>
       </w:r>
-      <w:r/>
-      <w:r/>
-    </w:p>
-    <w:p>
-      <w:r/>
+      <w:r>
+        <w:rPr>
+          <w:lang w:val="fr_FR" w:bidi="fr_FR"/>
+        </w:rPr>
+      </w:r>
+      <w:r>
+        <w:rPr>
+          <w:lang w:val="fr_FR" w:bidi="fr_FR"/>
+        </w:rPr>
+      </w:r>
+    </w:p>
+    <w:p>
+      <w:pPr/>
+      <w:r>
+        <w:rPr>
+          <w:lang w:val="fr_FR" w:bidi="fr_FR"/>
+        </w:rPr>
+      </w:r>
     </w:p>
     <w:p>
       <w:pPr>
         <w:pStyle w:val="Heading2"/>
       </w:pPr>
       <w:r>
+        <w:rPr>
+          <w:lang w:val="fr_FR" w:bidi="fr_FR"/>
+        </w:rPr>
         <w:t>Lamentations 4.7</w:t>
       </w:r>
-      <w:r/>
-    </w:p>
-    <w:p>
-      <w:r/>
-      <w:r>
+      <w:r>
+        <w:rPr>
+          <w:lang w:val="fr_FR" w:bidi="fr_FR"/>
+        </w:rPr>
+      </w:r>
+    </w:p>
+    <w:p>
+      <w:pPr/>
+      <w:r>
+        <w:rPr>
+          <w:lang w:val="fr_FR" w:bidi="fr_FR"/>
+        </w:rPr>
+      </w:r>
+      <w:r>
+        <w:rPr>
+          <w:lang w:val="fr_FR" w:bidi="fr_FR"/>
+        </w:rPr>
         <w:t>comme le saphir : Le saphir est une belle pierre bleue, assez malléable pour être sculptée. On l’utilise souvent dans les décorations et les mosaïques.</w:t>
       </w:r>
-      <w:r/>
-      <w:r/>
-    </w:p>
-    <w:p>
-      <w:r/>
+      <w:r>
+        <w:rPr>
+          <w:lang w:val="fr_FR" w:bidi="fr_FR"/>
+        </w:rPr>
+      </w:r>
+      <w:r>
+        <w:rPr>
+          <w:lang w:val="fr_FR" w:bidi="fr_FR"/>
+        </w:rPr>
+      </w:r>
+    </w:p>
+    <w:p>
+      <w:pPr/>
+      <w:r>
+        <w:rPr>
+          <w:lang w:val="fr_FR" w:bidi="fr_FR"/>
+        </w:rPr>
+      </w:r>
     </w:p>
     <w:p>
       <w:pPr>
         <w:pStyle w:val="Heading2"/>
       </w:pPr>
       <w:r>
+        <w:rPr>
+          <w:lang w:val="fr_FR" w:bidi="fr_FR"/>
+        </w:rPr>
         <w:t>Lamentations 4.8</w:t>
       </w:r>
-      <w:r/>
-    </w:p>
-    <w:p>
-      <w:r/>
-      <w:r>
+      <w:r>
+        <w:rPr>
+          <w:lang w:val="fr_FR" w:bidi="fr_FR"/>
+        </w:rPr>
+      </w:r>
+    </w:p>
+    <w:p>
+      <w:pPr/>
+      <w:r>
+        <w:rPr>
+          <w:lang w:val="fr_FR" w:bidi="fr_FR"/>
+        </w:rPr>
+      </w:r>
+      <w:r>
+        <w:rPr>
+          <w:lang w:val="fr_FR" w:bidi="fr_FR"/>
+        </w:rPr>
         <w:t>La peau collée sur les os est symptomatique des stades finaux de la famine, juste avant la mort.</w:t>
       </w:r>
-      <w:r/>
-      <w:r/>
-    </w:p>
-    <w:p>
-      <w:r/>
+      <w:r>
+        <w:rPr>
+          <w:lang w:val="fr_FR" w:bidi="fr_FR"/>
+        </w:rPr>
+      </w:r>
+      <w:r>
+        <w:rPr>
+          <w:lang w:val="fr_FR" w:bidi="fr_FR"/>
+        </w:rPr>
+      </w:r>
+    </w:p>
+    <w:p>
+      <w:pPr/>
+      <w:r>
+        <w:rPr>
+          <w:lang w:val="fr_FR" w:bidi="fr_FR"/>
+        </w:rPr>
+      </w:r>
     </w:p>
     <w:p>
       <w:pPr>
         <w:pStyle w:val="Heading2"/>
       </w:pPr>
       <w:r>
+        <w:rPr>
+          <w:lang w:val="fr_FR" w:bidi="fr_FR"/>
+        </w:rPr>
         <w:t>Lamentations 4.9</w:t>
       </w:r>
-      <w:r/>
-    </w:p>
-    <w:p>
-      <w:r/>
-      <w:r>
+      <w:r>
+        <w:rPr>
+          <w:lang w:val="fr_FR" w:bidi="fr_FR"/>
+        </w:rPr>
+      </w:r>
+    </w:p>
+    <w:p>
+      <w:pPr/>
+      <w:r>
+        <w:rPr>
+          <w:lang w:val="fr_FR" w:bidi="fr_FR"/>
+        </w:rPr>
+      </w:r>
+      <w:r>
+        <w:rPr>
+          <w:lang w:val="fr_FR" w:bidi="fr_FR"/>
+        </w:rPr>
         <w:t>Les longs sièges entraînent une grave pénurie de nourriture. Même si les gens pouvaient se rendre aux champs, ils trouveraient les cultures détruites ou déjà récoltées pour nourrir les soldats.</w:t>
       </w:r>
-      <w:r/>
-      <w:r/>
-    </w:p>
-    <w:p>
-      <w:r/>
+      <w:r>
+        <w:rPr>
+          <w:lang w:val="fr_FR" w:bidi="fr_FR"/>
+        </w:rPr>
+      </w:r>
+      <w:r>
+        <w:rPr>
+          <w:lang w:val="fr_FR" w:bidi="fr_FR"/>
+        </w:rPr>
+      </w:r>
+    </w:p>
+    <w:p>
+      <w:pPr/>
+      <w:r>
+        <w:rPr>
+          <w:lang w:val="fr_FR" w:bidi="fr_FR"/>
+        </w:rPr>
+      </w:r>
     </w:p>
     <w:p>
       <w:pPr>
         <w:pStyle w:val="Heading2"/>
       </w:pPr>
       <w:r>
+        <w:rPr>
+          <w:lang w:val="fr_FR" w:bidi="fr_FR"/>
+        </w:rPr>
         <w:t>Lamentations 4.12</w:t>
       </w:r>
-      <w:r/>
-    </w:p>
-    <w:p>
-      <w:r/>
-      <w:r>
+      <w:r>
+        <w:rPr>
+          <w:lang w:val="fr_FR" w:bidi="fr_FR"/>
+        </w:rPr>
+      </w:r>
+    </w:p>
+    <w:p>
+      <w:pPr/>
+      <w:r>
+        <w:rPr>
+          <w:lang w:val="fr_FR" w:bidi="fr_FR"/>
+        </w:rPr>
+      </w:r>
+      <w:r>
+        <w:rPr>
+          <w:lang w:val="fr_FR" w:bidi="fr_FR"/>
+        </w:rPr>
         <w:t>Les rois de la terre n’auraient pas cru… entrerait Dans les portes de Jérusalem : Depuis que Dieu avait délivré Jérusalem de Sanchérib d’Assyrie plus d’un siècle auparavant (</w:t>
       </w:r>
       <w:hyperlink r:id="rId122">
         <w:r>
           <w:rPr>
+            <w:lang w:val="fr_FR" w:bidi="fr_FR"/>
+          </w:rPr>
+          <w:rPr>
             <w:color w:val="0000EE"/>
             <w:u w:val="single"/>
           </w:rPr>
@@ -2550,51 +4827,113 @@
         </w:r>
       </w:hyperlink>
       <w:r>
+        <w:rPr>
+          <w:lang w:val="fr_FR" w:bidi="fr_FR"/>
+        </w:rPr>
         <w:t>), les Judéens croyaient fermement que même le plus puissant roi, Nabuchodonosor de Babylone, ne pouvait vaincre la ville.</w:t>
       </w:r>
-      <w:r/>
-      <w:r/>
-    </w:p>
-    <w:p>
-      <w:r/>
+      <w:r>
+        <w:rPr>
+          <w:lang w:val="fr_FR" w:bidi="fr_FR"/>
+        </w:rPr>
+      </w:r>
+      <w:r>
+        <w:rPr>
+          <w:lang w:val="fr_FR" w:bidi="fr_FR"/>
+        </w:rPr>
+      </w:r>
+    </w:p>
+    <w:p>
+      <w:pPr/>
+      <w:r>
+        <w:rPr>
+          <w:lang w:val="fr_FR" w:bidi="fr_FR"/>
+        </w:rPr>
+      </w:r>
     </w:p>
     <w:p>
       <w:pPr>
         <w:pStyle w:val="Heading2"/>
       </w:pPr>
       <w:r>
+        <w:rPr>
+          <w:lang w:val="fr_FR" w:bidi="fr_FR"/>
+        </w:rPr>
         <w:t>Lamentations 4.15</w:t>
       </w:r>
-      <w:r/>
-    </w:p>
-    <w:p>
-      <w:r/>
-      <w:r>
+      <w:r>
+        <w:rPr>
+          <w:lang w:val="fr_FR" w:bidi="fr_FR"/>
+        </w:rPr>
+      </w:r>
+    </w:p>
+    <w:p>
+      <w:pPr/>
+      <w:r>
+        <w:rPr>
+          <w:lang w:val="fr_FR" w:bidi="fr_FR"/>
+        </w:rPr>
+      </w:r>
+      <w:r>
+        <w:rPr>
+          <w:lang w:val="fr_FR" w:bidi="fr_FR"/>
+        </w:rPr>
         <w:t>Il semble que ces chefs aient fui Jérusalem en tant que réfugiés vers d’autres contrées.</w:t>
       </w:r>
-      <w:r/>
-      <w:r/>
-    </w:p>
-    <w:p>
-      <w:r/>
+      <w:r>
+        <w:rPr>
+          <w:lang w:val="fr_FR" w:bidi="fr_FR"/>
+        </w:rPr>
+      </w:r>
+      <w:r>
+        <w:rPr>
+          <w:lang w:val="fr_FR" w:bidi="fr_FR"/>
+        </w:rPr>
+      </w:r>
+    </w:p>
+    <w:p>
+      <w:pPr/>
+      <w:r>
+        <w:rPr>
+          <w:lang w:val="fr_FR" w:bidi="fr_FR"/>
+        </w:rPr>
+      </w:r>
     </w:p>
     <w:p>
       <w:pPr>
         <w:pStyle w:val="Heading2"/>
       </w:pPr>
       <w:r>
+        <w:rPr>
+          <w:lang w:val="fr_FR" w:bidi="fr_FR"/>
+        </w:rPr>
         <w:t>Lamentations 4.20</w:t>
       </w:r>
-      <w:r/>
-    </w:p>
-    <w:p>
-      <w:r/>
-      <w:r>
+      <w:r>
+        <w:rPr>
+          <w:lang w:val="fr_FR" w:bidi="fr_FR"/>
+        </w:rPr>
+      </w:r>
+    </w:p>
+    <w:p>
+      <w:pPr/>
+      <w:r>
+        <w:rPr>
+          <w:lang w:val="fr_FR" w:bidi="fr_FR"/>
+        </w:rPr>
+      </w:r>
+      <w:r>
+        <w:rPr>
+          <w:lang w:val="fr_FR" w:bidi="fr_FR"/>
+        </w:rPr>
         <w:t>Celui... A été pris dans leurs fosses : Il s’agit d’une référence à Sédécias, qui a essayé de fuir mais a été capturé et traité cruellement par Nebucadnetsar (</w:t>
       </w:r>
       <w:hyperlink r:id="rId123">
         <w:r>
           <w:rPr>
+            <w:lang w:val="fr_FR" w:bidi="fr_FR"/>
+          </w:rPr>
+          <w:rPr>
             <w:color w:val="0000EE"/>
             <w:u w:val="single"/>
           </w:rPr>
@@ -2602,11 +4941,17 @@
         </w:r>
       </w:hyperlink>
       <w:r>
+        <w:rPr>
+          <w:lang w:val="fr_FR" w:bidi="fr_FR"/>
+        </w:rPr>
         <w:t xml:space="preserve"> ; </w:t>
       </w:r>
       <w:hyperlink r:id="rId124">
         <w:r>
           <w:rPr>
+            <w:lang w:val="fr_FR" w:bidi="fr_FR"/>
+          </w:rPr>
+          <w:rPr>
             <w:color w:val="0000EE"/>
             <w:u w:val="single"/>
           </w:rPr>
@@ -2614,11 +4959,17 @@
         </w:r>
       </w:hyperlink>
       <w:r>
+        <w:rPr>
+          <w:lang w:val="fr_FR" w:bidi="fr_FR"/>
+        </w:rPr>
         <w:t xml:space="preserve"> ; </w:t>
       </w:r>
       <w:hyperlink r:id="rId125">
         <w:r>
           <w:rPr>
+            <w:lang w:val="fr_FR" w:bidi="fr_FR"/>
+          </w:rPr>
+          <w:rPr>
             <w:color w:val="0000EE"/>
             <w:u w:val="single"/>
           </w:rPr>
@@ -2626,31 +4977,65 @@
         </w:r>
       </w:hyperlink>
       <w:r>
+        <w:rPr>
+          <w:lang w:val="fr_FR" w:bidi="fr_FR"/>
+        </w:rPr>
         <w:t>).</w:t>
       </w:r>
-      <w:r/>
-      <w:r/>
-    </w:p>
-    <w:p>
-      <w:r/>
+      <w:r>
+        <w:rPr>
+          <w:lang w:val="fr_FR" w:bidi="fr_FR"/>
+        </w:rPr>
+      </w:r>
+      <w:r>
+        <w:rPr>
+          <w:lang w:val="fr_FR" w:bidi="fr_FR"/>
+        </w:rPr>
+      </w:r>
+    </w:p>
+    <w:p>
+      <w:pPr/>
+      <w:r>
+        <w:rPr>
+          <w:lang w:val="fr_FR" w:bidi="fr_FR"/>
+        </w:rPr>
+      </w:r>
     </w:p>
     <w:p>
       <w:pPr>
         <w:pStyle w:val="Heading2"/>
       </w:pPr>
       <w:r>
+        <w:rPr>
+          <w:lang w:val="fr_FR" w:bidi="fr_FR"/>
+        </w:rPr>
         <w:t>Lamentations 4.21</w:t>
       </w:r>
-      <w:r/>
-    </w:p>
-    <w:p>
-      <w:r/>
-      <w:r>
+      <w:r>
+        <w:rPr>
+          <w:lang w:val="fr_FR" w:bidi="fr_FR"/>
+        </w:rPr>
+      </w:r>
+    </w:p>
+    <w:p>
+      <w:pPr/>
+      <w:r>
+        <w:rPr>
+          <w:lang w:val="fr_FR" w:bidi="fr_FR"/>
+        </w:rPr>
+      </w:r>
+      <w:r>
+        <w:rPr>
+          <w:lang w:val="fr_FR" w:bidi="fr_FR"/>
+        </w:rPr>
         <w:t>Uts était une région à l’est du Jourdain qui s’étendait au sud jusqu’à Édom. C’était le domicile de Job (</w:t>
       </w:r>
       <w:hyperlink r:id="rId126">
         <w:r>
           <w:rPr>
+            <w:lang w:val="fr_FR" w:bidi="fr_FR"/>
+          </w:rPr>
+          <w:rPr>
             <w:color w:val="0000EE"/>
             <w:u w:val="single"/>
           </w:rPr>
@@ -2658,31 +5043,65 @@
         </w:r>
       </w:hyperlink>
       <w:r>
+        <w:rPr>
+          <w:lang w:val="fr_FR" w:bidi="fr_FR"/>
+        </w:rPr>
         <w:t>).</w:t>
       </w:r>
-      <w:r/>
-      <w:r/>
-    </w:p>
-    <w:p>
-      <w:r/>
+      <w:r>
+        <w:rPr>
+          <w:lang w:val="fr_FR" w:bidi="fr_FR"/>
+        </w:rPr>
+      </w:r>
+      <w:r>
+        <w:rPr>
+          <w:lang w:val="fr_FR" w:bidi="fr_FR"/>
+        </w:rPr>
+      </w:r>
+    </w:p>
+    <w:p>
+      <w:pPr/>
+      <w:r>
+        <w:rPr>
+          <w:lang w:val="fr_FR" w:bidi="fr_FR"/>
+        </w:rPr>
+      </w:r>
     </w:p>
     <w:p>
       <w:pPr>
         <w:pStyle w:val="Heading2"/>
       </w:pPr>
       <w:r>
+        <w:rPr>
+          <w:lang w:val="fr_FR" w:bidi="fr_FR"/>
+        </w:rPr>
         <w:t>Lamentations 4.21–22</w:t>
       </w:r>
-      <w:r/>
-    </w:p>
-    <w:p>
-      <w:r/>
-      <w:r>
+      <w:r>
+        <w:rPr>
+          <w:lang w:val="fr_FR" w:bidi="fr_FR"/>
+        </w:rPr>
+      </w:r>
+    </w:p>
+    <w:p>
+      <w:pPr/>
+      <w:r>
+        <w:rPr>
+          <w:lang w:val="fr_FR" w:bidi="fr_FR"/>
+        </w:rPr>
+      </w:r>
+      <w:r>
+        <w:rPr>
+          <w:lang w:val="fr_FR" w:bidi="fr_FR"/>
+        </w:rPr>
         <w:t xml:space="preserve">Les habitants d’Édom se sentaient en sécurité et se réjouissaient du malheur de Jérusalem, mais eux aussi subiraient une punition pour leurs péchés (voir </w:t>
       </w:r>
       <w:hyperlink r:id="rId127">
         <w:r>
           <w:rPr>
+            <w:lang w:val="fr_FR" w:bidi="fr_FR"/>
+          </w:rPr>
+          <w:rPr>
             <w:color w:val="0000EE"/>
             <w:u w:val="single"/>
           </w:rPr>
@@ -2690,11 +5109,17 @@
         </w:r>
       </w:hyperlink>
       <w:r>
+        <w:rPr>
+          <w:lang w:val="fr_FR" w:bidi="fr_FR"/>
+        </w:rPr>
         <w:t xml:space="preserve"> ; </w:t>
       </w:r>
       <w:hyperlink r:id="rId128">
         <w:r>
           <w:rPr>
+            <w:lang w:val="fr_FR" w:bidi="fr_FR"/>
+          </w:rPr>
+          <w:rPr>
             <w:color w:val="0000EE"/>
             <w:u w:val="single"/>
           </w:rPr>
@@ -2702,31 +5127,65 @@
         </w:r>
       </w:hyperlink>
       <w:r>
+        <w:rPr>
+          <w:lang w:val="fr_FR" w:bidi="fr_FR"/>
+        </w:rPr>
         <w:t>).</w:t>
       </w:r>
-      <w:r/>
-      <w:r/>
-    </w:p>
-    <w:p>
-      <w:r/>
+      <w:r>
+        <w:rPr>
+          <w:lang w:val="fr_FR" w:bidi="fr_FR"/>
+        </w:rPr>
+      </w:r>
+      <w:r>
+        <w:rPr>
+          <w:lang w:val="fr_FR" w:bidi="fr_FR"/>
+        </w:rPr>
+      </w:r>
+    </w:p>
+    <w:p>
+      <w:pPr/>
+      <w:r>
+        <w:rPr>
+          <w:lang w:val="fr_FR" w:bidi="fr_FR"/>
+        </w:rPr>
+      </w:r>
     </w:p>
     <w:p>
       <w:pPr>
         <w:pStyle w:val="Heading2"/>
       </w:pPr>
       <w:r>
+        <w:rPr>
+          <w:lang w:val="fr_FR" w:bidi="fr_FR"/>
+        </w:rPr>
         <w:t>Lamentations 4.22</w:t>
       </w:r>
-      <w:r/>
-    </w:p>
-    <w:p>
-      <w:r/>
-      <w:r>
+      <w:r>
+        <w:rPr>
+          <w:lang w:val="fr_FR" w:bidi="fr_FR"/>
+        </w:rPr>
+      </w:r>
+    </w:p>
+    <w:p>
+      <w:pPr/>
+      <w:r>
+        <w:rPr>
+          <w:lang w:val="fr_FR" w:bidi="fr_FR"/>
+        </w:rPr>
+      </w:r>
+      <w:r>
+        <w:rPr>
+          <w:lang w:val="fr_FR" w:bidi="fr_FR"/>
+        </w:rPr>
         <w:t>Le premier retour d’exil a eu lieu en 538 av. J.‑C., après la victoire de Cyrus de Perse face à Babylone (</w:t>
       </w:r>
       <w:hyperlink r:id="rId129">
         <w:r>
           <w:rPr>
+            <w:lang w:val="fr_FR" w:bidi="fr_FR"/>
+          </w:rPr>
+          <w:rPr>
             <w:color w:val="0000EE"/>
             <w:u w:val="single"/>
           </w:rPr>
@@ -2734,11 +5193,17 @@
         </w:r>
       </w:hyperlink>
       <w:r>
+        <w:rPr>
+          <w:lang w:val="fr_FR" w:bidi="fr_FR"/>
+        </w:rPr>
         <w:t xml:space="preserve"> ; </w:t>
       </w:r>
       <w:hyperlink r:id="rId130">
         <w:r>
           <w:rPr>
+            <w:lang w:val="fr_FR" w:bidi="fr_FR"/>
+          </w:rPr>
+          <w:rPr>
             <w:color w:val="0000EE"/>
             <w:u w:val="single"/>
           </w:rPr>
@@ -2746,31 +5211,65 @@
         </w:r>
       </w:hyperlink>
       <w:r>
+        <w:rPr>
+          <w:lang w:val="fr_FR" w:bidi="fr_FR"/>
+        </w:rPr>
         <w:t>).</w:t>
       </w:r>
-      <w:r/>
-      <w:r/>
-    </w:p>
-    <w:p>
-      <w:r/>
+      <w:r>
+        <w:rPr>
+          <w:lang w:val="fr_FR" w:bidi="fr_FR"/>
+        </w:rPr>
+      </w:r>
+      <w:r>
+        <w:rPr>
+          <w:lang w:val="fr_FR" w:bidi="fr_FR"/>
+        </w:rPr>
+      </w:r>
+    </w:p>
+    <w:p>
+      <w:pPr/>
+      <w:r>
+        <w:rPr>
+          <w:lang w:val="fr_FR" w:bidi="fr_FR"/>
+        </w:rPr>
+      </w:r>
     </w:p>
     <w:p>
       <w:pPr>
         <w:pStyle w:val="Heading2"/>
       </w:pPr>
       <w:r>
+        <w:rPr>
+          <w:lang w:val="fr_FR" w:bidi="fr_FR"/>
+        </w:rPr>
         <w:t>Lamentations 5.1–22</w:t>
       </w:r>
-      <w:r/>
-    </w:p>
-    <w:p>
-      <w:r/>
-      <w:r>
+      <w:r>
+        <w:rPr>
+          <w:lang w:val="fr_FR" w:bidi="fr_FR"/>
+        </w:rPr>
+      </w:r>
+    </w:p>
+    <w:p>
+      <w:pPr/>
+      <w:r>
+        <w:rPr>
+          <w:lang w:val="fr_FR" w:bidi="fr_FR"/>
+        </w:rPr>
+      </w:r>
+      <w:r>
+        <w:rPr>
+          <w:lang w:val="fr_FR" w:bidi="fr_FR"/>
+        </w:rPr>
         <w:t xml:space="preserve">Ce chapitre est une prière sincère pour le repentir (cf. </w:t>
       </w:r>
       <w:hyperlink r:id="rId131">
         <w:r>
           <w:rPr>
+            <w:lang w:val="fr_FR" w:bidi="fr_FR"/>
+          </w:rPr>
+          <w:rPr>
             <w:color w:val="0000EE"/>
             <w:u w:val="single"/>
           </w:rPr>
@@ -2778,31 +5277,65 @@
         </w:r>
       </w:hyperlink>
       <w:r>
+        <w:rPr>
+          <w:lang w:val="fr_FR" w:bidi="fr_FR"/>
+        </w:rPr>
         <w:t>).</w:t>
       </w:r>
-      <w:r/>
-      <w:r/>
-    </w:p>
-    <w:p>
-      <w:r/>
+      <w:r>
+        <w:rPr>
+          <w:lang w:val="fr_FR" w:bidi="fr_FR"/>
+        </w:rPr>
+      </w:r>
+      <w:r>
+        <w:rPr>
+          <w:lang w:val="fr_FR" w:bidi="fr_FR"/>
+        </w:rPr>
+      </w:r>
+    </w:p>
+    <w:p>
+      <w:pPr/>
+      <w:r>
+        <w:rPr>
+          <w:lang w:val="fr_FR" w:bidi="fr_FR"/>
+        </w:rPr>
+      </w:r>
     </w:p>
     <w:p>
       <w:pPr>
         <w:pStyle w:val="Heading2"/>
       </w:pPr>
       <w:r>
+        <w:rPr>
+          <w:lang w:val="fr_FR" w:bidi="fr_FR"/>
+        </w:rPr>
         <w:t>Lamentations 5.10</w:t>
       </w:r>
-      <w:r/>
-    </w:p>
-    <w:p>
-      <w:r/>
-      <w:r>
+      <w:r>
+        <w:rPr>
+          <w:lang w:val="fr_FR" w:bidi="fr_FR"/>
+        </w:rPr>
+      </w:r>
+    </w:p>
+    <w:p>
+      <w:pPr/>
+      <w:r>
+        <w:rPr>
+          <w:lang w:val="fr_FR" w:bidi="fr_FR"/>
+        </w:rPr>
+      </w:r>
+      <w:r>
+        <w:rPr>
+          <w:lang w:val="fr_FR" w:bidi="fr_FR"/>
+        </w:rPr>
         <w:t>Il y avait une famine dans la ville pendant le siège (</w:t>
       </w:r>
       <w:hyperlink r:id="rId132">
         <w:r>
           <w:rPr>
+            <w:lang w:val="fr_FR" w:bidi="fr_FR"/>
+          </w:rPr>
+          <w:rPr>
             <w:color w:val="0000EE"/>
             <w:u w:val="single"/>
           </w:rPr>
@@ -2810,11 +5343,17 @@
         </w:r>
       </w:hyperlink>
       <w:r>
+        <w:rPr>
+          <w:lang w:val="fr_FR" w:bidi="fr_FR"/>
+        </w:rPr>
         <w:t xml:space="preserve">; </w:t>
       </w:r>
       <w:hyperlink r:id="rId45">
         <w:r>
           <w:rPr>
+            <w:lang w:val="fr_FR" w:bidi="fr_FR"/>
+          </w:rPr>
+          <w:rPr>
             <w:color w:val="0000EE"/>
             <w:u w:val="single"/>
           </w:rPr>
@@ -2822,11 +5361,17 @@
         </w:r>
       </w:hyperlink>
       <w:r>
+        <w:rPr>
+          <w:lang w:val="fr_FR" w:bidi="fr_FR"/>
+        </w:rPr>
         <w:t xml:space="preserve">; </w:t>
       </w:r>
       <w:hyperlink r:id="rId133">
         <w:r>
           <w:rPr>
+            <w:lang w:val="fr_FR" w:bidi="fr_FR"/>
+          </w:rPr>
+          <w:rPr>
             <w:color w:val="0000EE"/>
             <w:u w:val="single"/>
           </w:rPr>
@@ -2834,11 +5379,17 @@
         </w:r>
       </w:hyperlink>
       <w:r>
+        <w:rPr>
+          <w:lang w:val="fr_FR" w:bidi="fr_FR"/>
+        </w:rPr>
         <w:t xml:space="preserve">; </w:t>
       </w:r>
       <w:hyperlink r:id="rId134">
         <w:r>
           <w:rPr>
+            <w:lang w:val="fr_FR" w:bidi="fr_FR"/>
+          </w:rPr>
+          <w:rPr>
             <w:color w:val="0000EE"/>
             <w:u w:val="single"/>
           </w:rPr>
@@ -2846,31 +5397,65 @@
         </w:r>
       </w:hyperlink>
       <w:r>
+        <w:rPr>
+          <w:lang w:val="fr_FR" w:bidi="fr_FR"/>
+        </w:rPr>
         <w:t>).</w:t>
       </w:r>
-      <w:r/>
-      <w:r/>
-    </w:p>
-    <w:p>
-      <w:r/>
+      <w:r>
+        <w:rPr>
+          <w:lang w:val="fr_FR" w:bidi="fr_FR"/>
+        </w:rPr>
+      </w:r>
+      <w:r>
+        <w:rPr>
+          <w:lang w:val="fr_FR" w:bidi="fr_FR"/>
+        </w:rPr>
+      </w:r>
+    </w:p>
+    <w:p>
+      <w:pPr/>
+      <w:r>
+        <w:rPr>
+          <w:lang w:val="fr_FR" w:bidi="fr_FR"/>
+        </w:rPr>
+      </w:r>
     </w:p>
     <w:p>
       <w:pPr>
         <w:pStyle w:val="Heading2"/>
       </w:pPr>
       <w:r>
+        <w:rPr>
+          <w:lang w:val="fr_FR" w:bidi="fr_FR"/>
+        </w:rPr>
         <w:t>Lamentations 5.12–17</w:t>
       </w:r>
-      <w:r/>
-    </w:p>
-    <w:p>
-      <w:r/>
-      <w:r>
+      <w:r>
+        <w:rPr>
+          <w:lang w:val="fr_FR" w:bidi="fr_FR"/>
+        </w:rPr>
+      </w:r>
+    </w:p>
+    <w:p>
+      <w:pPr/>
+      <w:r>
+        <w:rPr>
+          <w:lang w:val="fr_FR" w:bidi="fr_FR"/>
+        </w:rPr>
+      </w:r>
+      <w:r>
+        <w:rPr>
+          <w:lang w:val="fr_FR" w:bidi="fr_FR"/>
+        </w:rPr>
         <w:t xml:space="preserve">Ces événements terribles sont survenus parce que le peuple avait péché (voir </w:t>
       </w:r>
       <w:hyperlink r:id="rId135">
         <w:r>
           <w:rPr>
+            <w:lang w:val="fr_FR" w:bidi="fr_FR"/>
+          </w:rPr>
+          <w:rPr>
             <w:color w:val="0000EE"/>
             <w:u w:val="single"/>
           </w:rPr>
@@ -2878,11 +5463,17 @@
         </w:r>
       </w:hyperlink>
       <w:r>
+        <w:rPr>
+          <w:lang w:val="fr_FR" w:bidi="fr_FR"/>
+        </w:rPr>
         <w:t xml:space="preserve"> ; </w:t>
       </w:r>
       <w:hyperlink r:id="rId136">
         <w:r>
           <w:rPr>
+            <w:lang w:val="fr_FR" w:bidi="fr_FR"/>
+          </w:rPr>
+          <w:rPr>
             <w:color w:val="0000EE"/>
             <w:u w:val="single"/>
           </w:rPr>
@@ -2890,11 +5481,17 @@
         </w:r>
       </w:hyperlink>
       <w:r>
+        <w:rPr>
+          <w:lang w:val="fr_FR" w:bidi="fr_FR"/>
+        </w:rPr>
         <w:t xml:space="preserve"> ; </w:t>
       </w:r>
       <w:hyperlink r:id="rId137">
         <w:r>
           <w:rPr>
+            <w:lang w:val="fr_FR" w:bidi="fr_FR"/>
+          </w:rPr>
+          <w:rPr>
             <w:color w:val="0000EE"/>
             <w:u w:val="single"/>
           </w:rPr>
@@ -2902,11 +5499,17 @@
         </w:r>
       </w:hyperlink>
       <w:r>
+        <w:rPr>
+          <w:lang w:val="fr_FR" w:bidi="fr_FR"/>
+        </w:rPr>
         <w:t xml:space="preserve"> ; </w:t>
       </w:r>
       <w:hyperlink r:id="rId138">
         <w:r>
           <w:rPr>
+            <w:lang w:val="fr_FR" w:bidi="fr_FR"/>
+          </w:rPr>
+          <w:rPr>
             <w:color w:val="0000EE"/>
             <w:u w:val="single"/>
           </w:rPr>
@@ -2914,11 +5517,17 @@
         </w:r>
       </w:hyperlink>
       <w:r>
+        <w:rPr>
+          <w:lang w:val="fr_FR" w:bidi="fr_FR"/>
+        </w:rPr>
         <w:t xml:space="preserve"> ; </w:t>
       </w:r>
       <w:hyperlink r:id="rId139">
         <w:r>
           <w:rPr>
+            <w:lang w:val="fr_FR" w:bidi="fr_FR"/>
+          </w:rPr>
+          <w:rPr>
             <w:color w:val="0000EE"/>
             <w:u w:val="single"/>
           </w:rPr>
@@ -2926,31 +5535,65 @@
         </w:r>
       </w:hyperlink>
       <w:r>
+        <w:rPr>
+          <w:lang w:val="fr_FR" w:bidi="fr_FR"/>
+        </w:rPr>
         <w:t>).</w:t>
       </w:r>
-      <w:r/>
-      <w:r/>
-    </w:p>
-    <w:p>
-      <w:r/>
+      <w:r>
+        <w:rPr>
+          <w:lang w:val="fr_FR" w:bidi="fr_FR"/>
+        </w:rPr>
+      </w:r>
+      <w:r>
+        <w:rPr>
+          <w:lang w:val="fr_FR" w:bidi="fr_FR"/>
+        </w:rPr>
+      </w:r>
+    </w:p>
+    <w:p>
+      <w:pPr/>
+      <w:r>
+        <w:rPr>
+          <w:lang w:val="fr_FR" w:bidi="fr_FR"/>
+        </w:rPr>
+      </w:r>
     </w:p>
     <w:p>
       <w:pPr>
         <w:pStyle w:val="Heading2"/>
       </w:pPr>
       <w:r>
+        <w:rPr>
+          <w:lang w:val="fr_FR" w:bidi="fr_FR"/>
+        </w:rPr>
         <w:t>Lamentations 5.18</w:t>
       </w:r>
-      <w:r/>
-    </w:p>
-    <w:p>
-      <w:r/>
-      <w:r>
+      <w:r>
+        <w:rPr>
+          <w:lang w:val="fr_FR" w:bidi="fr_FR"/>
+        </w:rPr>
+      </w:r>
+    </w:p>
+    <w:p>
+      <w:pPr/>
+      <w:r>
+        <w:rPr>
+          <w:lang w:val="fr_FR" w:bidi="fr_FR"/>
+        </w:rPr>
+      </w:r>
+      <w:r>
+        <w:rPr>
+          <w:lang w:val="fr_FR" w:bidi="fr_FR"/>
+        </w:rPr>
         <w:t xml:space="preserve">les renards s'y promènent : Cf. </w:t>
       </w:r>
       <w:hyperlink r:id="rId140">
         <w:r>
           <w:rPr>
+            <w:lang w:val="fr_FR" w:bidi="fr_FR"/>
+          </w:rPr>
+          <w:rPr>
             <w:color w:val="0000EE"/>
             <w:u w:val="single"/>
           </w:rPr>
@@ -2958,11 +5601,17 @@
         </w:r>
       </w:hyperlink>
       <w:r>
+        <w:rPr>
+          <w:lang w:val="fr_FR" w:bidi="fr_FR"/>
+        </w:rPr>
         <w:t xml:space="preserve"> ; </w:t>
       </w:r>
       <w:hyperlink r:id="rId141">
         <w:r>
           <w:rPr>
+            <w:lang w:val="fr_FR" w:bidi="fr_FR"/>
+          </w:rPr>
+          <w:rPr>
             <w:color w:val="0000EE"/>
             <w:u w:val="single"/>
           </w:rPr>
@@ -2970,11 +5619,17 @@
         </w:r>
       </w:hyperlink>
       <w:r>
+        <w:rPr>
+          <w:lang w:val="fr_FR" w:bidi="fr_FR"/>
+        </w:rPr>
         <w:t xml:space="preserve"> ; </w:t>
       </w:r>
       <w:hyperlink r:id="rId142">
         <w:r>
           <w:rPr>
+            <w:lang w:val="fr_FR" w:bidi="fr_FR"/>
+          </w:rPr>
+          <w:rPr>
             <w:color w:val="0000EE"/>
             <w:u w:val="single"/>
           </w:rPr>
@@ -2982,11 +5637,17 @@
         </w:r>
       </w:hyperlink>
       <w:r>
+        <w:rPr>
+          <w:lang w:val="fr_FR" w:bidi="fr_FR"/>
+        </w:rPr>
         <w:t xml:space="preserve">; </w:t>
       </w:r>
       <w:hyperlink r:id="rId143">
         <w:r>
           <w:rPr>
+            <w:lang w:val="fr_FR" w:bidi="fr_FR"/>
+          </w:rPr>
+          <w:rPr>
             <w:color w:val="0000EE"/>
             <w:u w:val="single"/>
           </w:rPr>
@@ -2994,11 +5655,17 @@
         </w:r>
       </w:hyperlink>
       <w:r>
+        <w:rPr>
+          <w:lang w:val="fr_FR" w:bidi="fr_FR"/>
+        </w:rPr>
         <w:t xml:space="preserve">; </w:t>
       </w:r>
       <w:hyperlink r:id="rId144">
         <w:r>
           <w:rPr>
+            <w:lang w:val="fr_FR" w:bidi="fr_FR"/>
+          </w:rPr>
+          <w:rPr>
             <w:color w:val="0000EE"/>
             <w:u w:val="single"/>
           </w:rPr>
@@ -3006,31 +5673,65 @@
         </w:r>
       </w:hyperlink>
       <w:r>
+        <w:rPr>
+          <w:lang w:val="fr_FR" w:bidi="fr_FR"/>
+        </w:rPr>
         <w:t>.</w:t>
       </w:r>
-      <w:r/>
-      <w:r/>
-    </w:p>
-    <w:p>
-      <w:r/>
+      <w:r>
+        <w:rPr>
+          <w:lang w:val="fr_FR" w:bidi="fr_FR"/>
+        </w:rPr>
+      </w:r>
+      <w:r>
+        <w:rPr>
+          <w:lang w:val="fr_FR" w:bidi="fr_FR"/>
+        </w:rPr>
+      </w:r>
+    </w:p>
+    <w:p>
+      <w:pPr/>
+      <w:r>
+        <w:rPr>
+          <w:lang w:val="fr_FR" w:bidi="fr_FR"/>
+        </w:rPr>
+      </w:r>
     </w:p>
     <w:p>
       <w:pPr>
         <w:pStyle w:val="Heading2"/>
       </w:pPr>
       <w:r>
+        <w:rPr>
+          <w:lang w:val="fr_FR" w:bidi="fr_FR"/>
+        </w:rPr>
         <w:t>Lamentations 5.22</w:t>
       </w:r>
-      <w:r/>
-    </w:p>
-    <w:p>
-      <w:r/>
-      <w:r>
+      <w:r>
+        <w:rPr>
+          <w:lang w:val="fr_FR" w:bidi="fr_FR"/>
+        </w:rPr>
+      </w:r>
+    </w:p>
+    <w:p>
+      <w:pPr/>
+      <w:r>
+        <w:rPr>
+          <w:lang w:val="fr_FR" w:bidi="fr_FR"/>
+        </w:rPr>
+      </w:r>
+      <w:r>
+        <w:rPr>
+          <w:lang w:val="fr_FR" w:bidi="fr_FR"/>
+        </w:rPr>
         <w:t>Nous aurais-tu entièrement rejetés ? : La tragédie de l’Exil a soulevé la question de savoir si Dieu pardonnera le péché et restaurera son peuple. Dieu y a répondu clairement par les prophètes (</w:t>
       </w:r>
       <w:hyperlink r:id="rId145">
         <w:r>
           <w:rPr>
+            <w:lang w:val="fr_FR" w:bidi="fr_FR"/>
+          </w:rPr>
+          <w:rPr>
             <w:color w:val="0000EE"/>
             <w:u w:val="single"/>
           </w:rPr>
@@ -3038,11 +5739,17 @@
         </w:r>
       </w:hyperlink>
       <w:r>
+        <w:rPr>
+          <w:lang w:val="fr_FR" w:bidi="fr_FR"/>
+        </w:rPr>
         <w:t xml:space="preserve"> ; </w:t>
       </w:r>
       <w:hyperlink r:id="rId146">
         <w:r>
           <w:rPr>
+            <w:lang w:val="fr_FR" w:bidi="fr_FR"/>
+          </w:rPr>
+          <w:rPr>
             <w:color w:val="0000EE"/>
             <w:u w:val="single"/>
           </w:rPr>
@@ -3050,11 +5757,17 @@
         </w:r>
       </w:hyperlink>
       <w:r>
+        <w:rPr>
+          <w:lang w:val="fr_FR" w:bidi="fr_FR"/>
+        </w:rPr>
         <w:t>) et en envoyant Christ (</w:t>
       </w:r>
       <w:hyperlink r:id="rId147">
         <w:r>
           <w:rPr>
+            <w:lang w:val="fr_FR" w:bidi="fr_FR"/>
+          </w:rPr>
+          <w:rPr>
             <w:color w:val="0000EE"/>
             <w:u w:val="single"/>
           </w:rPr>
@@ -3062,11 +5775,17 @@
         </w:r>
       </w:hyperlink>
       <w:r>
+        <w:rPr>
+          <w:lang w:val="fr_FR" w:bidi="fr_FR"/>
+        </w:rPr>
         <w:t xml:space="preserve"> ; </w:t>
       </w:r>
       <w:hyperlink r:id="rId148">
         <w:r>
           <w:rPr>
+            <w:lang w:val="fr_FR" w:bidi="fr_FR"/>
+          </w:rPr>
+          <w:rPr>
             <w:color w:val="0000EE"/>
             <w:u w:val="single"/>
           </w:rPr>
@@ -3074,11 +5793,17 @@
         </w:r>
       </w:hyperlink>
       <w:r>
+        <w:rPr>
+          <w:lang w:val="fr_FR" w:bidi="fr_FR"/>
+        </w:rPr>
         <w:t xml:space="preserve"> ; </w:t>
       </w:r>
       <w:hyperlink r:id="rId149">
         <w:r>
           <w:rPr>
+            <w:lang w:val="fr_FR" w:bidi="fr_FR"/>
+          </w:rPr>
+          <w:rPr>
             <w:color w:val="0000EE"/>
             <w:u w:val="single"/>
           </w:rPr>
@@ -3086,10 +5811,21 @@
         </w:r>
       </w:hyperlink>
       <w:r>
+        <w:rPr>
+          <w:lang w:val="fr_FR" w:bidi="fr_FR"/>
+        </w:rPr>
         <w:t>).</w:t>
       </w:r>
-      <w:r/>
-      <w:r/>
+      <w:r>
+        <w:rPr>
+          <w:lang w:val="fr_FR" w:bidi="fr_FR"/>
+        </w:rPr>
+      </w:r>
+      <w:r>
+        <w:rPr>
+          <w:lang w:val="fr_FR" w:bidi="fr_FR"/>
+        </w:rPr>
+      </w:r>
     </w:p>
     <w:sectPr>
       <w:footnotePr>
@@ -4991,7 +7727,7 @@
     <w:rPrDefault>
       <w:rPr>
         <w:rFonts w:ascii="Times New Roman" w:eastAsia="Times New Roman" w:hAnsi="Times New Roman" w:cs="Times New Roman"/>
-        <w:lang w:val="en-US" w:eastAsia="en-US" w:bidi="ar-SA"/>
+        <w:lang w:val="fr_FR" w:eastAsia="en-US" w:bidi="ar-SA"/>
       </w:rPr>
     </w:rPrDefault>
     <w:pPrDefault/>

--- a/fra/docx/25.content.docx
+++ b/fra/docx/25.content.docx
@@ -163,13 +163,6 @@
         <w:rPr>
           <w:lang w:val="fr_FR" w:bidi="fr_FR"/>
         </w:rPr>
-      </w:r>
-      <w:r>
-        <w:rPr>
-          <w:i/>
-          <w:lang w:val="fr_FR" w:bidi="fr_FR"/>
-        </w:rPr>
-        <w:t>Lamentations 1.1–22, Lamentations 1.2, Lamentations 1.3, Lamentations 1.4, Lamentations 1.5, Lamentations 1.7, Lamentations 1.8–9, Lamentations 1.10, Lamentations 1.13, Lamentations 1.14, Lamentations 1.15, Lamentations 1:19, Lamentations 1.20, Lamentations 1.21, Lamentations 2.1, Lamentations 2.1–22, Lamentations 2.3–4, Lamentations 2.6, Lamentations 2.7, Lamentations 2.8, Lamentations 2.9, Lamentations 2.10, Lamentations 2.13, Lamentations 2.16, Lamentations 2.17, Lamentations 2.18–19, Lamentations 2.20, Lamentations 2.22, Lamentations 3.1–24, Lamentations 3.1–66, Lamentations 3.6–9, Lamentations 3.9, Lamentations 3.12, Lamentations 3.19, Lamentations 3.22, Lamentations 3.22–33, Lamentations 3.23, Lamentations 3.26, Lamentations 3.28, Lamentations 3.29–30, Lamentations 3.31, Lamentations 3.34–36, Lamentations 3.37–39, Lamentations 3.40–42, Lamentations 3.48–66, Lamentations 3.52–57, Lamentations 3.58–66, Lamentations 3.64–66, Lamentations 4.1–22, Lamentations 4.3, Lamentations 4.7, Lamentations 4.8, Lamentations 4.9, Lamentations 4.12, Lamentations 4.15, Lamentations 4.20, Lamentations 4.21, Lamentations 4.21–22, Lamentations 4.22, Lamentations 5.1–22, Lamentations 5.10, Lamentations 5.12–17, Lamentations 5.18, Lamentations 5.22</w:t>
       </w:r>
       <w:r>
         <w:rPr>

--- a/fra/docx/25.content.docx
+++ b/fra/docx/25.content.docx
@@ -150,19 +150,6 @@
           <w:lang w:val="fr_FR" w:bidi="fr_FR"/>
         </w:rPr>
         <w:t>LAM</w:t>
-      </w:r>
-      <w:r>
-        <w:rPr>
-          <w:lang w:val="fr_FR" w:bidi="fr_FR"/>
-        </w:rPr>
-      </w:r>
-    </w:p>
-    <w:p>
-      <w:pPr/>
-      <w:r>
-        <w:rPr>
-          <w:lang w:val="fr_FR" w:bidi="fr_FR"/>
-        </w:rPr>
       </w:r>
       <w:r>
         <w:rPr>

--- a/fra/docx/25.content.docx
+++ b/fra/docx/25.content.docx
@@ -19,7 +19,7 @@
         <w:rPr>
           <w:lang w:val="fr_FR" w:bidi="fr_FR"/>
         </w:rPr>
-        <w:t>Resource: Notes d'étude (Tyndale)</w:t>
+        <w:t>Resource: Tyndale Open Study Notes</w:t>
       </w:r>
       <w:r>
         <w:rPr>
@@ -112,7 +112,7 @@
         <w:rPr>
           <w:lang w:val="fr_FR" w:bidi="fr_FR"/>
         </w:rPr>
-        <w:t>Notes d'étude (Tyndale)</w:t>
+        <w:t>Tyndale Open Study Notes</w:t>
       </w:r>
     </w:p>
     <w:p>

--- a/fra/docx/25.content.docx
+++ b/fra/docx/25.content.docx
@@ -3554,6 +3554,210 @@
         <w:rPr>
           <w:lang w:val="fr_FR" w:bidi="fr_FR"/>
         </w:rPr>
+        <w:t>Lamentations 3.24</w:t>
+      </w:r>
+      <w:r>
+        <w:rPr>
+          <w:lang w:val="fr_FR" w:bidi="fr_FR"/>
+        </w:rPr>
+      </w:r>
+    </w:p>
+    <w:p>
+      <w:pPr/>
+      <w:r>
+        <w:rPr>
+          <w:lang w:val="fr_FR" w:bidi="fr_FR"/>
+        </w:rPr>
+      </w:r>
+      <w:r>
+        <w:rPr>
+          <w:lang w:val="fr_FR" w:bidi="fr_FR"/>
+        </w:rPr>
+        <w:t>L'Éternel est mon partage (ou selon les versions : « ma part », « ma portion », « mon bien », « mon lot », « mon trésor »). Ces mots désignent souvent le pays de Canaan en tant qu'héritage d'Israël depuis l'époque de Moïse (</w:t>
+      </w:r>
+      <w:hyperlink r:id="rId98">
+        <w:r>
+          <w:rPr>
+            <w:lang w:val="fr_FR" w:bidi="fr_FR"/>
+          </w:rPr>
+          <w:rPr>
+            <w:color w:val="0000EE"/>
+            <w:u w:val="single"/>
+          </w:rPr>
+          <w:t>Ex 15.17</w:t>
+        </w:r>
+      </w:hyperlink>
+      <w:r>
+        <w:rPr>
+          <w:lang w:val="fr_FR" w:bidi="fr_FR"/>
+        </w:rPr>
+        <w:t xml:space="preserve"> ; </w:t>
+      </w:r>
+      <w:hyperlink r:id="rId99">
+        <w:r>
+          <w:rPr>
+            <w:lang w:val="fr_FR" w:bidi="fr_FR"/>
+          </w:rPr>
+          <w:rPr>
+            <w:color w:val="0000EE"/>
+            <w:u w:val="single"/>
+          </w:rPr>
+          <w:t xml:space="preserve">Jos 21.19 </w:t>
+        </w:r>
+      </w:hyperlink>
+      <w:r>
+        <w:rPr>
+          <w:lang w:val="fr_FR" w:bidi="fr_FR"/>
+        </w:rPr>
+        <w:t>;</w:t>
+      </w:r>
+      <w:hyperlink r:id="rId99">
+        <w:r>
+          <w:rPr>
+            <w:lang w:val="fr_FR" w:bidi="fr_FR"/>
+          </w:rPr>
+          <w:rPr>
+            <w:color w:val="0000EE"/>
+            <w:u w:val="single"/>
+          </w:rPr>
+          <w:t xml:space="preserve"> </w:t>
+        </w:r>
+      </w:hyperlink>
+      <w:hyperlink r:id="rId100">
+        <w:r>
+          <w:rPr>
+            <w:lang w:val="fr_FR" w:bidi="fr_FR"/>
+          </w:rPr>
+          <w:rPr>
+            <w:color w:val="0000EE"/>
+            <w:u w:val="single"/>
+          </w:rPr>
+          <w:t>1Ch 28.8</w:t>
+        </w:r>
+      </w:hyperlink>
+      <w:r>
+        <w:rPr>
+          <w:lang w:val="fr_FR" w:bidi="fr_FR"/>
+        </w:rPr>
+        <w:t xml:space="preserve"> ; </w:t>
+      </w:r>
+      <w:hyperlink r:id="rId101">
+        <w:r>
+          <w:rPr>
+            <w:lang w:val="fr_FR" w:bidi="fr_FR"/>
+          </w:rPr>
+          <w:rPr>
+            <w:color w:val="0000EE"/>
+            <w:u w:val="single"/>
+          </w:rPr>
+          <w:t xml:space="preserve">Ps 47.5). </w:t>
+        </w:r>
+      </w:hyperlink>
+      <w:r>
+        <w:rPr>
+          <w:lang w:val="fr_FR" w:bidi="fr_FR"/>
+        </w:rPr>
+        <w:t xml:space="preserve">Ces mots désignent cepenant également Dieu lui-même en tant que véritable partage ou héritage de son peuple (voir </w:t>
+      </w:r>
+      <w:hyperlink r:id="rId102">
+        <w:r>
+          <w:rPr>
+            <w:lang w:val="fr_FR" w:bidi="fr_FR"/>
+          </w:rPr>
+          <w:rPr>
+            <w:color w:val="0000EE"/>
+            <w:u w:val="single"/>
+          </w:rPr>
+          <w:t>Ps 16.5–6</w:t>
+        </w:r>
+      </w:hyperlink>
+      <w:r>
+        <w:rPr>
+          <w:lang w:val="fr_FR" w:bidi="fr_FR"/>
+        </w:rPr>
+        <w:t xml:space="preserve"> ; </w:t>
+      </w:r>
+      <w:hyperlink r:id="rId103">
+        <w:r>
+          <w:rPr>
+            <w:lang w:val="fr_FR" w:bidi="fr_FR"/>
+          </w:rPr>
+          <w:rPr>
+            <w:color w:val="0000EE"/>
+            <w:u w:val="single"/>
+          </w:rPr>
+          <w:t>Ep 1.11</w:t>
+        </w:r>
+      </w:hyperlink>
+      <w:r>
+        <w:rPr>
+          <w:lang w:val="fr_FR" w:bidi="fr_FR"/>
+        </w:rPr>
+        <w:t xml:space="preserve"> ; </w:t>
+      </w:r>
+      <w:hyperlink r:id="rId104">
+        <w:r>
+          <w:rPr>
+            <w:lang w:val="fr_FR" w:bidi="fr_FR"/>
+          </w:rPr>
+          <w:rPr>
+            <w:color w:val="0000EE"/>
+            <w:u w:val="single"/>
+          </w:rPr>
+          <w:t>Hé 9.15</w:t>
+        </w:r>
+      </w:hyperlink>
+      <w:r>
+        <w:rPr>
+          <w:lang w:val="fr_FR" w:bidi="fr_FR"/>
+        </w:rPr>
+        <w:t xml:space="preserve"> ; </w:t>
+      </w:r>
+      <w:hyperlink r:id="rId105">
+        <w:r>
+          <w:rPr>
+            <w:lang w:val="fr_FR" w:bidi="fr_FR"/>
+          </w:rPr>
+          <w:rPr>
+            <w:color w:val="0000EE"/>
+            <w:u w:val="single"/>
+          </w:rPr>
+          <w:t>1P 1.3–4</w:t>
+        </w:r>
+      </w:hyperlink>
+      <w:r>
+        <w:rPr>
+          <w:lang w:val="fr_FR" w:bidi="fr_FR"/>
+        </w:rPr>
+        <w:t>).</w:t>
+      </w:r>
+      <w:r>
+        <w:rPr>
+          <w:lang w:val="fr_FR" w:bidi="fr_FR"/>
+        </w:rPr>
+      </w:r>
+      <w:r>
+        <w:rPr>
+          <w:lang w:val="fr_FR" w:bidi="fr_FR"/>
+        </w:rPr>
+      </w:r>
+    </w:p>
+    <w:p>
+      <w:pPr/>
+      <w:r>
+        <w:rPr>
+          <w:lang w:val="fr_FR" w:bidi="fr_FR"/>
+        </w:rPr>
+      </w:r>
+    </w:p>
+    <w:p>
+      <w:pPr>
+        <w:pStyle w:val="Heading2"/>
+      </w:pPr>
+      <w:r>
+        <w:rPr>
+          <w:lang w:val="fr_FR" w:bidi="fr_FR"/>
+        </w:rPr>
         <w:t>Lamentations 3.26</w:t>
       </w:r>
       <w:r>
@@ -3671,7 +3875,7 @@
         </w:rPr>
         <w:t>Dans l’ancien Proche-Orient, mettre sa bouche dans la poussière exprimait la soumission (</w:t>
       </w:r>
-      <w:hyperlink r:id="rId98">
+      <w:hyperlink r:id="rId106">
         <w:r>
           <w:rPr>
             <w:lang w:val="fr_FR" w:bidi="fr_FR"/>
@@ -3689,7 +3893,7 @@
         </w:rPr>
         <w:t xml:space="preserve"> ; </w:t>
       </w:r>
-      <w:hyperlink r:id="rId99">
+      <w:hyperlink r:id="rId107">
         <w:r>
           <w:rPr>
             <w:lang w:val="fr_FR" w:bidi="fr_FR"/>
@@ -3707,7 +3911,7 @@
         </w:rPr>
         <w:t xml:space="preserve"> ; </w:t>
       </w:r>
-      <w:hyperlink r:id="rId100">
+      <w:hyperlink r:id="rId108">
         <w:r>
           <w:rPr>
             <w:lang w:val="fr_FR" w:bidi="fr_FR"/>
@@ -3725,7 +3929,7 @@
         </w:rPr>
         <w:t xml:space="preserve"> ; </w:t>
       </w:r>
-      <w:hyperlink r:id="rId101">
+      <w:hyperlink r:id="rId109">
         <w:r>
           <w:rPr>
             <w:lang w:val="fr_FR" w:bidi="fr_FR"/>
@@ -3743,7 +3947,7 @@
         </w:rPr>
         <w:t xml:space="preserve"> ; </w:t>
       </w:r>
-      <w:hyperlink r:id="rId102">
+      <w:hyperlink r:id="rId110">
         <w:r>
           <w:rPr>
             <w:lang w:val="fr_FR" w:bidi="fr_FR"/>
@@ -3761,7 +3965,7 @@
         </w:rPr>
         <w:t xml:space="preserve"> ; </w:t>
       </w:r>
-      <w:hyperlink r:id="rId103">
+      <w:hyperlink r:id="rId111">
         <w:r>
           <w:rPr>
             <w:lang w:val="fr_FR" w:bidi="fr_FR"/>
@@ -3779,7 +3983,7 @@
         </w:rPr>
         <w:t xml:space="preserve"> ; </w:t>
       </w:r>
-      <w:hyperlink r:id="rId104">
+      <w:hyperlink r:id="rId112">
         <w:r>
           <w:rPr>
             <w:lang w:val="fr_FR" w:bidi="fr_FR"/>
@@ -3797,7 +4001,7 @@
         </w:rPr>
         <w:t>). • Présenter la joue exprime également la soumission. Jésus avait évidemment ce verset à l’esprit lorsqu’il enseigna à ses disciples à se soumettre à la persécution (</w:t>
       </w:r>
-      <w:hyperlink r:id="rId105">
+      <w:hyperlink r:id="rId113">
         <w:r>
           <w:rPr>
             <w:lang w:val="fr_FR" w:bidi="fr_FR"/>
@@ -3863,7 +4067,7 @@
         </w:rPr>
         <w:t xml:space="preserve">Voir </w:t>
       </w:r>
-      <w:hyperlink r:id="rId106">
+      <w:hyperlink r:id="rId114">
         <w:r>
           <w:rPr>
             <w:lang w:val="fr_FR" w:bidi="fr_FR"/>
@@ -3929,7 +4133,7 @@
         </w:rPr>
         <w:t xml:space="preserve">Les habitants de Juda faisaient de telles choses avant que Jérusalem ne soit détruite (voir </w:t>
       </w:r>
-      <w:hyperlink r:id="rId107">
+      <w:hyperlink r:id="rId115">
         <w:r>
           <w:rPr>
             <w:lang w:val="fr_FR" w:bidi="fr_FR"/>
@@ -3947,7 +4151,7 @@
         </w:rPr>
         <w:t xml:space="preserve"> ; </w:t>
       </w:r>
-      <w:hyperlink r:id="rId108">
+      <w:hyperlink r:id="rId116">
         <w:r>
           <w:rPr>
             <w:lang w:val="fr_FR" w:bidi="fr_FR"/>
@@ -3965,7 +4169,7 @@
         </w:rPr>
         <w:t xml:space="preserve"> ; </w:t>
       </w:r>
-      <w:hyperlink r:id="rId109">
+      <w:hyperlink r:id="rId117">
         <w:r>
           <w:rPr>
             <w:lang w:val="fr_FR" w:bidi="fr_FR"/>
@@ -3983,7 +4187,7 @@
         </w:rPr>
         <w:t xml:space="preserve"> ; </w:t>
       </w:r>
-      <w:hyperlink r:id="rId110">
+      <w:hyperlink r:id="rId118">
         <w:r>
           <w:rPr>
             <w:lang w:val="fr_FR" w:bidi="fr_FR"/>
@@ -4049,7 +4253,7 @@
         </w:rPr>
         <w:t>Certaines calamités viennent de causes naturelles (</w:t>
       </w:r>
-      <w:hyperlink r:id="rId111">
+      <w:hyperlink r:id="rId119">
         <w:r>
           <w:rPr>
             <w:lang w:val="fr_FR" w:bidi="fr_FR"/>
@@ -4067,7 +4271,7 @@
         </w:rPr>
         <w:t>), et des mauvaises choses arrivent aux justes comme aux méchants (</w:t>
       </w:r>
-      <w:hyperlink r:id="rId112">
+      <w:hyperlink r:id="rId120">
         <w:r>
           <w:rPr>
             <w:lang w:val="fr_FR" w:bidi="fr_FR"/>
@@ -4085,7 +4289,7 @@
         </w:rPr>
         <w:t>) ; quoi qu’il arrive, il faut rendre grâces (</w:t>
       </w:r>
-      <w:hyperlink r:id="rId113">
+      <w:hyperlink r:id="rId121">
         <w:r>
           <w:rPr>
             <w:lang w:val="fr_FR" w:bidi="fr_FR"/>
@@ -4151,7 +4355,7 @@
         </w:rPr>
         <w:t>Le repentir est la clé pour recevoir le salut (</w:t>
       </w:r>
-      <w:hyperlink r:id="rId114">
+      <w:hyperlink r:id="rId122">
         <w:r>
           <w:rPr>
             <w:lang w:val="fr_FR" w:bidi="fr_FR"/>
@@ -4169,7 +4373,7 @@
         </w:rPr>
         <w:t xml:space="preserve">; </w:t>
       </w:r>
-      <w:hyperlink r:id="rId115">
+      <w:hyperlink r:id="rId123">
         <w:r>
           <w:rPr>
             <w:lang w:val="fr_FR" w:bidi="fr_FR"/>
@@ -4187,7 +4391,7 @@
         </w:rPr>
         <w:t xml:space="preserve">; </w:t>
       </w:r>
-      <w:hyperlink r:id="rId116">
+      <w:hyperlink r:id="rId124">
         <w:r>
           <w:rPr>
             <w:lang w:val="fr_FR" w:bidi="fr_FR"/>
@@ -4301,7 +4505,7 @@
         </w:rPr>
         <w:t>Ce passage peut renvoyer à l’expérience de Jérémie dans la citerne (</w:t>
       </w:r>
-      <w:hyperlink r:id="rId117">
+      <w:hyperlink r:id="rId125">
         <w:r>
           <w:rPr>
             <w:lang w:val="fr_FR" w:bidi="fr_FR"/>
@@ -4319,7 +4523,7 @@
         </w:rPr>
         <w:t xml:space="preserve">; </w:t>
       </w:r>
-      <w:hyperlink r:id="rId118">
+      <w:hyperlink r:id="rId126">
         <w:r>
           <w:rPr>
             <w:lang w:val="fr_FR" w:bidi="fr_FR"/>
@@ -4541,7 +4745,7 @@
         </w:rPr>
         <w:t xml:space="preserve">Comme les autruches : Voir aussi </w:t>
       </w:r>
-      <w:hyperlink r:id="rId119">
+      <w:hyperlink r:id="rId127">
         <w:r>
           <w:rPr>
             <w:lang w:val="fr_FR" w:bidi="fr_FR"/>
@@ -4751,7 +4955,7 @@
         </w:rPr>
         <w:t>Les rois de la terre n’auraient pas cru… entrerait Dans les portes de Jérusalem : Depuis que Dieu avait délivré Jérusalem de Sanchérib d’Assyrie plus d’un siècle auparavant (</w:t>
       </w:r>
-      <w:hyperlink r:id="rId120">
+      <w:hyperlink r:id="rId128">
         <w:r>
           <w:rPr>
             <w:lang w:val="fr_FR" w:bidi="fr_FR"/>
@@ -4865,7 +5069,7 @@
         </w:rPr>
         <w:t>Celui... A été pris dans leurs fosses : Il s’agit d’une référence à Sédécias, qui a essayé de fuir mais a été capturé et traité cruellement par Nebucadnetsar (</w:t>
       </w:r>
-      <w:hyperlink r:id="rId121">
+      <w:hyperlink r:id="rId129">
         <w:r>
           <w:rPr>
             <w:lang w:val="fr_FR" w:bidi="fr_FR"/>
@@ -4883,7 +5087,7 @@
         </w:rPr>
         <w:t xml:space="preserve"> ; </w:t>
       </w:r>
-      <w:hyperlink r:id="rId122">
+      <w:hyperlink r:id="rId130">
         <w:r>
           <w:rPr>
             <w:lang w:val="fr_FR" w:bidi="fr_FR"/>
@@ -4901,7 +5105,7 @@
         </w:rPr>
         <w:t xml:space="preserve"> ; </w:t>
       </w:r>
-      <w:hyperlink r:id="rId123">
+      <w:hyperlink r:id="rId131">
         <w:r>
           <w:rPr>
             <w:lang w:val="fr_FR" w:bidi="fr_FR"/>
@@ -4967,7 +5171,7 @@
         </w:rPr>
         <w:t>Uts était une région à l’est du Jourdain qui s’étendait au sud jusqu’à Édom. C’était le domicile de Job (</w:t>
       </w:r>
-      <w:hyperlink r:id="rId124">
+      <w:hyperlink r:id="rId132">
         <w:r>
           <w:rPr>
             <w:lang w:val="fr_FR" w:bidi="fr_FR"/>
@@ -5033,7 +5237,7 @@
         </w:rPr>
         <w:t xml:space="preserve">Les habitants d’Édom se sentaient en sécurité et se réjouissaient du malheur de Jérusalem, mais eux aussi subiraient une punition pour leurs péchés (voir </w:t>
       </w:r>
-      <w:hyperlink r:id="rId125">
+      <w:hyperlink r:id="rId133">
         <w:r>
           <w:rPr>
             <w:lang w:val="fr_FR" w:bidi="fr_FR"/>
@@ -5051,7 +5255,7 @@
         </w:rPr>
         <w:t xml:space="preserve"> ; </w:t>
       </w:r>
-      <w:hyperlink r:id="rId126">
+      <w:hyperlink r:id="rId134">
         <w:r>
           <w:rPr>
             <w:lang w:val="fr_FR" w:bidi="fr_FR"/>
@@ -5117,7 +5321,7 @@
         </w:rPr>
         <w:t>Le premier retour d’exil a eu lieu en 538 av. J.‑C., après la victoire de Cyrus de Perse face à Babylone (</w:t>
       </w:r>
-      <w:hyperlink r:id="rId127">
+      <w:hyperlink r:id="rId135">
         <w:r>
           <w:rPr>
             <w:lang w:val="fr_FR" w:bidi="fr_FR"/>
@@ -5135,7 +5339,7 @@
         </w:rPr>
         <w:t xml:space="preserve"> ; </w:t>
       </w:r>
-      <w:hyperlink r:id="rId128">
+      <w:hyperlink r:id="rId136">
         <w:r>
           <w:rPr>
             <w:lang w:val="fr_FR" w:bidi="fr_FR"/>
@@ -5201,7 +5405,7 @@
         </w:rPr>
         <w:t xml:space="preserve">Ce chapitre est une prière sincère pour le repentir (cf. </w:t>
       </w:r>
-      <w:hyperlink r:id="rId129">
+      <w:hyperlink r:id="rId137">
         <w:r>
           <w:rPr>
             <w:lang w:val="fr_FR" w:bidi="fr_FR"/>
@@ -5267,7 +5471,7 @@
         </w:rPr>
         <w:t>Il y avait une famine dans la ville pendant le siège (</w:t>
       </w:r>
-      <w:hyperlink r:id="rId130">
+      <w:hyperlink r:id="rId138">
         <w:r>
           <w:rPr>
             <w:lang w:val="fr_FR" w:bidi="fr_FR"/>
@@ -5303,7 +5507,7 @@
         </w:rPr>
         <w:t xml:space="preserve">; </w:t>
       </w:r>
-      <w:hyperlink r:id="rId131">
+      <w:hyperlink r:id="rId139">
         <w:r>
           <w:rPr>
             <w:lang w:val="fr_FR" w:bidi="fr_FR"/>
@@ -5321,7 +5525,7 @@
         </w:rPr>
         <w:t xml:space="preserve">; </w:t>
       </w:r>
-      <w:hyperlink r:id="rId132">
+      <w:hyperlink r:id="rId140">
         <w:r>
           <w:rPr>
             <w:lang w:val="fr_FR" w:bidi="fr_FR"/>
@@ -5387,7 +5591,7 @@
         </w:rPr>
         <w:t xml:space="preserve">Ces événements terribles sont survenus parce que le peuple avait péché (voir </w:t>
       </w:r>
-      <w:hyperlink r:id="rId133">
+      <w:hyperlink r:id="rId141">
         <w:r>
           <w:rPr>
             <w:lang w:val="fr_FR" w:bidi="fr_FR"/>
@@ -5405,7 +5609,7 @@
         </w:rPr>
         <w:t xml:space="preserve"> ; </w:t>
       </w:r>
-      <w:hyperlink r:id="rId134">
+      <w:hyperlink r:id="rId142">
         <w:r>
           <w:rPr>
             <w:lang w:val="fr_FR" w:bidi="fr_FR"/>
@@ -5423,7 +5627,7 @@
         </w:rPr>
         <w:t xml:space="preserve"> ; </w:t>
       </w:r>
-      <w:hyperlink r:id="rId135">
+      <w:hyperlink r:id="rId143">
         <w:r>
           <w:rPr>
             <w:lang w:val="fr_FR" w:bidi="fr_FR"/>
@@ -5441,7 +5645,7 @@
         </w:rPr>
         <w:t xml:space="preserve"> ; </w:t>
       </w:r>
-      <w:hyperlink r:id="rId136">
+      <w:hyperlink r:id="rId144">
         <w:r>
           <w:rPr>
             <w:lang w:val="fr_FR" w:bidi="fr_FR"/>
@@ -5459,7 +5663,7 @@
         </w:rPr>
         <w:t xml:space="preserve"> ; </w:t>
       </w:r>
-      <w:hyperlink r:id="rId137">
+      <w:hyperlink r:id="rId145">
         <w:r>
           <w:rPr>
             <w:lang w:val="fr_FR" w:bidi="fr_FR"/>
@@ -5525,7 +5729,7 @@
         </w:rPr>
         <w:t xml:space="preserve">les renards s'y promènent : Cf. </w:t>
       </w:r>
-      <w:hyperlink r:id="rId138">
+      <w:hyperlink r:id="rId146">
         <w:r>
           <w:rPr>
             <w:lang w:val="fr_FR" w:bidi="fr_FR"/>
@@ -5543,7 +5747,7 @@
         </w:rPr>
         <w:t xml:space="preserve"> ; </w:t>
       </w:r>
-      <w:hyperlink r:id="rId139">
+      <w:hyperlink r:id="rId147">
         <w:r>
           <w:rPr>
             <w:lang w:val="fr_FR" w:bidi="fr_FR"/>
@@ -5561,7 +5765,7 @@
         </w:rPr>
         <w:t xml:space="preserve"> ; </w:t>
       </w:r>
-      <w:hyperlink r:id="rId140">
+      <w:hyperlink r:id="rId148">
         <w:r>
           <w:rPr>
             <w:lang w:val="fr_FR" w:bidi="fr_FR"/>
@@ -5579,7 +5783,7 @@
         </w:rPr>
         <w:t xml:space="preserve">; </w:t>
       </w:r>
-      <w:hyperlink r:id="rId141">
+      <w:hyperlink r:id="rId149">
         <w:r>
           <w:rPr>
             <w:lang w:val="fr_FR" w:bidi="fr_FR"/>
@@ -5597,7 +5801,7 @@
         </w:rPr>
         <w:t xml:space="preserve">; </w:t>
       </w:r>
-      <w:hyperlink r:id="rId142">
+      <w:hyperlink r:id="rId150">
         <w:r>
           <w:rPr>
             <w:lang w:val="fr_FR" w:bidi="fr_FR"/>
@@ -5663,7 +5867,7 @@
         </w:rPr>
         <w:t>Nous aurais-tu entièrement rejetés ? : La tragédie de l’Exil a soulevé la question de savoir si Dieu pardonnera le péché et restaurera son peuple. Dieu y a répondu clairement par les prophètes (</w:t>
       </w:r>
-      <w:hyperlink r:id="rId143">
+      <w:hyperlink r:id="rId151">
         <w:r>
           <w:rPr>
             <w:lang w:val="fr_FR" w:bidi="fr_FR"/>
@@ -5681,7 +5885,7 @@
         </w:rPr>
         <w:t xml:space="preserve"> ; </w:t>
       </w:r>
-      <w:hyperlink r:id="rId144">
+      <w:hyperlink r:id="rId152">
         <w:r>
           <w:rPr>
             <w:lang w:val="fr_FR" w:bidi="fr_FR"/>
@@ -5699,7 +5903,7 @@
         </w:rPr>
         <w:t>) et en envoyant Christ (</w:t>
       </w:r>
-      <w:hyperlink r:id="rId145">
+      <w:hyperlink r:id="rId153">
         <w:r>
           <w:rPr>
             <w:lang w:val="fr_FR" w:bidi="fr_FR"/>
@@ -5717,7 +5921,7 @@
         </w:rPr>
         <w:t xml:space="preserve"> ; </w:t>
       </w:r>
-      <w:hyperlink r:id="rId146">
+      <w:hyperlink r:id="rId154">
         <w:r>
           <w:rPr>
             <w:lang w:val="fr_FR" w:bidi="fr_FR"/>
@@ -5735,7 +5939,7 @@
         </w:rPr>
         <w:t xml:space="preserve"> ; </w:t>
       </w:r>
-      <w:hyperlink r:id="rId147">
+      <w:hyperlink r:id="rId155">
         <w:r>
           <w:rPr>
             <w:lang w:val="fr_FR" w:bidi="fr_FR"/>

--- a/fra/docx/25.content.docx
+++ b/fra/docx/25.content.docx
@@ -19,7 +19,7 @@
         <w:rPr>
           <w:lang w:val="fr_FR" w:bidi="fr_FR"/>
         </w:rPr>
-        <w:t>Resource: Tyndale Open Study Notes</w:t>
+        <w:t>Resource: Aquifer Open Study Notes</w:t>
       </w:r>
       <w:r>
         <w:rPr>
@@ -112,7 +112,7 @@
         <w:rPr>
           <w:lang w:val="fr_FR" w:bidi="fr_FR"/>
         </w:rPr>
-        <w:t>Tyndale Open Study Notes</w:t>
+        <w:t>Aquifer Open Study Notes</w:t>
       </w:r>
     </w:p>
     <w:p>

--- a/fra/docx/25.content.docx
+++ b/fra/docx/25.content.docx
@@ -281,18 +281,12 @@
         </w:rPr>
         <w:t>Les amants étaient les divinités de la fertilité, Baal et Asherah, qui étaient adorées par la plupart des gens en Juda. Ses amis étaient ses alliés militaires, notamment l’Égypte, qui ne faisait pas le poids face à Babylone (</w:t>
       </w:r>
-      <w:hyperlink r:id="rId13">
-        <w:r>
-          <w:rPr>
-            <w:lang w:val="fr_FR" w:bidi="fr_FR"/>
-          </w:rPr>
-          <w:rPr>
-            <w:color w:val="0000EE"/>
-            <w:u w:val="single"/>
-          </w:rPr>
-          <w:t>Jr 37.5–11</w:t>
-        </w:r>
-      </w:hyperlink>
+      <w:r>
+        <w:rPr>
+          <w:lang w:val="fr_FR" w:bidi="fr_FR"/>
+        </w:rPr>
+        <w:t>Jr 37.5–11</w:t>
+      </w:r>
       <w:r>
         <w:rPr>
           <w:lang w:val="fr_FR" w:bidi="fr_FR"/>
@@ -347,180 +341,120 @@
         </w:rPr>
         <w:t xml:space="preserve">La femme du verset </w:t>
       </w:r>
-      <w:hyperlink r:id="rId14">
-        <w:r>
-          <w:rPr>
-            <w:lang w:val="fr_FR" w:bidi="fr_FR"/>
-          </w:rPr>
-          <w:rPr>
-            <w:color w:val="0000EE"/>
-            <w:u w:val="single"/>
-          </w:rPr>
-          <w:t>1.1</w:t>
-        </w:r>
-      </w:hyperlink>
+      <w:r>
+        <w:rPr>
+          <w:lang w:val="fr_FR" w:bidi="fr_FR"/>
+        </w:rPr>
+        <w:t>1.1</w:t>
+      </w:r>
       <w:r>
         <w:rPr>
           <w:lang w:val="fr_FR" w:bidi="fr_FR"/>
         </w:rPr>
         <w:t xml:space="preserve"> représente la nation de Juda. • en exil : cela s’est produit quatre fois : en 605 av. J.‑C. (</w:t>
       </w:r>
-      <w:hyperlink r:id="rId15">
-        <w:r>
-          <w:rPr>
-            <w:lang w:val="fr_FR" w:bidi="fr_FR"/>
-          </w:rPr>
-          <w:rPr>
-            <w:color w:val="0000EE"/>
-            <w:u w:val="single"/>
-          </w:rPr>
-          <w:t>Dn 1.3–4</w:t>
-        </w:r>
-      </w:hyperlink>
+      <w:r>
+        <w:rPr>
+          <w:lang w:val="fr_FR" w:bidi="fr_FR"/>
+        </w:rPr>
+        <w:t>Dn 1.3–4</w:t>
+      </w:r>
       <w:r>
         <w:rPr>
           <w:lang w:val="fr_FR" w:bidi="fr_FR"/>
         </w:rPr>
         <w:t>) ; en 597 av. J.‑C. (</w:t>
       </w:r>
-      <w:hyperlink r:id="rId16">
-        <w:r>
-          <w:rPr>
-            <w:lang w:val="fr_FR" w:bidi="fr_FR"/>
-          </w:rPr>
-          <w:rPr>
-            <w:color w:val="0000EE"/>
-            <w:u w:val="single"/>
-          </w:rPr>
-          <w:t>2R 24.12–16</w:t>
-        </w:r>
-      </w:hyperlink>
+      <w:r>
+        <w:rPr>
+          <w:lang w:val="fr_FR" w:bidi="fr_FR"/>
+        </w:rPr>
+        <w:t>2R 24.12–16</w:t>
+      </w:r>
       <w:r>
         <w:rPr>
           <w:lang w:val="fr_FR" w:bidi="fr_FR"/>
         </w:rPr>
         <w:t xml:space="preserve"> ; </w:t>
       </w:r>
-      <w:hyperlink r:id="rId17">
-        <w:r>
-          <w:rPr>
-            <w:lang w:val="fr_FR" w:bidi="fr_FR"/>
-          </w:rPr>
-          <w:rPr>
-            <w:color w:val="0000EE"/>
-            <w:u w:val="single"/>
-          </w:rPr>
-          <w:t xml:space="preserve">Jr 52.28 </w:t>
-        </w:r>
-      </w:hyperlink>
+      <w:r>
+        <w:rPr>
+          <w:lang w:val="fr_FR" w:bidi="fr_FR"/>
+        </w:rPr>
+        <w:t xml:space="preserve">Jr 52.28 </w:t>
+      </w:r>
       <w:r>
         <w:rPr>
           <w:lang w:val="fr_FR" w:bidi="fr_FR"/>
         </w:rPr>
         <w:t xml:space="preserve">; </w:t>
       </w:r>
-      <w:hyperlink r:id="rId18">
-        <w:r>
-          <w:rPr>
-            <w:lang w:val="fr_FR" w:bidi="fr_FR"/>
-          </w:rPr>
-          <w:rPr>
-            <w:color w:val="0000EE"/>
-            <w:u w:val="single"/>
-          </w:rPr>
-          <w:t>Ez 1.2–3</w:t>
-        </w:r>
-      </w:hyperlink>
+      <w:r>
+        <w:rPr>
+          <w:lang w:val="fr_FR" w:bidi="fr_FR"/>
+        </w:rPr>
+        <w:t>Ez 1.2–3</w:t>
+      </w:r>
       <w:r>
         <w:rPr>
           <w:lang w:val="fr_FR" w:bidi="fr_FR"/>
         </w:rPr>
         <w:t>) ; en 586 av. J.‑C. (</w:t>
       </w:r>
-      <w:hyperlink r:id="rId19">
-        <w:r>
-          <w:rPr>
-            <w:lang w:val="fr_FR" w:bidi="fr_FR"/>
-          </w:rPr>
-          <w:rPr>
-            <w:color w:val="0000EE"/>
-            <w:u w:val="single"/>
-          </w:rPr>
-          <w:t>2R 25.5–7</w:t>
-        </w:r>
-      </w:hyperlink>
+      <w:r>
+        <w:rPr>
+          <w:lang w:val="fr_FR" w:bidi="fr_FR"/>
+        </w:rPr>
+        <w:t>2R 25.5–7</w:t>
+      </w:r>
       <w:r>
         <w:rPr>
           <w:lang w:val="fr_FR" w:bidi="fr_FR"/>
         </w:rPr>
         <w:t xml:space="preserve">, </w:t>
       </w:r>
-      <w:hyperlink r:id="rId20">
-        <w:r>
-          <w:rPr>
-            <w:lang w:val="fr_FR" w:bidi="fr_FR"/>
-          </w:rPr>
-          <w:rPr>
-            <w:color w:val="0000EE"/>
-            <w:u w:val="single"/>
-          </w:rPr>
-          <w:t>18–21</w:t>
-        </w:r>
-      </w:hyperlink>
+      <w:r>
+        <w:rPr>
+          <w:lang w:val="fr_FR" w:bidi="fr_FR"/>
+        </w:rPr>
+        <w:t>18–21</w:t>
+      </w:r>
       <w:r>
         <w:rPr>
           <w:lang w:val="fr_FR" w:bidi="fr_FR"/>
         </w:rPr>
         <w:t xml:space="preserve"> ; </w:t>
       </w:r>
-      <w:hyperlink r:id="rId21">
-        <w:r>
-          <w:rPr>
-            <w:lang w:val="fr_FR" w:bidi="fr_FR"/>
-          </w:rPr>
-          <w:rPr>
-            <w:color w:val="0000EE"/>
-            <w:u w:val="single"/>
-          </w:rPr>
-          <w:t xml:space="preserve">Jr 39.5–10 </w:t>
-        </w:r>
-      </w:hyperlink>
+      <w:r>
+        <w:rPr>
+          <w:lang w:val="fr_FR" w:bidi="fr_FR"/>
+        </w:rPr>
+        <w:t xml:space="preserve">Jr 39.5–10 </w:t>
+      </w:r>
       <w:r>
         <w:rPr>
           <w:lang w:val="fr_FR" w:bidi="fr_FR"/>
         </w:rPr>
         <w:t xml:space="preserve">; </w:t>
       </w:r>
-      <w:hyperlink r:id="rId22">
-        <w:r>
-          <w:rPr>
-            <w:lang w:val="fr_FR" w:bidi="fr_FR"/>
-          </w:rPr>
-          <w:rPr>
-            <w:color w:val="0000EE"/>
-            <w:u w:val="single"/>
-          </w:rPr>
-          <w:t>52.29</w:t>
-        </w:r>
-      </w:hyperlink>
+      <w:r>
+        <w:rPr>
+          <w:lang w:val="fr_FR" w:bidi="fr_FR"/>
+        </w:rPr>
+        <w:t>52.29</w:t>
+      </w:r>
       <w:r>
         <w:rPr>
           <w:lang w:val="fr_FR" w:bidi="fr_FR"/>
         </w:rPr>
         <w:t>) ; et en 581 av. J.‑C. (</w:t>
       </w:r>
-      <w:hyperlink r:id="rId23">
-        <w:r>
-          <w:rPr>
-            <w:lang w:val="fr_FR" w:bidi="fr_FR"/>
-          </w:rPr>
-          <w:rPr>
-            <w:color w:val="0000EE"/>
-            <w:u w:val="single"/>
-          </w:rPr>
-          <w:t>Jr 52.30</w:t>
-        </w:r>
-      </w:hyperlink>
+      <w:r>
+        <w:rPr>
+          <w:lang w:val="fr_FR" w:bidi="fr_FR"/>
+        </w:rPr>
+        <w:t>Jr 52.30</w:t>
+      </w:r>
       <w:r>
         <w:rPr>
           <w:lang w:val="fr_FR" w:bidi="fr_FR"/>
@@ -575,36 +509,24 @@
         </w:rPr>
         <w:t xml:space="preserve">Sion : Dans les Psaumes et les livres prophétiques, Sion représente la ville de Jérusalem. Dans les Lamentations, Sion est un nom poétique pour la ville, même en ruines. Les versets </w:t>
       </w:r>
-      <w:hyperlink r:id="rId24">
-        <w:r>
-          <w:rPr>
-            <w:lang w:val="fr_FR" w:bidi="fr_FR"/>
-          </w:rPr>
-          <w:rPr>
-            <w:color w:val="0000EE"/>
-            <w:u w:val="single"/>
-          </w:rPr>
-          <w:t>Hé 12.22–24</w:t>
-        </w:r>
-      </w:hyperlink>
+      <w:r>
+        <w:rPr>
+          <w:lang w:val="fr_FR" w:bidi="fr_FR"/>
+        </w:rPr>
+        <w:t>Hé 12.22–24</w:t>
+      </w:r>
       <w:r>
         <w:rPr>
           <w:lang w:val="fr_FR" w:bidi="fr_FR"/>
         </w:rPr>
         <w:t xml:space="preserve"> parle de la Jérusalem céleste (voir aussi </w:t>
       </w:r>
-      <w:hyperlink r:id="rId25">
-        <w:r>
-          <w:rPr>
-            <w:lang w:val="fr_FR" w:bidi="fr_FR"/>
-          </w:rPr>
-          <w:rPr>
-            <w:color w:val="0000EE"/>
-            <w:u w:val="single"/>
-          </w:rPr>
-          <w:t>Ap 14.1–5</w:t>
-        </w:r>
-      </w:hyperlink>
+      <w:r>
+        <w:rPr>
+          <w:lang w:val="fr_FR" w:bidi="fr_FR"/>
+        </w:rPr>
+        <w:t>Ap 14.1–5</w:t>
+      </w:r>
       <w:r>
         <w:rPr>
           <w:lang w:val="fr_FR" w:bidi="fr_FR"/>
@@ -659,126 +581,84 @@
         </w:rPr>
         <w:t xml:space="preserve">de la multitude de ses péchés : les péchés de Juda avant l’invasion babylonienne sont décrits aux versets </w:t>
       </w:r>
-      <w:hyperlink r:id="rId26">
-        <w:r>
-          <w:rPr>
-            <w:lang w:val="fr_FR" w:bidi="fr_FR"/>
-          </w:rPr>
-          <w:rPr>
-            <w:color w:val="0000EE"/>
-            <w:u w:val="single"/>
-          </w:rPr>
-          <w:t>2R 21.1–9</w:t>
-        </w:r>
-      </w:hyperlink>
+      <w:r>
+        <w:rPr>
+          <w:lang w:val="fr_FR" w:bidi="fr_FR"/>
+        </w:rPr>
+        <w:t>2R 21.1–9</w:t>
+      </w:r>
       <w:r>
         <w:rPr>
           <w:lang w:val="fr_FR" w:bidi="fr_FR"/>
         </w:rPr>
         <w:t xml:space="preserve">, </w:t>
       </w:r>
-      <w:hyperlink r:id="rId27">
-        <w:r>
-          <w:rPr>
-            <w:lang w:val="fr_FR" w:bidi="fr_FR"/>
-          </w:rPr>
-          <w:rPr>
-            <w:color w:val="0000EE"/>
-            <w:u w:val="single"/>
-          </w:rPr>
-          <w:t>16</w:t>
-        </w:r>
-      </w:hyperlink>
+      <w:r>
+        <w:rPr>
+          <w:lang w:val="fr_FR" w:bidi="fr_FR"/>
+        </w:rPr>
+        <w:t>16</w:t>
+      </w:r>
       <w:r>
         <w:rPr>
           <w:lang w:val="fr_FR" w:bidi="fr_FR"/>
         </w:rPr>
         <w:t xml:space="preserve"> ; </w:t>
       </w:r>
-      <w:hyperlink r:id="rId28">
-        <w:r>
-          <w:rPr>
-            <w:lang w:val="fr_FR" w:bidi="fr_FR"/>
-          </w:rPr>
-          <w:rPr>
-            <w:color w:val="0000EE"/>
-            <w:u w:val="single"/>
-          </w:rPr>
-          <w:t>24.3–4</w:t>
-        </w:r>
-      </w:hyperlink>
+      <w:r>
+        <w:rPr>
+          <w:lang w:val="fr_FR" w:bidi="fr_FR"/>
+        </w:rPr>
+        <w:t>24.3–4</w:t>
+      </w:r>
       <w:r>
         <w:rPr>
           <w:lang w:val="fr_FR" w:bidi="fr_FR"/>
         </w:rPr>
         <w:t xml:space="preserve"> (cf. </w:t>
       </w:r>
-      <w:hyperlink r:id="rId29">
-        <w:r>
-          <w:rPr>
-            <w:lang w:val="fr_FR" w:bidi="fr_FR"/>
-          </w:rPr>
-          <w:rPr>
-            <w:color w:val="0000EE"/>
-            <w:u w:val="single"/>
-          </w:rPr>
-          <w:t>2Ch 33.1–10</w:t>
-        </w:r>
-      </w:hyperlink>
+      <w:r>
+        <w:rPr>
+          <w:lang w:val="fr_FR" w:bidi="fr_FR"/>
+        </w:rPr>
+        <w:t>2Ch 33.1–10</w:t>
+      </w:r>
       <w:r>
         <w:rPr>
           <w:lang w:val="fr_FR" w:bidi="fr_FR"/>
         </w:rPr>
         <w:t xml:space="preserve">, </w:t>
       </w:r>
-      <w:hyperlink r:id="rId30">
-        <w:r>
-          <w:rPr>
-            <w:lang w:val="fr_FR" w:bidi="fr_FR"/>
-          </w:rPr>
-          <w:rPr>
-            <w:color w:val="0000EE"/>
-            <w:u w:val="single"/>
-          </w:rPr>
-          <w:t>22–23</w:t>
-        </w:r>
-      </w:hyperlink>
+      <w:r>
+        <w:rPr>
+          <w:lang w:val="fr_FR" w:bidi="fr_FR"/>
+        </w:rPr>
+        <w:t>22–23</w:t>
+      </w:r>
       <w:r>
         <w:rPr>
           <w:lang w:val="fr_FR" w:bidi="fr_FR"/>
         </w:rPr>
         <w:t xml:space="preserve"> et </w:t>
       </w:r>
-      <w:hyperlink r:id="rId31">
-        <w:r>
-          <w:rPr>
-            <w:lang w:val="fr_FR" w:bidi="fr_FR"/>
-          </w:rPr>
-          <w:rPr>
-            <w:color w:val="0000EE"/>
-            <w:u w:val="single"/>
-          </w:rPr>
-          <w:t>2Ch 36.11–16</w:t>
-        </w:r>
-      </w:hyperlink>
+      <w:r>
+        <w:rPr>
+          <w:lang w:val="fr_FR" w:bidi="fr_FR"/>
+        </w:rPr>
+        <w:t>2Ch 36.11–16</w:t>
+      </w:r>
       <w:r>
         <w:rPr>
           <w:lang w:val="fr_FR" w:bidi="fr_FR"/>
         </w:rPr>
         <w:t xml:space="preserve">). De même, une liste des péchés d’Israël avant qu’Assyrie ne le détruise se trouve aux versets </w:t>
       </w:r>
-      <w:hyperlink r:id="rId32">
-        <w:r>
-          <w:rPr>
-            <w:lang w:val="fr_FR" w:bidi="fr_FR"/>
-          </w:rPr>
-          <w:rPr>
-            <w:color w:val="0000EE"/>
-            <w:u w:val="single"/>
-          </w:rPr>
-          <w:t>2R 17.14–23</w:t>
-        </w:r>
-      </w:hyperlink>
+      <w:r>
+        <w:rPr>
+          <w:lang w:val="fr_FR" w:bidi="fr_FR"/>
+        </w:rPr>
+        <w:t>2R 17.14–23</w:t>
+      </w:r>
       <w:r>
         <w:rPr>
           <w:lang w:val="fr_FR" w:bidi="fr_FR"/>
@@ -833,54 +713,36 @@
         </w:rPr>
         <w:t xml:space="preserve">ils ont ri de sa chute : voir aussi </w:t>
       </w:r>
-      <w:hyperlink r:id="rId33">
-        <w:r>
-          <w:rPr>
-            <w:lang w:val="fr_FR" w:bidi="fr_FR"/>
-          </w:rPr>
-          <w:rPr>
-            <w:color w:val="0000EE"/>
-            <w:u w:val="single"/>
-          </w:rPr>
-          <w:t>Jr 24.9</w:t>
-        </w:r>
-      </w:hyperlink>
+      <w:r>
+        <w:rPr>
+          <w:lang w:val="fr_FR" w:bidi="fr_FR"/>
+        </w:rPr>
+        <w:t>Jr 24.9</w:t>
+      </w:r>
       <w:r>
         <w:rPr>
           <w:lang w:val="fr_FR" w:bidi="fr_FR"/>
         </w:rPr>
         <w:t xml:space="preserve"> ; </w:t>
       </w:r>
-      <w:hyperlink r:id="rId34">
-        <w:r>
-          <w:rPr>
-            <w:lang w:val="fr_FR" w:bidi="fr_FR"/>
-          </w:rPr>
-          <w:rPr>
-            <w:color w:val="0000EE"/>
-            <w:u w:val="single"/>
-          </w:rPr>
-          <w:t>Ez 22.5</w:t>
-        </w:r>
-      </w:hyperlink>
+      <w:r>
+        <w:rPr>
+          <w:lang w:val="fr_FR" w:bidi="fr_FR"/>
+        </w:rPr>
+        <w:t>Ez 22.5</w:t>
+      </w:r>
       <w:r>
         <w:rPr>
           <w:lang w:val="fr_FR" w:bidi="fr_FR"/>
         </w:rPr>
         <w:t xml:space="preserve"> ; </w:t>
       </w:r>
-      <w:hyperlink r:id="rId35">
-        <w:r>
-          <w:rPr>
-            <w:lang w:val="fr_FR" w:bidi="fr_FR"/>
-          </w:rPr>
-          <w:rPr>
-            <w:color w:val="0000EE"/>
-            <w:u w:val="single"/>
-          </w:rPr>
-          <w:t>36.4</w:t>
-        </w:r>
-      </w:hyperlink>
+      <w:r>
+        <w:rPr>
+          <w:lang w:val="fr_FR" w:bidi="fr_FR"/>
+        </w:rPr>
+        <w:t>36.4</w:t>
+      </w:r>
       <w:r>
         <w:rPr>
           <w:lang w:val="fr_FR" w:bidi="fr_FR"/>
@@ -983,54 +845,36 @@
         </w:rPr>
         <w:t xml:space="preserve">Pour des récits historiques de ces événements, consulter les versets </w:t>
       </w:r>
-      <w:hyperlink r:id="rId36">
-        <w:r>
-          <w:rPr>
-            <w:lang w:val="fr_FR" w:bidi="fr_FR"/>
-          </w:rPr>
-          <w:rPr>
-            <w:color w:val="0000EE"/>
-            <w:u w:val="single"/>
-          </w:rPr>
-          <w:t>2R 25.8–17</w:t>
-        </w:r>
-      </w:hyperlink>
+      <w:r>
+        <w:rPr>
+          <w:lang w:val="fr_FR" w:bidi="fr_FR"/>
+        </w:rPr>
+        <w:t>2R 25.8–17</w:t>
+      </w:r>
       <w:r>
         <w:rPr>
           <w:lang w:val="fr_FR" w:bidi="fr_FR"/>
         </w:rPr>
         <w:t xml:space="preserve"> ; </w:t>
       </w:r>
-      <w:hyperlink r:id="rId37">
-        <w:r>
-          <w:rPr>
-            <w:lang w:val="fr_FR" w:bidi="fr_FR"/>
-          </w:rPr>
-          <w:rPr>
-            <w:color w:val="0000EE"/>
-            <w:u w:val="single"/>
-          </w:rPr>
-          <w:t>2Ch 36.13–21</w:t>
-        </w:r>
-      </w:hyperlink>
+      <w:r>
+        <w:rPr>
+          <w:lang w:val="fr_FR" w:bidi="fr_FR"/>
+        </w:rPr>
+        <w:t>2Ch 36.13–21</w:t>
+      </w:r>
       <w:r>
         <w:rPr>
           <w:lang w:val="fr_FR" w:bidi="fr_FR"/>
         </w:rPr>
         <w:t xml:space="preserve"> ; </w:t>
       </w:r>
-      <w:hyperlink r:id="rId38">
-        <w:r>
-          <w:rPr>
-            <w:lang w:val="fr_FR" w:bidi="fr_FR"/>
-          </w:rPr>
-          <w:rPr>
-            <w:color w:val="0000EE"/>
-            <w:u w:val="single"/>
-          </w:rPr>
-          <w:t>Jr 52.4–30</w:t>
-        </w:r>
-      </w:hyperlink>
+      <w:r>
+        <w:rPr>
+          <w:lang w:val="fr_FR" w:bidi="fr_FR"/>
+        </w:rPr>
+        <w:t>Jr 52.4–30</w:t>
+      </w:r>
       <w:r>
         <w:rPr>
           <w:lang w:val="fr_FR" w:bidi="fr_FR"/>
@@ -1181,54 +1025,36 @@
         </w:rPr>
         <w:t xml:space="preserve">Dieu avait accordé un soin particulier à Jérusalem, comme un père protégeant sa fille. Mais ses péchés avaient été persistants, et sa punition était horrible. • Le Seigneur a foulé au pressoir : cette procédure courante pour extraire le jus des raisins est utilisée comme métaphore au verset </w:t>
       </w:r>
-      <w:hyperlink r:id="rId39">
-        <w:r>
-          <w:rPr>
-            <w:lang w:val="fr_FR" w:bidi="fr_FR"/>
-          </w:rPr>
-          <w:rPr>
-            <w:color w:val="0000EE"/>
-            <w:u w:val="single"/>
-          </w:rPr>
-          <w:t>Es 63.3</w:t>
-        </w:r>
-      </w:hyperlink>
+      <w:r>
+        <w:rPr>
+          <w:lang w:val="fr_FR" w:bidi="fr_FR"/>
+        </w:rPr>
+        <w:t>Es 63.3</w:t>
+      </w:r>
       <w:r>
         <w:rPr>
           <w:lang w:val="fr_FR" w:bidi="fr_FR"/>
         </w:rPr>
         <w:t xml:space="preserve"> pour illustrer les horreurs de la punition. Dans les versets </w:t>
       </w:r>
-      <w:hyperlink r:id="rId40">
-        <w:r>
-          <w:rPr>
-            <w:lang w:val="fr_FR" w:bidi="fr_FR"/>
-          </w:rPr>
-          <w:rPr>
-            <w:color w:val="0000EE"/>
-            <w:u w:val="single"/>
-          </w:rPr>
-          <w:t>Ap 14.18–20</w:t>
-        </w:r>
-      </w:hyperlink>
+      <w:r>
+        <w:rPr>
+          <w:lang w:val="fr_FR" w:bidi="fr_FR"/>
+        </w:rPr>
+        <w:t>Ap 14.18–20</w:t>
+      </w:r>
       <w:r>
         <w:rPr>
           <w:lang w:val="fr_FR" w:bidi="fr_FR"/>
         </w:rPr>
         <w:t xml:space="preserve"> ; </w:t>
       </w:r>
-      <w:hyperlink r:id="rId41">
-        <w:r>
-          <w:rPr>
-            <w:lang w:val="fr_FR" w:bidi="fr_FR"/>
-          </w:rPr>
-          <w:rPr>
-            <w:color w:val="0000EE"/>
-            <w:u w:val="single"/>
-          </w:rPr>
-          <w:t>19.15</w:t>
-        </w:r>
-      </w:hyperlink>
+      <w:r>
+        <w:rPr>
+          <w:lang w:val="fr_FR" w:bidi="fr_FR"/>
+        </w:rPr>
+        <w:t>19.15</w:t>
+      </w:r>
       <w:r>
         <w:rPr>
           <w:lang w:val="fr_FR" w:bidi="fr_FR"/>
@@ -1283,54 +1109,36 @@
         </w:rPr>
         <w:t>J’ai appelé mes amis : l’Égypte avait un grand intérêt pour Juda parce que cette région contrôlait la seule bonne route vers le nord. Cependant, l’Égypte lui a tourné le dos lorsque Babylone a attaqué Jérusalem (</w:t>
       </w:r>
-      <w:hyperlink r:id="rId13">
-        <w:r>
-          <w:rPr>
-            <w:lang w:val="fr_FR" w:bidi="fr_FR"/>
-          </w:rPr>
-          <w:rPr>
-            <w:color w:val="0000EE"/>
-            <w:u w:val="single"/>
-          </w:rPr>
-          <w:t>Jr 37.5–11</w:t>
-        </w:r>
-      </w:hyperlink>
+      <w:r>
+        <w:rPr>
+          <w:lang w:val="fr_FR" w:bidi="fr_FR"/>
+        </w:rPr>
+        <w:t>Jr 37.5–11</w:t>
+      </w:r>
       <w:r>
         <w:rPr>
           <w:lang w:val="fr_FR" w:bidi="fr_FR"/>
         </w:rPr>
         <w:t>). • Comme la pluie était rare en automne et au printemps en Palestine, un été sans pluie pouvait détruire les récoltes et provoquer une pénurie alimentaire. L’approvisionnement alimentaire s’épuisait également sous le siège prolongé d’une ville (janvier 588— juillet 586 av. J.‑C.), et de nombreuses personnes mouraient de faim (</w:t>
       </w:r>
-      <w:hyperlink r:id="rId42">
-        <w:r>
-          <w:rPr>
-            <w:lang w:val="fr_FR" w:bidi="fr_FR"/>
-          </w:rPr>
-          <w:rPr>
-            <w:color w:val="0000EE"/>
-            <w:u w:val="single"/>
-          </w:rPr>
-          <w:t>2R 25.2–3</w:t>
-        </w:r>
-      </w:hyperlink>
+      <w:r>
+        <w:rPr>
+          <w:lang w:val="fr_FR" w:bidi="fr_FR"/>
+        </w:rPr>
+        <w:t>2R 25.2–3</w:t>
+      </w:r>
       <w:r>
         <w:rPr>
           <w:lang w:val="fr_FR" w:bidi="fr_FR"/>
         </w:rPr>
         <w:t xml:space="preserve"> ; cf. </w:t>
       </w:r>
-      <w:hyperlink r:id="rId43">
-        <w:r>
-          <w:rPr>
-            <w:lang w:val="fr_FR" w:bidi="fr_FR"/>
-          </w:rPr>
-          <w:rPr>
-            <w:color w:val="0000EE"/>
-            <w:u w:val="single"/>
-          </w:rPr>
-          <w:t>Jr 37.21</w:t>
-        </w:r>
-      </w:hyperlink>
+      <w:r>
+        <w:rPr>
+          <w:lang w:val="fr_FR" w:bidi="fr_FR"/>
+        </w:rPr>
+        <w:t>Jr 37.21</w:t>
+      </w:r>
       <w:r>
         <w:rPr>
           <w:lang w:val="fr_FR" w:bidi="fr_FR"/>
@@ -1385,108 +1193,72 @@
         </w:rPr>
         <w:t>Les chefs et le peuple de Juda s’étaient rebellés (</w:t>
       </w:r>
-      <w:hyperlink r:id="rId44">
-        <w:r>
-          <w:rPr>
-            <w:lang w:val="fr_FR" w:bidi="fr_FR"/>
-          </w:rPr>
-          <w:rPr>
-            <w:color w:val="0000EE"/>
-            <w:u w:val="single"/>
-          </w:rPr>
-          <w:t xml:space="preserve">Jr 2.17 </w:t>
-        </w:r>
-      </w:hyperlink>
+      <w:r>
+        <w:rPr>
+          <w:lang w:val="fr_FR" w:bidi="fr_FR"/>
+        </w:rPr>
+        <w:t xml:space="preserve">Jr 2.17 </w:t>
+      </w:r>
       <w:r>
         <w:rPr>
           <w:lang w:val="fr_FR" w:bidi="fr_FR"/>
         </w:rPr>
         <w:t xml:space="preserve">; </w:t>
       </w:r>
-      <w:hyperlink r:id="rId45">
-        <w:r>
-          <w:rPr>
-            <w:lang w:val="fr_FR" w:bidi="fr_FR"/>
-          </w:rPr>
-          <w:rPr>
-            <w:color w:val="0000EE"/>
-            <w:u w:val="single"/>
-          </w:rPr>
-          <w:t>5.6</w:t>
-        </w:r>
-      </w:hyperlink>
+      <w:r>
+        <w:rPr>
+          <w:lang w:val="fr_FR" w:bidi="fr_FR"/>
+        </w:rPr>
+        <w:t>5.6</w:t>
+      </w:r>
       <w:r>
         <w:rPr>
           <w:lang w:val="fr_FR" w:bidi="fr_FR"/>
         </w:rPr>
         <w:t xml:space="preserve">, </w:t>
       </w:r>
-      <w:hyperlink r:id="rId46">
-        <w:r>
-          <w:rPr>
-            <w:lang w:val="fr_FR" w:bidi="fr_FR"/>
-          </w:rPr>
-          <w:rPr>
-            <w:color w:val="0000EE"/>
-            <w:u w:val="single"/>
-          </w:rPr>
-          <w:t>23</w:t>
-        </w:r>
-      </w:hyperlink>
+      <w:r>
+        <w:rPr>
+          <w:lang w:val="fr_FR" w:bidi="fr_FR"/>
+        </w:rPr>
+        <w:t>23</w:t>
+      </w:r>
       <w:r>
         <w:rPr>
           <w:lang w:val="fr_FR" w:bidi="fr_FR"/>
         </w:rPr>
         <w:t>) en rejetant le seul vrai Dieu et ses commandements, et en résistant aux envahisseurs que Dieu avait envoyés (</w:t>
       </w:r>
-      <w:hyperlink r:id="rId47">
-        <w:r>
-          <w:rPr>
-            <w:lang w:val="fr_FR" w:bidi="fr_FR"/>
-          </w:rPr>
-          <w:rPr>
-            <w:color w:val="0000EE"/>
-            <w:u w:val="single"/>
-          </w:rPr>
-          <w:t>2R 24.1</w:t>
-        </w:r>
-      </w:hyperlink>
+      <w:r>
+        <w:rPr>
+          <w:lang w:val="fr_FR" w:bidi="fr_FR"/>
+        </w:rPr>
+        <w:t>2R 24.1</w:t>
+      </w:r>
       <w:r>
         <w:rPr>
           <w:lang w:val="fr_FR" w:bidi="fr_FR"/>
         </w:rPr>
         <w:t xml:space="preserve">, </w:t>
       </w:r>
-      <w:hyperlink r:id="rId48">
-        <w:r>
-          <w:rPr>
-            <w:lang w:val="fr_FR" w:bidi="fr_FR"/>
-          </w:rPr>
-          <w:rPr>
-            <w:color w:val="0000EE"/>
-            <w:u w:val="single"/>
-          </w:rPr>
-          <w:t xml:space="preserve">20 </w:t>
-        </w:r>
-      </w:hyperlink>
+      <w:r>
+        <w:rPr>
+          <w:lang w:val="fr_FR" w:bidi="fr_FR"/>
+        </w:rPr>
+        <w:t xml:space="preserve">20 </w:t>
+      </w:r>
       <w:r>
         <w:rPr>
           <w:lang w:val="fr_FR" w:bidi="fr_FR"/>
         </w:rPr>
         <w:t xml:space="preserve">; </w:t>
       </w:r>
-      <w:hyperlink r:id="rId49">
-        <w:r>
-          <w:rPr>
-            <w:lang w:val="fr_FR" w:bidi="fr_FR"/>
-          </w:rPr>
-          <w:rPr>
-            <w:color w:val="0000EE"/>
-            <w:u w:val="single"/>
-          </w:rPr>
-          <w:t>2Ch 36.13</w:t>
-        </w:r>
-      </w:hyperlink>
+      <w:r>
+        <w:rPr>
+          <w:lang w:val="fr_FR" w:bidi="fr_FR"/>
+        </w:rPr>
+        <w:t>2Ch 36.13</w:t>
+      </w:r>
       <w:r>
         <w:rPr>
           <w:lang w:val="fr_FR" w:bidi="fr_FR"/>
@@ -1541,144 +1313,96 @@
         </w:rPr>
         <w:t xml:space="preserve">L’esprit du poète était réconforté par la croyance que Dieu établirait un jour où tout le monde—oppresseurs et victimes—serait jugé équitablement (voir </w:t>
       </w:r>
-      <w:hyperlink r:id="rId50">
-        <w:r>
-          <w:rPr>
-            <w:lang w:val="fr_FR" w:bidi="fr_FR"/>
-          </w:rPr>
-          <w:rPr>
-            <w:color w:val="0000EE"/>
-            <w:u w:val="single"/>
-          </w:rPr>
-          <w:t>Es 13.6</w:t>
-        </w:r>
-      </w:hyperlink>
+      <w:r>
+        <w:rPr>
+          <w:lang w:val="fr_FR" w:bidi="fr_FR"/>
+        </w:rPr>
+        <w:t>Es 13.6</w:t>
+      </w:r>
       <w:r>
         <w:rPr>
           <w:lang w:val="fr_FR" w:bidi="fr_FR"/>
         </w:rPr>
         <w:t xml:space="preserve">, </w:t>
       </w:r>
-      <w:hyperlink r:id="rId51">
-        <w:r>
-          <w:rPr>
-            <w:lang w:val="fr_FR" w:bidi="fr_FR"/>
-          </w:rPr>
-          <w:rPr>
-            <w:color w:val="0000EE"/>
-            <w:u w:val="single"/>
-          </w:rPr>
-          <w:t>9</w:t>
-        </w:r>
-      </w:hyperlink>
+      <w:r>
+        <w:rPr>
+          <w:lang w:val="fr_FR" w:bidi="fr_FR"/>
+        </w:rPr>
+        <w:t>9</w:t>
+      </w:r>
       <w:r>
         <w:rPr>
           <w:lang w:val="fr_FR" w:bidi="fr_FR"/>
         </w:rPr>
         <w:t xml:space="preserve"> ; </w:t>
       </w:r>
-      <w:hyperlink r:id="rId52">
-        <w:r>
-          <w:rPr>
-            <w:lang w:val="fr_FR" w:bidi="fr_FR"/>
-          </w:rPr>
-          <w:rPr>
-            <w:color w:val="0000EE"/>
-            <w:u w:val="single"/>
-          </w:rPr>
-          <w:t>Jr 46.10–12</w:t>
-        </w:r>
-      </w:hyperlink>
+      <w:r>
+        <w:rPr>
+          <w:lang w:val="fr_FR" w:bidi="fr_FR"/>
+        </w:rPr>
+        <w:t>Jr 46.10–12</w:t>
+      </w:r>
       <w:r>
         <w:rPr>
           <w:lang w:val="fr_FR" w:bidi="fr_FR"/>
         </w:rPr>
         <w:t xml:space="preserve">, </w:t>
       </w:r>
-      <w:hyperlink r:id="rId53">
-        <w:r>
-          <w:rPr>
-            <w:lang w:val="fr_FR" w:bidi="fr_FR"/>
-          </w:rPr>
-          <w:rPr>
-            <w:color w:val="0000EE"/>
-            <w:u w:val="single"/>
-          </w:rPr>
-          <w:t>27–28</w:t>
-        </w:r>
-      </w:hyperlink>
+      <w:r>
+        <w:rPr>
+          <w:lang w:val="fr_FR" w:bidi="fr_FR"/>
+        </w:rPr>
+        <w:t>27–28</w:t>
+      </w:r>
       <w:r>
         <w:rPr>
           <w:lang w:val="fr_FR" w:bidi="fr_FR"/>
         </w:rPr>
         <w:t xml:space="preserve"> ; </w:t>
       </w:r>
-      <w:hyperlink r:id="rId54">
-        <w:r>
-          <w:rPr>
-            <w:lang w:val="fr_FR" w:bidi="fr_FR"/>
-          </w:rPr>
-          <w:rPr>
-            <w:color w:val="0000EE"/>
-            <w:u w:val="single"/>
-          </w:rPr>
-          <w:t>Am 5.18–20</w:t>
-        </w:r>
-      </w:hyperlink>
+      <w:r>
+        <w:rPr>
+          <w:lang w:val="fr_FR" w:bidi="fr_FR"/>
+        </w:rPr>
+        <w:t>Am 5.18–20</w:t>
+      </w:r>
       <w:r>
         <w:rPr>
           <w:lang w:val="fr_FR" w:bidi="fr_FR"/>
         </w:rPr>
         <w:t xml:space="preserve"> ; </w:t>
       </w:r>
-      <w:hyperlink r:id="rId55">
-        <w:r>
-          <w:rPr>
-            <w:lang w:val="fr_FR" w:bidi="fr_FR"/>
-          </w:rPr>
-          <w:rPr>
-            <w:color w:val="0000EE"/>
-            <w:u w:val="single"/>
-          </w:rPr>
-          <w:t>Ab 1.15</w:t>
-        </w:r>
-      </w:hyperlink>
+      <w:r>
+        <w:rPr>
+          <w:lang w:val="fr_FR" w:bidi="fr_FR"/>
+        </w:rPr>
+        <w:t>Ab 1.15</w:t>
+      </w:r>
       <w:r>
         <w:rPr>
           <w:lang w:val="fr_FR" w:bidi="fr_FR"/>
         </w:rPr>
         <w:t xml:space="preserve"> ; </w:t>
       </w:r>
-      <w:hyperlink r:id="rId56">
-        <w:r>
-          <w:rPr>
-            <w:lang w:val="fr_FR" w:bidi="fr_FR"/>
-          </w:rPr>
-          <w:rPr>
-            <w:color w:val="0000EE"/>
-            <w:u w:val="single"/>
-          </w:rPr>
-          <w:t>1Th 5.2–3</w:t>
-        </w:r>
-      </w:hyperlink>
+      <w:r>
+        <w:rPr>
+          <w:lang w:val="fr_FR" w:bidi="fr_FR"/>
+        </w:rPr>
+        <w:t>1Th 5.2–3</w:t>
+      </w:r>
       <w:r>
         <w:rPr>
           <w:lang w:val="fr_FR" w:bidi="fr_FR"/>
         </w:rPr>
         <w:t xml:space="preserve"> ; </w:t>
       </w:r>
-      <w:hyperlink r:id="rId57">
-        <w:r>
-          <w:rPr>
-            <w:lang w:val="fr_FR" w:bidi="fr_FR"/>
-          </w:rPr>
-          <w:rPr>
-            <w:color w:val="0000EE"/>
-            <w:u w:val="single"/>
-          </w:rPr>
-          <w:t>2Th 2.2</w:t>
-        </w:r>
-      </w:hyperlink>
+      <w:r>
+        <w:rPr>
+          <w:lang w:val="fr_FR" w:bidi="fr_FR"/>
+        </w:rPr>
+        <w:t>2Th 2.2</w:t>
+      </w:r>
       <w:r>
         <w:rPr>
           <w:lang w:val="fr_FR" w:bidi="fr_FR"/>
@@ -1733,54 +1457,36 @@
         </w:rPr>
         <w:t xml:space="preserve">du ciel : Les bâtiments de Jérusalem étaient splendides, ornés de métaux précieux et de bijoux. Jérusalem avait la réputation d’être la ville sacrée du Seigneur. • son marchepied : Cf. </w:t>
       </w:r>
-      <w:hyperlink r:id="rId58">
-        <w:r>
-          <w:rPr>
-            <w:lang w:val="fr_FR" w:bidi="fr_FR"/>
-          </w:rPr>
-          <w:rPr>
-            <w:color w:val="0000EE"/>
-            <w:u w:val="single"/>
-          </w:rPr>
-          <w:t>1 Ch 28.2</w:t>
-        </w:r>
-      </w:hyperlink>
+      <w:r>
+        <w:rPr>
+          <w:lang w:val="fr_FR" w:bidi="fr_FR"/>
+        </w:rPr>
+        <w:t>1 Ch 28.2</w:t>
+      </w:r>
       <w:r>
         <w:rPr>
           <w:lang w:val="fr_FR" w:bidi="fr_FR"/>
         </w:rPr>
         <w:t xml:space="preserve"> ; </w:t>
       </w:r>
-      <w:hyperlink r:id="rId59">
-        <w:r>
-          <w:rPr>
-            <w:lang w:val="fr_FR" w:bidi="fr_FR"/>
-          </w:rPr>
-          <w:rPr>
-            <w:color w:val="0000EE"/>
-            <w:u w:val="single"/>
-          </w:rPr>
-          <w:t xml:space="preserve">Ps 99.5 </w:t>
-        </w:r>
-      </w:hyperlink>
+      <w:r>
+        <w:rPr>
+          <w:lang w:val="fr_FR" w:bidi="fr_FR"/>
+        </w:rPr>
+        <w:t xml:space="preserve">Ps 99.5 </w:t>
+      </w:r>
       <w:r>
         <w:rPr>
           <w:lang w:val="fr_FR" w:bidi="fr_FR"/>
         </w:rPr>
         <w:t xml:space="preserve">; </w:t>
       </w:r>
-      <w:hyperlink r:id="rId60">
-        <w:r>
-          <w:rPr>
-            <w:lang w:val="fr_FR" w:bidi="fr_FR"/>
-          </w:rPr>
-          <w:rPr>
-            <w:color w:val="0000EE"/>
-            <w:u w:val="single"/>
-          </w:rPr>
-          <w:t>132.7</w:t>
-        </w:r>
-      </w:hyperlink>
+      <w:r>
+        <w:rPr>
+          <w:lang w:val="fr_FR" w:bidi="fr_FR"/>
+        </w:rPr>
+        <w:t>132.7</w:t>
+      </w:r>
       <w:r>
         <w:rPr>
           <w:lang w:val="fr_FR" w:bidi="fr_FR"/>
@@ -1883,108 +1589,72 @@
         </w:rPr>
         <w:t xml:space="preserve">il a tendu son arc : dans le passé, le Seigneur avait été un puissant guerrier pour Israël (voir </w:t>
       </w:r>
-      <w:hyperlink r:id="rId61">
-        <w:r>
-          <w:rPr>
-            <w:lang w:val="fr_FR" w:bidi="fr_FR"/>
-          </w:rPr>
-          <w:rPr>
-            <w:color w:val="0000EE"/>
-            <w:u w:val="single"/>
-          </w:rPr>
-          <w:t>Ex 14.13–15.21</w:t>
-        </w:r>
-      </w:hyperlink>
+      <w:r>
+        <w:rPr>
+          <w:lang w:val="fr_FR" w:bidi="fr_FR"/>
+        </w:rPr>
+        <w:t>Ex 14.13–15.21</w:t>
+      </w:r>
       <w:r>
         <w:rPr>
           <w:lang w:val="fr_FR" w:bidi="fr_FR"/>
         </w:rPr>
         <w:t xml:space="preserve"> ; </w:t>
       </w:r>
-      <w:hyperlink r:id="rId62">
-        <w:r>
-          <w:rPr>
-            <w:lang w:val="fr_FR" w:bidi="fr_FR"/>
-          </w:rPr>
-          <w:rPr>
-            <w:color w:val="0000EE"/>
-            <w:u w:val="single"/>
-          </w:rPr>
-          <w:t>Jos 23.9–11</w:t>
-        </w:r>
-      </w:hyperlink>
+      <w:r>
+        <w:rPr>
+          <w:lang w:val="fr_FR" w:bidi="fr_FR"/>
+        </w:rPr>
+        <w:t>Jos 23.9–11</w:t>
+      </w:r>
       <w:r>
         <w:rPr>
           <w:lang w:val="fr_FR" w:bidi="fr_FR"/>
         </w:rPr>
         <w:t xml:space="preserve"> ; </w:t>
       </w:r>
-      <w:hyperlink r:id="rId63">
-        <w:r>
-          <w:rPr>
-            <w:lang w:val="fr_FR" w:bidi="fr_FR"/>
-          </w:rPr>
-          <w:rPr>
-            <w:color w:val="0000EE"/>
-            <w:u w:val="single"/>
-          </w:rPr>
-          <w:t>Jg 7</w:t>
-        </w:r>
-      </w:hyperlink>
+      <w:r>
+        <w:rPr>
+          <w:lang w:val="fr_FR" w:bidi="fr_FR"/>
+        </w:rPr>
+        <w:t>Jg 7</w:t>
+      </w:r>
       <w:r>
         <w:rPr>
           <w:lang w:val="fr_FR" w:bidi="fr_FR"/>
         </w:rPr>
         <w:t xml:space="preserve"> ; </w:t>
       </w:r>
-      <w:hyperlink r:id="rId64">
-        <w:r>
-          <w:rPr>
-            <w:lang w:val="fr_FR" w:bidi="fr_FR"/>
-          </w:rPr>
-          <w:rPr>
-            <w:color w:val="0000EE"/>
-            <w:u w:val="single"/>
-          </w:rPr>
-          <w:t>2R 19.32–35</w:t>
-        </w:r>
-      </w:hyperlink>
+      <w:r>
+        <w:rPr>
+          <w:lang w:val="fr_FR" w:bidi="fr_FR"/>
+        </w:rPr>
+        <w:t>2R 19.32–35</w:t>
+      </w:r>
       <w:r>
         <w:rPr>
           <w:lang w:val="fr_FR" w:bidi="fr_FR"/>
         </w:rPr>
         <w:t xml:space="preserve">) ; maintenant il faisait la guerre contre Jérusalem (voir </w:t>
       </w:r>
-      <w:hyperlink r:id="rId65">
-        <w:r>
-          <w:rPr>
-            <w:lang w:val="fr_FR" w:bidi="fr_FR"/>
-          </w:rPr>
-          <w:rPr>
-            <w:color w:val="0000EE"/>
-            <w:u w:val="single"/>
-          </w:rPr>
-          <w:t>Es 63.10</w:t>
-        </w:r>
-      </w:hyperlink>
+      <w:r>
+        <w:rPr>
+          <w:lang w:val="fr_FR" w:bidi="fr_FR"/>
+        </w:rPr>
+        <w:t>Es 63.10</w:t>
+      </w:r>
       <w:r>
         <w:rPr>
           <w:lang w:val="fr_FR" w:bidi="fr_FR"/>
         </w:rPr>
         <w:t xml:space="preserve"> ; </w:t>
       </w:r>
-      <w:hyperlink r:id="rId66">
-        <w:r>
-          <w:rPr>
-            <w:lang w:val="fr_FR" w:bidi="fr_FR"/>
-          </w:rPr>
-          <w:rPr>
-            <w:color w:val="0000EE"/>
-            <w:u w:val="single"/>
-          </w:rPr>
-          <w:t>Ez 24.25</w:t>
-        </w:r>
-      </w:hyperlink>
+      <w:r>
+        <w:rPr>
+          <w:lang w:val="fr_FR" w:bidi="fr_FR"/>
+        </w:rPr>
+        <w:t>Ez 24.25</w:t>
+      </w:r>
       <w:r>
         <w:rPr>
           <w:lang w:val="fr_FR" w:bidi="fr_FR"/>
@@ -2039,18 +1709,12 @@
         </w:rPr>
         <w:t>La tente était une structure temporaire que les moissonneurs montaient pour avoir de l’ombre. Dieu avait promis de prendre soin de son Temple pour toujours (</w:t>
       </w:r>
-      <w:hyperlink r:id="rId67">
-        <w:r>
-          <w:rPr>
-            <w:lang w:val="fr_FR" w:bidi="fr_FR"/>
-          </w:rPr>
-          <w:rPr>
-            <w:color w:val="0000EE"/>
-            <w:u w:val="single"/>
-          </w:rPr>
-          <w:t>1R 9.3</w:t>
-        </w:r>
-      </w:hyperlink>
+      <w:r>
+        <w:rPr>
+          <w:lang w:val="fr_FR" w:bidi="fr_FR"/>
+        </w:rPr>
+        <w:t>1R 9.3</w:t>
+      </w:r>
       <w:r>
         <w:rPr>
           <w:lang w:val="fr_FR" w:bidi="fr_FR"/>
@@ -2105,72 +1769,48 @@
         </w:rPr>
         <w:t xml:space="preserve">Le Temple a été détruit parce que les péchés que les prêtres et le peuple avaient commis en son sein avaient souillé sa sainteté (cf. </w:t>
       </w:r>
-      <w:hyperlink r:id="rId68">
-        <w:r>
-          <w:rPr>
-            <w:lang w:val="fr_FR" w:bidi="fr_FR"/>
-          </w:rPr>
-          <w:rPr>
-            <w:color w:val="0000EE"/>
-            <w:u w:val="single"/>
-          </w:rPr>
-          <w:t>Jr 7.3–15</w:t>
-        </w:r>
-      </w:hyperlink>
+      <w:r>
+        <w:rPr>
+          <w:lang w:val="fr_FR" w:bidi="fr_FR"/>
+        </w:rPr>
+        <w:t>Jr 7.3–15</w:t>
+      </w:r>
       <w:r>
         <w:rPr>
           <w:lang w:val="fr_FR" w:bidi="fr_FR"/>
         </w:rPr>
         <w:t xml:space="preserve"> ; </w:t>
       </w:r>
-      <w:hyperlink r:id="rId69">
-        <w:r>
-          <w:rPr>
-            <w:lang w:val="fr_FR" w:bidi="fr_FR"/>
-          </w:rPr>
-          <w:rPr>
-            <w:color w:val="0000EE"/>
-            <w:u w:val="single"/>
-          </w:rPr>
-          <w:t>26.3–6</w:t>
-        </w:r>
-      </w:hyperlink>
+      <w:r>
+        <w:rPr>
+          <w:lang w:val="fr_FR" w:bidi="fr_FR"/>
+        </w:rPr>
+        <w:t>26.3–6</w:t>
+      </w:r>
       <w:r>
         <w:rPr>
           <w:lang w:val="fr_FR" w:bidi="fr_FR"/>
         </w:rPr>
         <w:t xml:space="preserve">, </w:t>
       </w:r>
-      <w:hyperlink r:id="rId70">
-        <w:r>
-          <w:rPr>
-            <w:lang w:val="fr_FR" w:bidi="fr_FR"/>
-          </w:rPr>
-          <w:rPr>
-            <w:color w:val="0000EE"/>
-            <w:u w:val="single"/>
-          </w:rPr>
-          <w:t>12–13</w:t>
-        </w:r>
-      </w:hyperlink>
+      <w:r>
+        <w:rPr>
+          <w:lang w:val="fr_FR" w:bidi="fr_FR"/>
+        </w:rPr>
+        <w:t>12–13</w:t>
+      </w:r>
       <w:r>
         <w:rPr>
           <w:lang w:val="fr_FR" w:bidi="fr_FR"/>
         </w:rPr>
         <w:t xml:space="preserve"> ; </w:t>
       </w:r>
-      <w:hyperlink r:id="rId71">
-        <w:r>
-          <w:rPr>
-            <w:lang w:val="fr_FR" w:bidi="fr_FR"/>
-          </w:rPr>
-          <w:rPr>
-            <w:color w:val="0000EE"/>
-            <w:u w:val="single"/>
-          </w:rPr>
-          <w:t>Ez 24.21</w:t>
-        </w:r>
-      </w:hyperlink>
+      <w:r>
+        <w:rPr>
+          <w:lang w:val="fr_FR" w:bidi="fr_FR"/>
+        </w:rPr>
+        <w:t>Ez 24.21</w:t>
+      </w:r>
       <w:r>
         <w:rPr>
           <w:lang w:val="fr_FR" w:bidi="fr_FR"/>
@@ -2273,36 +1913,24 @@
         </w:rPr>
         <w:t>aucune vision : Daniel et Ézéchiel étaient des prophètes du Seigneur qui ont eu des visions alors qu’ils vivaient parmi les exilés loin du pays de Juda (</w:t>
       </w:r>
-      <w:hyperlink r:id="rId72">
-        <w:r>
-          <w:rPr>
-            <w:lang w:val="fr_FR" w:bidi="fr_FR"/>
-          </w:rPr>
-          <w:rPr>
-            <w:color w:val="0000EE"/>
-            <w:u w:val="single"/>
-          </w:rPr>
-          <w:t>Ez 1.1</w:t>
-        </w:r>
-      </w:hyperlink>
+      <w:r>
+        <w:rPr>
+          <w:lang w:val="fr_FR" w:bidi="fr_FR"/>
+        </w:rPr>
+        <w:t>Ez 1.1</w:t>
+      </w:r>
       <w:r>
         <w:rPr>
           <w:lang w:val="fr_FR" w:bidi="fr_FR"/>
         </w:rPr>
         <w:t xml:space="preserve"> ; </w:t>
       </w:r>
-      <w:hyperlink r:id="rId73">
-        <w:r>
-          <w:rPr>
-            <w:lang w:val="fr_FR" w:bidi="fr_FR"/>
-          </w:rPr>
-          <w:rPr>
-            <w:color w:val="0000EE"/>
-            <w:u w:val="single"/>
-          </w:rPr>
-          <w:t>Dn 7.1</w:t>
-        </w:r>
-      </w:hyperlink>
+      <w:r>
+        <w:rPr>
+          <w:lang w:val="fr_FR" w:bidi="fr_FR"/>
+        </w:rPr>
+        <w:t>Dn 7.1</w:t>
+      </w:r>
       <w:r>
         <w:rPr>
           <w:lang w:val="fr_FR" w:bidi="fr_FR"/>
@@ -2405,18 +2033,12 @@
         </w:rPr>
         <w:t>Qui pourra te guérir ? Les guérisseurs réputés et les prophètes étaient tous des menteurs et des imposteurs (</w:t>
       </w:r>
-      <w:hyperlink r:id="rId74">
-        <w:r>
-          <w:rPr>
-            <w:lang w:val="fr_FR" w:bidi="fr_FR"/>
-          </w:rPr>
-          <w:rPr>
-            <w:color w:val="0000EE"/>
-            <w:u w:val="single"/>
-          </w:rPr>
-          <w:t>Jr 6.13–14</w:t>
-        </w:r>
-      </w:hyperlink>
+      <w:r>
+        <w:rPr>
+          <w:lang w:val="fr_FR" w:bidi="fr_FR"/>
+        </w:rPr>
+        <w:t>Jr 6.13–14</w:t>
+      </w:r>
       <w:r>
         <w:rPr>
           <w:lang w:val="fr_FR" w:bidi="fr_FR"/>
@@ -2519,36 +2141,24 @@
         </w:rPr>
         <w:t>Il a accompli la parole qu’il avait dès longtemps arrêtée : Les promesses de bénédiction de Dieu étaient toujours soumises à la condition de l’obéissance d’Israël à la loi (</w:t>
       </w:r>
-      <w:hyperlink r:id="rId75">
-        <w:r>
-          <w:rPr>
-            <w:lang w:val="fr_FR" w:bidi="fr_FR"/>
-          </w:rPr>
-          <w:rPr>
-            <w:color w:val="0000EE"/>
-            <w:u w:val="single"/>
-          </w:rPr>
-          <w:t>Dt 8</w:t>
-        </w:r>
-      </w:hyperlink>
+      <w:r>
+        <w:rPr>
+          <w:lang w:val="fr_FR" w:bidi="fr_FR"/>
+        </w:rPr>
+        <w:t>Dt 8</w:t>
+      </w:r>
       <w:r>
         <w:rPr>
           <w:lang w:val="fr_FR" w:bidi="fr_FR"/>
         </w:rPr>
         <w:t>). Il avait promis de les détruire s’ils désobéissaient (</w:t>
       </w:r>
-      <w:hyperlink r:id="rId76">
-        <w:r>
-          <w:rPr>
-            <w:lang w:val="fr_FR" w:bidi="fr_FR"/>
-          </w:rPr>
-          <w:rPr>
-            <w:color w:val="0000EE"/>
-            <w:u w:val="single"/>
-          </w:rPr>
-          <w:t>Lv 26</w:t>
-        </w:r>
-      </w:hyperlink>
+      <w:r>
+        <w:rPr>
+          <w:lang w:val="fr_FR" w:bidi="fr_FR"/>
+        </w:rPr>
+        <w:t>Lv 26</w:t>
+      </w:r>
       <w:r>
         <w:rPr>
           <w:lang w:val="fr_FR" w:bidi="fr_FR"/>
@@ -2651,90 +2261,60 @@
         </w:rPr>
         <w:t>Jérémie avait prédit que les mêmes faits de cannibalisme qui s’étaient produits lors d’un siège de Samarie (</w:t>
       </w:r>
-      <w:hyperlink r:id="rId77">
-        <w:r>
-          <w:rPr>
-            <w:lang w:val="fr_FR" w:bidi="fr_FR"/>
-          </w:rPr>
-          <w:rPr>
-            <w:color w:val="0000EE"/>
-            <w:u w:val="single"/>
-          </w:rPr>
-          <w:t>2R 6.28–29</w:t>
-        </w:r>
-      </w:hyperlink>
+      <w:r>
+        <w:rPr>
+          <w:lang w:val="fr_FR" w:bidi="fr_FR"/>
+        </w:rPr>
+        <w:t>2R 6.28–29</w:t>
+      </w:r>
       <w:r>
         <w:rPr>
           <w:lang w:val="fr_FR" w:bidi="fr_FR"/>
         </w:rPr>
         <w:t>) se produiraient à Jérusalem (</w:t>
       </w:r>
-      <w:hyperlink r:id="rId78">
-        <w:r>
-          <w:rPr>
-            <w:lang w:val="fr_FR" w:bidi="fr_FR"/>
-          </w:rPr>
-          <w:rPr>
-            <w:color w:val="0000EE"/>
-            <w:u w:val="single"/>
-          </w:rPr>
-          <w:t xml:space="preserve">Jr 19.9 </w:t>
-        </w:r>
-      </w:hyperlink>
+      <w:r>
+        <w:rPr>
+          <w:lang w:val="fr_FR" w:bidi="fr_FR"/>
+        </w:rPr>
+        <w:t xml:space="preserve">Jr 19.9 </w:t>
+      </w:r>
       <w:r>
         <w:rPr>
           <w:lang w:val="fr_FR" w:bidi="fr_FR"/>
         </w:rPr>
         <w:t xml:space="preserve">; voir aussi </w:t>
       </w:r>
-      <w:hyperlink r:id="rId79">
-        <w:r>
-          <w:rPr>
-            <w:lang w:val="fr_FR" w:bidi="fr_FR"/>
-          </w:rPr>
-          <w:rPr>
-            <w:color w:val="0000EE"/>
-            <w:u w:val="single"/>
-          </w:rPr>
-          <w:t>Lm 4.10</w:t>
-        </w:r>
-      </w:hyperlink>
+      <w:r>
+        <w:rPr>
+          <w:lang w:val="fr_FR" w:bidi="fr_FR"/>
+        </w:rPr>
+        <w:t>Lm 4.10</w:t>
+      </w:r>
       <w:r>
         <w:rPr>
           <w:lang w:val="fr_FR" w:bidi="fr_FR"/>
         </w:rPr>
         <w:t xml:space="preserve"> ; </w:t>
       </w:r>
-      <w:hyperlink r:id="rId80">
-        <w:r>
-          <w:rPr>
-            <w:lang w:val="fr_FR" w:bidi="fr_FR"/>
-          </w:rPr>
-          <w:rPr>
-            <w:color w:val="0000EE"/>
-            <w:u w:val="single"/>
-          </w:rPr>
-          <w:t>Ez 5.10</w:t>
-        </w:r>
-      </w:hyperlink>
+      <w:r>
+        <w:rPr>
+          <w:lang w:val="fr_FR" w:bidi="fr_FR"/>
+        </w:rPr>
+        <w:t>Ez 5.10</w:t>
+      </w:r>
       <w:r>
         <w:rPr>
           <w:lang w:val="fr_FR" w:bidi="fr_FR"/>
         </w:rPr>
         <w:t xml:space="preserve"> ; cf. </w:t>
       </w:r>
-      <w:hyperlink r:id="rId81">
-        <w:r>
-          <w:rPr>
-            <w:lang w:val="fr_FR" w:bidi="fr_FR"/>
-          </w:rPr>
-          <w:rPr>
-            <w:color w:val="0000EE"/>
-            <w:u w:val="single"/>
-          </w:rPr>
-          <w:t>Dt 28.53–57</w:t>
-        </w:r>
-      </w:hyperlink>
+      <w:r>
+        <w:rPr>
+          <w:lang w:val="fr_FR" w:bidi="fr_FR"/>
+        </w:rPr>
+        <w:t>Dt 28.53–57</w:t>
+      </w:r>
       <w:r>
         <w:rPr>
           <w:lang w:val="fr_FR" w:bidi="fr_FR"/>
@@ -2789,36 +2369,24 @@
         </w:rPr>
         <w:t>Tu as appelé… comme à un jour de fête : Le poète compare la destruction de Jérusalem à une invitation à un banquet où la guerre, la famine, les animaux sauvages et la maladie festoieraient des méchants à Jérusalem (</w:t>
       </w:r>
-      <w:hyperlink r:id="rId82">
-        <w:r>
-          <w:rPr>
-            <w:lang w:val="fr_FR" w:bidi="fr_FR"/>
-          </w:rPr>
-          <w:rPr>
-            <w:color w:val="0000EE"/>
-            <w:u w:val="single"/>
-          </w:rPr>
-          <w:t>Dt 28.15–68</w:t>
-        </w:r>
-      </w:hyperlink>
+      <w:r>
+        <w:rPr>
+          <w:lang w:val="fr_FR" w:bidi="fr_FR"/>
+        </w:rPr>
+        <w:t>Dt 28.15–68</w:t>
+      </w:r>
       <w:r>
         <w:rPr>
           <w:lang w:val="fr_FR" w:bidi="fr_FR"/>
         </w:rPr>
         <w:t xml:space="preserve"> ; cf. </w:t>
       </w:r>
-      <w:hyperlink r:id="rId83">
-        <w:r>
-          <w:rPr>
-            <w:lang w:val="fr_FR" w:bidi="fr_FR"/>
-          </w:rPr>
-          <w:rPr>
-            <w:color w:val="0000EE"/>
-            <w:u w:val="single"/>
-          </w:rPr>
-          <w:t>Ap 19.17–21</w:t>
-        </w:r>
-      </w:hyperlink>
+      <w:r>
+        <w:rPr>
+          <w:lang w:val="fr_FR" w:bidi="fr_FR"/>
+        </w:rPr>
+        <w:t>Ap 19.17–21</w:t>
+      </w:r>
       <w:r>
         <w:rPr>
           <w:lang w:val="fr_FR" w:bidi="fr_FR"/>
@@ -2921,90 +2489,60 @@
         </w:rPr>
         <w:t>Dans ce chapitre, l’auteur déplore ce qui s’est passé (</w:t>
       </w:r>
-      <w:hyperlink r:id="rId84">
-        <w:r>
-          <w:rPr>
-            <w:lang w:val="fr_FR" w:bidi="fr_FR"/>
-          </w:rPr>
-          <w:rPr>
-            <w:color w:val="0000EE"/>
-            <w:u w:val="single"/>
-          </w:rPr>
-          <w:t>3.1–20</w:t>
-        </w:r>
-      </w:hyperlink>
+      <w:r>
+        <w:rPr>
+          <w:lang w:val="fr_FR" w:bidi="fr_FR"/>
+        </w:rPr>
+        <w:t>3.1–20</w:t>
+      </w:r>
       <w:r>
         <w:rPr>
           <w:lang w:val="fr_FR" w:bidi="fr_FR"/>
         </w:rPr>
         <w:t xml:space="preserve">, </w:t>
       </w:r>
-      <w:hyperlink r:id="rId85">
-        <w:r>
-          <w:rPr>
-            <w:lang w:val="fr_FR" w:bidi="fr_FR"/>
-          </w:rPr>
-          <w:rPr>
-            <w:color w:val="0000EE"/>
-            <w:u w:val="single"/>
-          </w:rPr>
-          <w:t>48–54</w:t>
-        </w:r>
-      </w:hyperlink>
+      <w:r>
+        <w:rPr>
+          <w:lang w:val="fr_FR" w:bidi="fr_FR"/>
+        </w:rPr>
+        <w:t>48–54</w:t>
+      </w:r>
       <w:r>
         <w:rPr>
           <w:lang w:val="fr_FR" w:bidi="fr_FR"/>
         </w:rPr>
         <w:t>), se souvient de l’amour fidèle du Seigneur (</w:t>
       </w:r>
-      <w:hyperlink r:id="rId86">
-        <w:r>
-          <w:rPr>
-            <w:lang w:val="fr_FR" w:bidi="fr_FR"/>
-          </w:rPr>
-          <w:rPr>
-            <w:color w:val="0000EE"/>
-            <w:u w:val="single"/>
-          </w:rPr>
-          <w:t>3.21–25</w:t>
-        </w:r>
-      </w:hyperlink>
+      <w:r>
+        <w:rPr>
+          <w:lang w:val="fr_FR" w:bidi="fr_FR"/>
+        </w:rPr>
+        <w:t>3.21–25</w:t>
+      </w:r>
       <w:r>
         <w:rPr>
           <w:lang w:val="fr_FR" w:bidi="fr_FR"/>
         </w:rPr>
         <w:t>), décrit la façon dont le peuple de Dieu devait répondre (</w:t>
       </w:r>
-      <w:hyperlink r:id="rId87">
-        <w:r>
-          <w:rPr>
-            <w:lang w:val="fr_FR" w:bidi="fr_FR"/>
-          </w:rPr>
-          <w:rPr>
-            <w:color w:val="0000EE"/>
-            <w:u w:val="single"/>
-          </w:rPr>
-          <w:t>3.26–47</w:t>
-        </w:r>
-      </w:hyperlink>
+      <w:r>
+        <w:rPr>
+          <w:lang w:val="fr_FR" w:bidi="fr_FR"/>
+        </w:rPr>
+        <w:t>3.26–47</w:t>
+      </w:r>
       <w:r>
         <w:rPr>
           <w:lang w:val="fr_FR" w:bidi="fr_FR"/>
         </w:rPr>
         <w:t>), et invoque le Seigneur dans la prière (</w:t>
       </w:r>
-      <w:hyperlink r:id="rId88">
-        <w:r>
-          <w:rPr>
-            <w:lang w:val="fr_FR" w:bidi="fr_FR"/>
-          </w:rPr>
-          <w:rPr>
-            <w:color w:val="0000EE"/>
-            <w:u w:val="single"/>
-          </w:rPr>
-          <w:t>3.55–66</w:t>
-        </w:r>
-      </w:hyperlink>
+      <w:r>
+        <w:rPr>
+          <w:lang w:val="fr_FR" w:bidi="fr_FR"/>
+        </w:rPr>
+        <w:t>3.55–66</w:t>
+      </w:r>
       <w:r>
         <w:rPr>
           <w:lang w:val="fr_FR" w:bidi="fr_FR"/>
@@ -3059,18 +2597,12 @@
         </w:rPr>
         <w:t>Certaines personnes comprennent ces versets comme une référence poétique à l’emprisonnement de Jérémie dans une citerne boueuse avant la destruction de Jérusalem (</w:t>
       </w:r>
-      <w:hyperlink r:id="rId89">
-        <w:r>
-          <w:rPr>
-            <w:lang w:val="fr_FR" w:bidi="fr_FR"/>
-          </w:rPr>
-          <w:rPr>
-            <w:color w:val="0000EE"/>
-            <w:u w:val="single"/>
-          </w:rPr>
-          <w:t>Jr 38.6–13</w:t>
-        </w:r>
-      </w:hyperlink>
+      <w:r>
+        <w:rPr>
+          <w:lang w:val="fr_FR" w:bidi="fr_FR"/>
+        </w:rPr>
+        <w:t>Jr 38.6–13</w:t>
+      </w:r>
       <w:r>
         <w:rPr>
           <w:lang w:val="fr_FR" w:bidi="fr_FR"/>
@@ -3125,36 +2657,24 @@
         </w:rPr>
         <w:t>a fermé mon chemin… a détruit mes sentiers : le péché cause la confusion et coupe une personne ou une communauté d’un avenir heureux. Les innocents voient l’avenir comme un chemin droit, facile à suivre (</w:t>
       </w:r>
-      <w:hyperlink r:id="rId90">
-        <w:r>
-          <w:rPr>
-            <w:lang w:val="fr_FR" w:bidi="fr_FR"/>
-          </w:rPr>
-          <w:rPr>
-            <w:color w:val="0000EE"/>
-            <w:u w:val="single"/>
-          </w:rPr>
-          <w:t>Pr 21.8</w:t>
-        </w:r>
-      </w:hyperlink>
+      <w:r>
+        <w:rPr>
+          <w:lang w:val="fr_FR" w:bidi="fr_FR"/>
+        </w:rPr>
+        <w:t>Pr 21.8</w:t>
+      </w:r>
       <w:r>
         <w:rPr>
           <w:lang w:val="fr_FR" w:bidi="fr_FR"/>
         </w:rPr>
         <w:t>). Ésaïe a imaginé les activités de Dieu comme une procession sur une route droite que ses adorateurs prépareraient (</w:t>
       </w:r>
-      <w:hyperlink r:id="rId91">
-        <w:r>
-          <w:rPr>
-            <w:lang w:val="fr_FR" w:bidi="fr_FR"/>
-          </w:rPr>
-          <w:rPr>
-            <w:color w:val="0000EE"/>
-            <w:u w:val="single"/>
-          </w:rPr>
-          <w:t>Es 40.3</w:t>
-        </w:r>
-      </w:hyperlink>
+      <w:r>
+        <w:rPr>
+          <w:lang w:val="fr_FR" w:bidi="fr_FR"/>
+        </w:rPr>
+        <w:t>Es 40.3</w:t>
+      </w:r>
       <w:r>
         <w:rPr>
           <w:lang w:val="fr_FR" w:bidi="fr_FR"/>
@@ -3209,18 +2729,12 @@
         </w:rPr>
         <w:t xml:space="preserve">Voir </w:t>
       </w:r>
-      <w:hyperlink r:id="rId92">
-        <w:r>
-          <w:rPr>
-            <w:lang w:val="fr_FR" w:bidi="fr_FR"/>
-          </w:rPr>
-          <w:rPr>
-            <w:color w:val="0000EE"/>
-            <w:u w:val="single"/>
-          </w:rPr>
-          <w:t>Jb 6.4</w:t>
-        </w:r>
-      </w:hyperlink>
+      <w:r>
+        <w:rPr>
+          <w:lang w:val="fr_FR" w:bidi="fr_FR"/>
+        </w:rPr>
+        <w:t>Jb 6.4</w:t>
+      </w:r>
       <w:r>
         <w:rPr>
           <w:lang w:val="fr_FR" w:bidi="fr_FR"/>
@@ -3275,72 +2789,48 @@
         </w:rPr>
         <w:t>À l'absinthe et au poison : L'absinthe est une plante au goût amer ; ici, elle représente l'intensité émotionnelle de l'agonie intérieure (</w:t>
       </w:r>
-      <w:hyperlink r:id="rId93">
-        <w:r>
-          <w:rPr>
-            <w:lang w:val="fr_FR" w:bidi="fr_FR"/>
-          </w:rPr>
-          <w:rPr>
-            <w:color w:val="0000EE"/>
-            <w:u w:val="single"/>
-          </w:rPr>
-          <w:t>Pr 5.4</w:t>
-        </w:r>
-      </w:hyperlink>
+      <w:r>
+        <w:rPr>
+          <w:lang w:val="fr_FR" w:bidi="fr_FR"/>
+        </w:rPr>
+        <w:t>Pr 5.4</w:t>
+      </w:r>
       <w:r>
         <w:rPr>
           <w:lang w:val="fr_FR" w:bidi="fr_FR"/>
         </w:rPr>
         <w:t xml:space="preserve"> ; </w:t>
       </w:r>
-      <w:hyperlink r:id="rId94">
-        <w:r>
-          <w:rPr>
-            <w:lang w:val="fr_FR" w:bidi="fr_FR"/>
-          </w:rPr>
-          <w:rPr>
-            <w:color w:val="0000EE"/>
-            <w:u w:val="single"/>
-          </w:rPr>
-          <w:t>Ap 8.11</w:t>
-        </w:r>
-      </w:hyperlink>
+      <w:r>
+        <w:rPr>
+          <w:lang w:val="fr_FR" w:bidi="fr_FR"/>
+        </w:rPr>
+        <w:t>Ap 8.11</w:t>
+      </w:r>
       <w:r>
         <w:rPr>
           <w:lang w:val="fr_FR" w:bidi="fr_FR"/>
         </w:rPr>
         <w:t>). Le poison est toxique et provoque une douleur physique intense lorsqu'une personne l'ingère ; c'est une représentation forte des émotions extrêmement stressantes (</w:t>
       </w:r>
-      <w:hyperlink r:id="rId95">
-        <w:r>
-          <w:rPr>
-            <w:lang w:val="fr_FR" w:bidi="fr_FR"/>
-          </w:rPr>
-          <w:rPr>
-            <w:color w:val="0000EE"/>
-            <w:u w:val="single"/>
-          </w:rPr>
-          <w:t>Dt 29.18</w:t>
-        </w:r>
-      </w:hyperlink>
+      <w:r>
+        <w:rPr>
+          <w:lang w:val="fr_FR" w:bidi="fr_FR"/>
+        </w:rPr>
+        <w:t>Dt 29.18</w:t>
+      </w:r>
       <w:r>
         <w:rPr>
           <w:lang w:val="fr_FR" w:bidi="fr_FR"/>
         </w:rPr>
         <w:t xml:space="preserve"> ; </w:t>
       </w:r>
-      <w:hyperlink r:id="rId96">
-        <w:r>
-          <w:rPr>
-            <w:lang w:val="fr_FR" w:bidi="fr_FR"/>
-          </w:rPr>
-          <w:rPr>
-            <w:color w:val="0000EE"/>
-            <w:u w:val="single"/>
-          </w:rPr>
-          <w:t>Ps 69.21</w:t>
-        </w:r>
-      </w:hyperlink>
+      <w:r>
+        <w:rPr>
+          <w:lang w:val="fr_FR" w:bidi="fr_FR"/>
+        </w:rPr>
+        <w:t>Ps 69.21</w:t>
+      </w:r>
       <w:r>
         <w:rPr>
           <w:lang w:val="fr_FR" w:bidi="fr_FR"/>
@@ -3395,36 +2885,24 @@
         </w:rPr>
         <w:t>La bonté du Seigneur est la base du rétablissement du poète après une profonde dépression. Comme pour Jérémie dans la citerne (</w:t>
       </w:r>
-      <w:hyperlink r:id="rId89">
-        <w:r>
-          <w:rPr>
-            <w:lang w:val="fr_FR" w:bidi="fr_FR"/>
-          </w:rPr>
-          <w:rPr>
-            <w:color w:val="0000EE"/>
-            <w:u w:val="single"/>
-          </w:rPr>
-          <w:t>Jr 38.6–13</w:t>
-        </w:r>
-      </w:hyperlink>
+      <w:r>
+        <w:rPr>
+          <w:lang w:val="fr_FR" w:bidi="fr_FR"/>
+        </w:rPr>
+        <w:t>Jr 38.6–13</w:t>
+      </w:r>
       <w:r>
         <w:rPr>
           <w:lang w:val="fr_FR" w:bidi="fr_FR"/>
         </w:rPr>
         <w:t>) et Jonas dans le ventre du grand poisson (</w:t>
       </w:r>
-      <w:hyperlink r:id="rId97">
-        <w:r>
-          <w:rPr>
-            <w:lang w:val="fr_FR" w:bidi="fr_FR"/>
-          </w:rPr>
-          <w:rPr>
-            <w:color w:val="0000EE"/>
-            <w:u w:val="single"/>
-          </w:rPr>
-          <w:t>Jon 2.2–10</w:t>
-        </w:r>
-      </w:hyperlink>
+      <w:r>
+        <w:rPr>
+          <w:lang w:val="fr_FR" w:bidi="fr_FR"/>
+        </w:rPr>
+        <w:t>Jon 2.2–10</w:t>
+      </w:r>
       <w:r>
         <w:rPr>
           <w:lang w:val="fr_FR" w:bidi="fr_FR"/>
@@ -3575,156 +3053,102 @@
         </w:rPr>
         <w:t>L'Éternel est mon partage (ou selon les versions : « ma part », « ma portion », « mon bien », « mon lot », « mon trésor »). Ces mots désignent souvent le pays de Canaan en tant qu'héritage d'Israël depuis l'époque de Moïse (</w:t>
       </w:r>
-      <w:hyperlink r:id="rId98">
-        <w:r>
-          <w:rPr>
-            <w:lang w:val="fr_FR" w:bidi="fr_FR"/>
-          </w:rPr>
-          <w:rPr>
-            <w:color w:val="0000EE"/>
-            <w:u w:val="single"/>
-          </w:rPr>
-          <w:t>Ex 15.17</w:t>
-        </w:r>
-      </w:hyperlink>
+      <w:r>
+        <w:rPr>
+          <w:lang w:val="fr_FR" w:bidi="fr_FR"/>
+        </w:rPr>
+        <w:t>Ex 15.17</w:t>
+      </w:r>
       <w:r>
         <w:rPr>
           <w:lang w:val="fr_FR" w:bidi="fr_FR"/>
         </w:rPr>
         <w:t xml:space="preserve"> ; </w:t>
       </w:r>
-      <w:hyperlink r:id="rId99">
-        <w:r>
-          <w:rPr>
-            <w:lang w:val="fr_FR" w:bidi="fr_FR"/>
-          </w:rPr>
-          <w:rPr>
-            <w:color w:val="0000EE"/>
-            <w:u w:val="single"/>
-          </w:rPr>
-          <w:t xml:space="preserve">Jos 21.19 </w:t>
-        </w:r>
-      </w:hyperlink>
+      <w:r>
+        <w:rPr>
+          <w:lang w:val="fr_FR" w:bidi="fr_FR"/>
+        </w:rPr>
+        <w:t xml:space="preserve">Jos 21.19 </w:t>
+      </w:r>
       <w:r>
         <w:rPr>
           <w:lang w:val="fr_FR" w:bidi="fr_FR"/>
         </w:rPr>
         <w:t>;</w:t>
       </w:r>
-      <w:hyperlink r:id="rId99">
-        <w:r>
-          <w:rPr>
-            <w:lang w:val="fr_FR" w:bidi="fr_FR"/>
-          </w:rPr>
-          <w:rPr>
-            <w:color w:val="0000EE"/>
-            <w:u w:val="single"/>
-          </w:rPr>
-          <w:t xml:space="preserve"> </w:t>
-        </w:r>
-      </w:hyperlink>
-      <w:hyperlink r:id="rId100">
-        <w:r>
-          <w:rPr>
-            <w:lang w:val="fr_FR" w:bidi="fr_FR"/>
-          </w:rPr>
-          <w:rPr>
-            <w:color w:val="0000EE"/>
-            <w:u w:val="single"/>
-          </w:rPr>
-          <w:t>1Ch 28.8</w:t>
-        </w:r>
-      </w:hyperlink>
+      <w:r>
+        <w:rPr>
+          <w:lang w:val="fr_FR" w:bidi="fr_FR"/>
+        </w:rPr>
+        <w:t xml:space="preserve"> </w:t>
+      </w:r>
+      <w:r>
+        <w:rPr>
+          <w:lang w:val="fr_FR" w:bidi="fr_FR"/>
+        </w:rPr>
+        <w:t>1Ch 28.8</w:t>
+      </w:r>
       <w:r>
         <w:rPr>
           <w:lang w:val="fr_FR" w:bidi="fr_FR"/>
         </w:rPr>
         <w:t xml:space="preserve"> ; </w:t>
       </w:r>
-      <w:hyperlink r:id="rId101">
-        <w:r>
-          <w:rPr>
-            <w:lang w:val="fr_FR" w:bidi="fr_FR"/>
-          </w:rPr>
-          <w:rPr>
-            <w:color w:val="0000EE"/>
-            <w:u w:val="single"/>
-          </w:rPr>
-          <w:t xml:space="preserve">Ps 47.5). </w:t>
-        </w:r>
-      </w:hyperlink>
+      <w:r>
+        <w:rPr>
+          <w:lang w:val="fr_FR" w:bidi="fr_FR"/>
+        </w:rPr>
+        <w:t xml:space="preserve">Ps 47.5). </w:t>
+      </w:r>
       <w:r>
         <w:rPr>
           <w:lang w:val="fr_FR" w:bidi="fr_FR"/>
         </w:rPr>
         <w:t xml:space="preserve">Ces mots désignent cepenant également Dieu lui-même en tant que véritable partage ou héritage de son peuple (voir </w:t>
       </w:r>
-      <w:hyperlink r:id="rId102">
-        <w:r>
-          <w:rPr>
-            <w:lang w:val="fr_FR" w:bidi="fr_FR"/>
-          </w:rPr>
-          <w:rPr>
-            <w:color w:val="0000EE"/>
-            <w:u w:val="single"/>
-          </w:rPr>
-          <w:t>Ps 16.5–6</w:t>
-        </w:r>
-      </w:hyperlink>
+      <w:r>
+        <w:rPr>
+          <w:lang w:val="fr_FR" w:bidi="fr_FR"/>
+        </w:rPr>
+        <w:t>Ps 16.5–6</w:t>
+      </w:r>
       <w:r>
         <w:rPr>
           <w:lang w:val="fr_FR" w:bidi="fr_FR"/>
         </w:rPr>
         <w:t xml:space="preserve"> ; </w:t>
       </w:r>
-      <w:hyperlink r:id="rId103">
-        <w:r>
-          <w:rPr>
-            <w:lang w:val="fr_FR" w:bidi="fr_FR"/>
-          </w:rPr>
-          <w:rPr>
-            <w:color w:val="0000EE"/>
-            <w:u w:val="single"/>
-          </w:rPr>
-          <w:t>Ep 1.11</w:t>
-        </w:r>
-      </w:hyperlink>
+      <w:r>
+        <w:rPr>
+          <w:lang w:val="fr_FR" w:bidi="fr_FR"/>
+        </w:rPr>
+        <w:t>Ep 1.11</w:t>
+      </w:r>
       <w:r>
         <w:rPr>
           <w:lang w:val="fr_FR" w:bidi="fr_FR"/>
         </w:rPr>
         <w:t xml:space="preserve"> ; </w:t>
       </w:r>
-      <w:hyperlink r:id="rId104">
-        <w:r>
-          <w:rPr>
-            <w:lang w:val="fr_FR" w:bidi="fr_FR"/>
-          </w:rPr>
-          <w:rPr>
-            <w:color w:val="0000EE"/>
-            <w:u w:val="single"/>
-          </w:rPr>
-          <w:t>Hé 9.15</w:t>
-        </w:r>
-      </w:hyperlink>
+      <w:r>
+        <w:rPr>
+          <w:lang w:val="fr_FR" w:bidi="fr_FR"/>
+        </w:rPr>
+        <w:t>Hé 9.15</w:t>
+      </w:r>
       <w:r>
         <w:rPr>
           <w:lang w:val="fr_FR" w:bidi="fr_FR"/>
         </w:rPr>
         <w:t xml:space="preserve"> ; </w:t>
       </w:r>
-      <w:hyperlink r:id="rId105">
-        <w:r>
-          <w:rPr>
-            <w:lang w:val="fr_FR" w:bidi="fr_FR"/>
-          </w:rPr>
-          <w:rPr>
-            <w:color w:val="0000EE"/>
-            <w:u w:val="single"/>
-          </w:rPr>
-          <w:t>1P 1.3–4</w:t>
-        </w:r>
-      </w:hyperlink>
+      <w:r>
+        <w:rPr>
+          <w:lang w:val="fr_FR" w:bidi="fr_FR"/>
+        </w:rPr>
+        <w:t>1P 1.3–4</w:t>
+      </w:r>
       <w:r>
         <w:rPr>
           <w:lang w:val="fr_FR" w:bidi="fr_FR"/>
@@ -3875,144 +3299,96 @@
         </w:rPr>
         <w:t>Dans l’ancien Proche-Orient, mettre sa bouche dans la poussière exprimait la soumission (</w:t>
       </w:r>
-      <w:hyperlink r:id="rId106">
-        <w:r>
-          <w:rPr>
-            <w:lang w:val="fr_FR" w:bidi="fr_FR"/>
-          </w:rPr>
-          <w:rPr>
-            <w:color w:val="0000EE"/>
-            <w:u w:val="single"/>
-          </w:rPr>
-          <w:t>Gn 17.1–3</w:t>
-        </w:r>
-      </w:hyperlink>
+      <w:r>
+        <w:rPr>
+          <w:lang w:val="fr_FR" w:bidi="fr_FR"/>
+        </w:rPr>
+        <w:t>Gn 17.1–3</w:t>
+      </w:r>
       <w:r>
         <w:rPr>
           <w:lang w:val="fr_FR" w:bidi="fr_FR"/>
         </w:rPr>
         <w:t xml:space="preserve"> ; </w:t>
       </w:r>
-      <w:hyperlink r:id="rId107">
-        <w:r>
-          <w:rPr>
-            <w:lang w:val="fr_FR" w:bidi="fr_FR"/>
-          </w:rPr>
-          <w:rPr>
-            <w:color w:val="0000EE"/>
-            <w:u w:val="single"/>
-          </w:rPr>
-          <w:t>Lv 9.24</w:t>
-        </w:r>
-      </w:hyperlink>
+      <w:r>
+        <w:rPr>
+          <w:lang w:val="fr_FR" w:bidi="fr_FR"/>
+        </w:rPr>
+        <w:t>Lv 9.24</w:t>
+      </w:r>
       <w:r>
         <w:rPr>
           <w:lang w:val="fr_FR" w:bidi="fr_FR"/>
         </w:rPr>
         <w:t xml:space="preserve"> ; </w:t>
       </w:r>
-      <w:hyperlink r:id="rId108">
-        <w:r>
-          <w:rPr>
-            <w:lang w:val="fr_FR" w:bidi="fr_FR"/>
-          </w:rPr>
-          <w:rPr>
-            <w:color w:val="0000EE"/>
-            <w:u w:val="single"/>
-          </w:rPr>
-          <w:t>Jos 7.6</w:t>
-        </w:r>
-      </w:hyperlink>
+      <w:r>
+        <w:rPr>
+          <w:lang w:val="fr_FR" w:bidi="fr_FR"/>
+        </w:rPr>
+        <w:t>Jos 7.6</w:t>
+      </w:r>
       <w:r>
         <w:rPr>
           <w:lang w:val="fr_FR" w:bidi="fr_FR"/>
         </w:rPr>
         <w:t xml:space="preserve"> ; </w:t>
       </w:r>
-      <w:hyperlink r:id="rId109">
-        <w:r>
-          <w:rPr>
-            <w:lang w:val="fr_FR" w:bidi="fr_FR"/>
-          </w:rPr>
-          <w:rPr>
-            <w:color w:val="0000EE"/>
-            <w:u w:val="single"/>
-          </w:rPr>
-          <w:t>1S 5.4</w:t>
-        </w:r>
-      </w:hyperlink>
+      <w:r>
+        <w:rPr>
+          <w:lang w:val="fr_FR" w:bidi="fr_FR"/>
+        </w:rPr>
+        <w:t>1S 5.4</w:t>
+      </w:r>
       <w:r>
         <w:rPr>
           <w:lang w:val="fr_FR" w:bidi="fr_FR"/>
         </w:rPr>
         <w:t xml:space="preserve"> ; </w:t>
       </w:r>
-      <w:hyperlink r:id="rId110">
-        <w:r>
-          <w:rPr>
-            <w:lang w:val="fr_FR" w:bidi="fr_FR"/>
-          </w:rPr>
-          <w:rPr>
-            <w:color w:val="0000EE"/>
-            <w:u w:val="single"/>
-          </w:rPr>
-          <w:t>1R 18.39</w:t>
-        </w:r>
-      </w:hyperlink>
+      <w:r>
+        <w:rPr>
+          <w:lang w:val="fr_FR" w:bidi="fr_FR"/>
+        </w:rPr>
+        <w:t>1R 18.39</w:t>
+      </w:r>
       <w:r>
         <w:rPr>
           <w:lang w:val="fr_FR" w:bidi="fr_FR"/>
         </w:rPr>
         <w:t xml:space="preserve"> ; </w:t>
       </w:r>
-      <w:hyperlink r:id="rId111">
-        <w:r>
-          <w:rPr>
-            <w:lang w:val="fr_FR" w:bidi="fr_FR"/>
-          </w:rPr>
-          <w:rPr>
-            <w:color w:val="0000EE"/>
-            <w:u w:val="single"/>
-          </w:rPr>
-          <w:t>1Ch 21.16</w:t>
-        </w:r>
-      </w:hyperlink>
+      <w:r>
+        <w:rPr>
+          <w:lang w:val="fr_FR" w:bidi="fr_FR"/>
+        </w:rPr>
+        <w:t>1Ch 21.16</w:t>
+      </w:r>
       <w:r>
         <w:rPr>
           <w:lang w:val="fr_FR" w:bidi="fr_FR"/>
         </w:rPr>
         <w:t xml:space="preserve"> ; </w:t>
       </w:r>
-      <w:hyperlink r:id="rId112">
-        <w:r>
-          <w:rPr>
-            <w:lang w:val="fr_FR" w:bidi="fr_FR"/>
-          </w:rPr>
-          <w:rPr>
-            <w:color w:val="0000EE"/>
-            <w:u w:val="single"/>
-          </w:rPr>
-          <w:t>Mt 17.5–6</w:t>
-        </w:r>
-      </w:hyperlink>
+      <w:r>
+        <w:rPr>
+          <w:lang w:val="fr_FR" w:bidi="fr_FR"/>
+        </w:rPr>
+        <w:t>Mt 17.5–6</w:t>
+      </w:r>
       <w:r>
         <w:rPr>
           <w:lang w:val="fr_FR" w:bidi="fr_FR"/>
         </w:rPr>
         <w:t>). • Présenter la joue exprime également la soumission. Jésus avait évidemment ce verset à l’esprit lorsqu’il enseigna à ses disciples à se soumettre à la persécution (</w:t>
       </w:r>
-      <w:hyperlink r:id="rId113">
-        <w:r>
-          <w:rPr>
-            <w:lang w:val="fr_FR" w:bidi="fr_FR"/>
-          </w:rPr>
-          <w:rPr>
-            <w:color w:val="0000EE"/>
-            <w:u w:val="single"/>
-          </w:rPr>
-          <w:t>Mt 5.39</w:t>
-        </w:r>
-      </w:hyperlink>
+      <w:r>
+        <w:rPr>
+          <w:lang w:val="fr_FR" w:bidi="fr_FR"/>
+        </w:rPr>
+        <w:t>Mt 5.39</w:t>
+      </w:r>
       <w:r>
         <w:rPr>
           <w:lang w:val="fr_FR" w:bidi="fr_FR"/>
@@ -4067,18 +3443,12 @@
         </w:rPr>
         <w:t xml:space="preserve">Voir </w:t>
       </w:r>
-      <w:hyperlink r:id="rId114">
-        <w:r>
-          <w:rPr>
-            <w:lang w:val="fr_FR" w:bidi="fr_FR"/>
-          </w:rPr>
-          <w:rPr>
-            <w:color w:val="0000EE"/>
-            <w:u w:val="single"/>
-          </w:rPr>
-          <w:t>Ps 103.8–11</w:t>
-        </w:r>
-      </w:hyperlink>
+      <w:r>
+        <w:rPr>
+          <w:lang w:val="fr_FR" w:bidi="fr_FR"/>
+        </w:rPr>
+        <w:t>Ps 103.8–11</w:t>
+      </w:r>
       <w:r>
         <w:rPr>
           <w:lang w:val="fr_FR" w:bidi="fr_FR"/>
@@ -4133,72 +3503,48 @@
         </w:rPr>
         <w:t xml:space="preserve">Les habitants de Juda faisaient de telles choses avant que Jérusalem ne soit détruite (voir </w:t>
       </w:r>
-      <w:hyperlink r:id="rId115">
-        <w:r>
-          <w:rPr>
-            <w:lang w:val="fr_FR" w:bidi="fr_FR"/>
-          </w:rPr>
-          <w:rPr>
-            <w:color w:val="0000EE"/>
-            <w:u w:val="single"/>
-          </w:rPr>
-          <w:t>Jr 5.26–31</w:t>
-        </w:r>
-      </w:hyperlink>
+      <w:r>
+        <w:rPr>
+          <w:lang w:val="fr_FR" w:bidi="fr_FR"/>
+        </w:rPr>
+        <w:t>Jr 5.26–31</w:t>
+      </w:r>
       <w:r>
         <w:rPr>
           <w:lang w:val="fr_FR" w:bidi="fr_FR"/>
         </w:rPr>
         <w:t xml:space="preserve"> ; </w:t>
       </w:r>
-      <w:hyperlink r:id="rId116">
-        <w:r>
-          <w:rPr>
-            <w:lang w:val="fr_FR" w:bidi="fr_FR"/>
-          </w:rPr>
-          <w:rPr>
-            <w:color w:val="0000EE"/>
-            <w:u w:val="single"/>
-          </w:rPr>
-          <w:t>21.11–14</w:t>
-        </w:r>
-      </w:hyperlink>
+      <w:r>
+        <w:rPr>
+          <w:lang w:val="fr_FR" w:bidi="fr_FR"/>
+        </w:rPr>
+        <w:t>21.11–14</w:t>
+      </w:r>
       <w:r>
         <w:rPr>
           <w:lang w:val="fr_FR" w:bidi="fr_FR"/>
         </w:rPr>
         <w:t xml:space="preserve"> ; </w:t>
       </w:r>
-      <w:hyperlink r:id="rId117">
-        <w:r>
-          <w:rPr>
-            <w:lang w:val="fr_FR" w:bidi="fr_FR"/>
-          </w:rPr>
-          <w:rPr>
-            <w:color w:val="0000EE"/>
-            <w:u w:val="single"/>
-          </w:rPr>
-          <w:t>23.10–14</w:t>
-        </w:r>
-      </w:hyperlink>
+      <w:r>
+        <w:rPr>
+          <w:lang w:val="fr_FR" w:bidi="fr_FR"/>
+        </w:rPr>
+        <w:t>23.10–14</w:t>
+      </w:r>
       <w:r>
         <w:rPr>
           <w:lang w:val="fr_FR" w:bidi="fr_FR"/>
         </w:rPr>
         <w:t xml:space="preserve"> ; </w:t>
       </w:r>
-      <w:hyperlink r:id="rId118">
-        <w:r>
-          <w:rPr>
-            <w:lang w:val="fr_FR" w:bidi="fr_FR"/>
-          </w:rPr>
-          <w:rPr>
-            <w:color w:val="0000EE"/>
-            <w:u w:val="single"/>
-          </w:rPr>
-          <w:t>Mi 3</w:t>
-        </w:r>
-      </w:hyperlink>
+      <w:r>
+        <w:rPr>
+          <w:lang w:val="fr_FR" w:bidi="fr_FR"/>
+        </w:rPr>
+        <w:t>Mi 3</w:t>
+      </w:r>
       <w:r>
         <w:rPr>
           <w:lang w:val="fr_FR" w:bidi="fr_FR"/>
@@ -4253,54 +3599,36 @@
         </w:rPr>
         <w:t>Certaines calamités viennent de causes naturelles (</w:t>
       </w:r>
-      <w:hyperlink r:id="rId119">
-        <w:r>
-          <w:rPr>
-            <w:lang w:val="fr_FR" w:bidi="fr_FR"/>
-          </w:rPr>
-          <w:rPr>
-            <w:color w:val="0000EE"/>
-            <w:u w:val="single"/>
-          </w:rPr>
-          <w:t>Lc 13.1–5</w:t>
-        </w:r>
-      </w:hyperlink>
+      <w:r>
+        <w:rPr>
+          <w:lang w:val="fr_FR" w:bidi="fr_FR"/>
+        </w:rPr>
+        <w:t>Lc 13.1–5</w:t>
+      </w:r>
       <w:r>
         <w:rPr>
           <w:lang w:val="fr_FR" w:bidi="fr_FR"/>
         </w:rPr>
         <w:t>), et des mauvaises choses arrivent aux justes comme aux méchants (</w:t>
       </w:r>
-      <w:hyperlink r:id="rId120">
-        <w:r>
-          <w:rPr>
-            <w:lang w:val="fr_FR" w:bidi="fr_FR"/>
-          </w:rPr>
-          <w:rPr>
-            <w:color w:val="0000EE"/>
-            <w:u w:val="single"/>
-          </w:rPr>
-          <w:t>Mt 5.45</w:t>
-        </w:r>
-      </w:hyperlink>
+      <w:r>
+        <w:rPr>
+          <w:lang w:val="fr_FR" w:bidi="fr_FR"/>
+        </w:rPr>
+        <w:t>Mt 5.45</w:t>
+      </w:r>
       <w:r>
         <w:rPr>
           <w:lang w:val="fr_FR" w:bidi="fr_FR"/>
         </w:rPr>
         <w:t>) ; quoi qu’il arrive, il faut rendre grâces (</w:t>
       </w:r>
-      <w:hyperlink r:id="rId121">
-        <w:r>
-          <w:rPr>
-            <w:lang w:val="fr_FR" w:bidi="fr_FR"/>
-          </w:rPr>
-          <w:rPr>
-            <w:color w:val="0000EE"/>
-            <w:u w:val="single"/>
-          </w:rPr>
-          <w:t>1Th 5.18</w:t>
-        </w:r>
-      </w:hyperlink>
+      <w:r>
+        <w:rPr>
+          <w:lang w:val="fr_FR" w:bidi="fr_FR"/>
+        </w:rPr>
+        <w:t>1Th 5.18</w:t>
+      </w:r>
       <w:r>
         <w:rPr>
           <w:lang w:val="fr_FR" w:bidi="fr_FR"/>
@@ -4355,54 +3683,36 @@
         </w:rPr>
         <w:t>Le repentir est la clé pour recevoir le salut (</w:t>
       </w:r>
-      <w:hyperlink r:id="rId122">
-        <w:r>
-          <w:rPr>
-            <w:lang w:val="fr_FR" w:bidi="fr_FR"/>
-          </w:rPr>
-          <w:rPr>
-            <w:color w:val="0000EE"/>
-            <w:u w:val="single"/>
-          </w:rPr>
-          <w:t>Es 1.27</w:t>
-        </w:r>
-      </w:hyperlink>
+      <w:r>
+        <w:rPr>
+          <w:lang w:val="fr_FR" w:bidi="fr_FR"/>
+        </w:rPr>
+        <w:t>Es 1.27</w:t>
+      </w:r>
       <w:r>
         <w:rPr>
           <w:lang w:val="fr_FR" w:bidi="fr_FR"/>
         </w:rPr>
         <w:t xml:space="preserve">; </w:t>
       </w:r>
-      <w:hyperlink r:id="rId123">
-        <w:r>
-          <w:rPr>
-            <w:lang w:val="fr_FR" w:bidi="fr_FR"/>
-          </w:rPr>
-          <w:rPr>
-            <w:color w:val="0000EE"/>
-            <w:u w:val="single"/>
-          </w:rPr>
-          <w:t>Jr 3.22</w:t>
-        </w:r>
-      </w:hyperlink>
+      <w:r>
+        <w:rPr>
+          <w:lang w:val="fr_FR" w:bidi="fr_FR"/>
+        </w:rPr>
+        <w:t>Jr 3.22</w:t>
+      </w:r>
       <w:r>
         <w:rPr>
           <w:lang w:val="fr_FR" w:bidi="fr_FR"/>
         </w:rPr>
         <w:t xml:space="preserve">; </w:t>
       </w:r>
-      <w:hyperlink r:id="rId124">
-        <w:r>
-          <w:rPr>
-            <w:lang w:val="fr_FR" w:bidi="fr_FR"/>
-          </w:rPr>
-          <w:rPr>
-            <w:color w:val="0000EE"/>
-            <w:u w:val="single"/>
-          </w:rPr>
-          <w:t>Ez 3.21</w:t>
-        </w:r>
-      </w:hyperlink>
+      <w:r>
+        <w:rPr>
+          <w:lang w:val="fr_FR" w:bidi="fr_FR"/>
+        </w:rPr>
+        <w:t>Ez 3.21</w:t>
+      </w:r>
       <w:r>
         <w:rPr>
           <w:lang w:val="fr_FR" w:bidi="fr_FR"/>
@@ -4505,36 +3815,24 @@
         </w:rPr>
         <w:t>Ce passage peut renvoyer à l’expérience de Jérémie dans la citerne (</w:t>
       </w:r>
-      <w:hyperlink r:id="rId125">
-        <w:r>
-          <w:rPr>
-            <w:lang w:val="fr_FR" w:bidi="fr_FR"/>
-          </w:rPr>
-          <w:rPr>
-            <w:color w:val="0000EE"/>
-            <w:u w:val="single"/>
-          </w:rPr>
-          <w:t xml:space="preserve">Jr 37.11–15 </w:t>
-        </w:r>
-      </w:hyperlink>
+      <w:r>
+        <w:rPr>
+          <w:lang w:val="fr_FR" w:bidi="fr_FR"/>
+        </w:rPr>
+        <w:t xml:space="preserve">Jr 37.11–15 </w:t>
+      </w:r>
       <w:r>
         <w:rPr>
           <w:lang w:val="fr_FR" w:bidi="fr_FR"/>
         </w:rPr>
         <w:t xml:space="preserve">; </w:t>
       </w:r>
-      <w:hyperlink r:id="rId126">
-        <w:r>
-          <w:rPr>
-            <w:lang w:val="fr_FR" w:bidi="fr_FR"/>
-          </w:rPr>
-          <w:rPr>
-            <w:color w:val="0000EE"/>
-            <w:u w:val="single"/>
-          </w:rPr>
-          <w:t>38.1–13</w:t>
-        </w:r>
-      </w:hyperlink>
+      <w:r>
+        <w:rPr>
+          <w:lang w:val="fr_FR" w:bidi="fr_FR"/>
+        </w:rPr>
+        <w:t>38.1–13</w:t>
+      </w:r>
       <w:r>
         <w:rPr>
           <w:lang w:val="fr_FR" w:bidi="fr_FR"/>
@@ -4745,18 +4043,12 @@
         </w:rPr>
         <w:t xml:space="preserve">Comme les autruches : Voir aussi </w:t>
       </w:r>
-      <w:hyperlink r:id="rId127">
-        <w:r>
-          <w:rPr>
-            <w:lang w:val="fr_FR" w:bidi="fr_FR"/>
-          </w:rPr>
-          <w:rPr>
-            <w:color w:val="0000EE"/>
-            <w:u w:val="single"/>
-          </w:rPr>
-          <w:t>Jb 39.13–16</w:t>
-        </w:r>
-      </w:hyperlink>
+      <w:r>
+        <w:rPr>
+          <w:lang w:val="fr_FR" w:bidi="fr_FR"/>
+        </w:rPr>
+        <w:t>Jb 39.13–16</w:t>
+      </w:r>
       <w:r>
         <w:rPr>
           <w:lang w:val="fr_FR" w:bidi="fr_FR"/>
@@ -4955,18 +4247,12 @@
         </w:rPr>
         <w:t>Les rois de la terre n’auraient pas cru… entrerait Dans les portes de Jérusalem : Depuis que Dieu avait délivré Jérusalem de Sanchérib d’Assyrie plus d’un siècle auparavant (</w:t>
       </w:r>
-      <w:hyperlink r:id="rId128">
-        <w:r>
-          <w:rPr>
-            <w:lang w:val="fr_FR" w:bidi="fr_FR"/>
-          </w:rPr>
-          <w:rPr>
-            <w:color w:val="0000EE"/>
-            <w:u w:val="single"/>
-          </w:rPr>
-          <w:t>2R 19.36–37</w:t>
-        </w:r>
-      </w:hyperlink>
+      <w:r>
+        <w:rPr>
+          <w:lang w:val="fr_FR" w:bidi="fr_FR"/>
+        </w:rPr>
+        <w:t>2R 19.36–37</w:t>
+      </w:r>
       <w:r>
         <w:rPr>
           <w:lang w:val="fr_FR" w:bidi="fr_FR"/>
@@ -5069,54 +4355,36 @@
         </w:rPr>
         <w:t>Celui... A été pris dans leurs fosses : Il s’agit d’une référence à Sédécias, qui a essayé de fuir mais a été capturé et traité cruellement par Nebucadnetsar (</w:t>
       </w:r>
-      <w:hyperlink r:id="rId129">
-        <w:r>
-          <w:rPr>
-            <w:lang w:val="fr_FR" w:bidi="fr_FR"/>
-          </w:rPr>
-          <w:rPr>
-            <w:color w:val="0000EE"/>
-            <w:u w:val="single"/>
-          </w:rPr>
-          <w:t>2R 25.4–7</w:t>
-        </w:r>
-      </w:hyperlink>
+      <w:r>
+        <w:rPr>
+          <w:lang w:val="fr_FR" w:bidi="fr_FR"/>
+        </w:rPr>
+        <w:t>2R 25.4–7</w:t>
+      </w:r>
       <w:r>
         <w:rPr>
           <w:lang w:val="fr_FR" w:bidi="fr_FR"/>
         </w:rPr>
         <w:t xml:space="preserve"> ; </w:t>
       </w:r>
-      <w:hyperlink r:id="rId130">
-        <w:r>
-          <w:rPr>
-            <w:lang w:val="fr_FR" w:bidi="fr_FR"/>
-          </w:rPr>
-          <w:rPr>
-            <w:color w:val="0000EE"/>
-            <w:u w:val="single"/>
-          </w:rPr>
-          <w:t>Jr 39.4–7</w:t>
-        </w:r>
-      </w:hyperlink>
+      <w:r>
+        <w:rPr>
+          <w:lang w:val="fr_FR" w:bidi="fr_FR"/>
+        </w:rPr>
+        <w:t>Jr 39.4–7</w:t>
+      </w:r>
       <w:r>
         <w:rPr>
           <w:lang w:val="fr_FR" w:bidi="fr_FR"/>
         </w:rPr>
         <w:t xml:space="preserve"> ; </w:t>
       </w:r>
-      <w:hyperlink r:id="rId131">
-        <w:r>
-          <w:rPr>
-            <w:lang w:val="fr_FR" w:bidi="fr_FR"/>
-          </w:rPr>
-          <w:rPr>
-            <w:color w:val="0000EE"/>
-            <w:u w:val="single"/>
-          </w:rPr>
-          <w:t>52.9–11</w:t>
-        </w:r>
-      </w:hyperlink>
+      <w:r>
+        <w:rPr>
+          <w:lang w:val="fr_FR" w:bidi="fr_FR"/>
+        </w:rPr>
+        <w:t>52.9–11</w:t>
+      </w:r>
       <w:r>
         <w:rPr>
           <w:lang w:val="fr_FR" w:bidi="fr_FR"/>
@@ -5171,18 +4439,12 @@
         </w:rPr>
         <w:t>Uts était une région à l’est du Jourdain qui s’étendait au sud jusqu’à Édom. C’était le domicile de Job (</w:t>
       </w:r>
-      <w:hyperlink r:id="rId132">
-        <w:r>
-          <w:rPr>
-            <w:lang w:val="fr_FR" w:bidi="fr_FR"/>
-          </w:rPr>
-          <w:rPr>
-            <w:color w:val="0000EE"/>
-            <w:u w:val="single"/>
-          </w:rPr>
-          <w:t>Jb 1.1</w:t>
-        </w:r>
-      </w:hyperlink>
+      <w:r>
+        <w:rPr>
+          <w:lang w:val="fr_FR" w:bidi="fr_FR"/>
+        </w:rPr>
+        <w:t>Jb 1.1</w:t>
+      </w:r>
       <w:r>
         <w:rPr>
           <w:lang w:val="fr_FR" w:bidi="fr_FR"/>
@@ -5237,36 +4499,24 @@
         </w:rPr>
         <w:t xml:space="preserve">Les habitants d’Édom se sentaient en sécurité et se réjouissaient du malheur de Jérusalem, mais eux aussi subiraient une punition pour leurs péchés (voir </w:t>
       </w:r>
-      <w:hyperlink r:id="rId133">
-        <w:r>
-          <w:rPr>
-            <w:lang w:val="fr_FR" w:bidi="fr_FR"/>
-          </w:rPr>
-          <w:rPr>
-            <w:color w:val="0000EE"/>
-            <w:u w:val="single"/>
-          </w:rPr>
-          <w:t>Ab 1</w:t>
-        </w:r>
-      </w:hyperlink>
+      <w:r>
+        <w:rPr>
+          <w:lang w:val="fr_FR" w:bidi="fr_FR"/>
+        </w:rPr>
+        <w:t>Ab 1</w:t>
+      </w:r>
       <w:r>
         <w:rPr>
           <w:lang w:val="fr_FR" w:bidi="fr_FR"/>
         </w:rPr>
         <w:t xml:space="preserve"> ; </w:t>
       </w:r>
-      <w:hyperlink r:id="rId134">
-        <w:r>
-          <w:rPr>
-            <w:lang w:val="fr_FR" w:bidi="fr_FR"/>
-          </w:rPr>
-          <w:rPr>
-            <w:color w:val="0000EE"/>
-            <w:u w:val="single"/>
-          </w:rPr>
-          <w:t>Jr 49.7–22</w:t>
-        </w:r>
-      </w:hyperlink>
+      <w:r>
+        <w:rPr>
+          <w:lang w:val="fr_FR" w:bidi="fr_FR"/>
+        </w:rPr>
+        <w:t>Jr 49.7–22</w:t>
+      </w:r>
       <w:r>
         <w:rPr>
           <w:lang w:val="fr_FR" w:bidi="fr_FR"/>
@@ -5321,36 +4571,24 @@
         </w:rPr>
         <w:t>Le premier retour d’exil a eu lieu en 538 av. J.‑C., après la victoire de Cyrus de Perse face à Babylone (</w:t>
       </w:r>
-      <w:hyperlink r:id="rId135">
-        <w:r>
-          <w:rPr>
-            <w:lang w:val="fr_FR" w:bidi="fr_FR"/>
-          </w:rPr>
-          <w:rPr>
-            <w:color w:val="0000EE"/>
-            <w:u w:val="single"/>
-          </w:rPr>
-          <w:t>2Ch 36.22–23</w:t>
-        </w:r>
-      </w:hyperlink>
+      <w:r>
+        <w:rPr>
+          <w:lang w:val="fr_FR" w:bidi="fr_FR"/>
+        </w:rPr>
+        <w:t>2Ch 36.22–23</w:t>
+      </w:r>
       <w:r>
         <w:rPr>
           <w:lang w:val="fr_FR" w:bidi="fr_FR"/>
         </w:rPr>
         <w:t xml:space="preserve"> ; </w:t>
       </w:r>
-      <w:hyperlink r:id="rId136">
-        <w:r>
-          <w:rPr>
-            <w:lang w:val="fr_FR" w:bidi="fr_FR"/>
-          </w:rPr>
-          <w:rPr>
-            <w:color w:val="0000EE"/>
-            <w:u w:val="single"/>
-          </w:rPr>
-          <w:t>Esd 1.1–4</w:t>
-        </w:r>
-      </w:hyperlink>
+      <w:r>
+        <w:rPr>
+          <w:lang w:val="fr_FR" w:bidi="fr_FR"/>
+        </w:rPr>
+        <w:t>Esd 1.1–4</w:t>
+      </w:r>
       <w:r>
         <w:rPr>
           <w:lang w:val="fr_FR" w:bidi="fr_FR"/>
@@ -5405,18 +4643,12 @@
         </w:rPr>
         <w:t xml:space="preserve">Ce chapitre est une prière sincère pour le repentir (cf. </w:t>
       </w:r>
-      <w:hyperlink r:id="rId137">
-        <w:r>
-          <w:rPr>
-            <w:lang w:val="fr_FR" w:bidi="fr_FR"/>
-          </w:rPr>
-          <w:rPr>
-            <w:color w:val="0000EE"/>
-            <w:u w:val="single"/>
-          </w:rPr>
-          <w:t>Dn 9.4–19</w:t>
-        </w:r>
-      </w:hyperlink>
+      <w:r>
+        <w:rPr>
+          <w:lang w:val="fr_FR" w:bidi="fr_FR"/>
+        </w:rPr>
+        <w:t>Dn 9.4–19</w:t>
+      </w:r>
       <w:r>
         <w:rPr>
           <w:lang w:val="fr_FR" w:bidi="fr_FR"/>
@@ -5471,72 +4703,48 @@
         </w:rPr>
         <w:t>Il y avait une famine dans la ville pendant le siège (</w:t>
       </w:r>
-      <w:hyperlink r:id="rId138">
-        <w:r>
-          <w:rPr>
-            <w:lang w:val="fr_FR" w:bidi="fr_FR"/>
-          </w:rPr>
-          <w:rPr>
-            <w:color w:val="0000EE"/>
-            <w:u w:val="single"/>
-          </w:rPr>
-          <w:t xml:space="preserve">2R 25.3 </w:t>
-        </w:r>
-      </w:hyperlink>
+      <w:r>
+        <w:rPr>
+          <w:lang w:val="fr_FR" w:bidi="fr_FR"/>
+        </w:rPr>
+        <w:t xml:space="preserve">2R 25.3 </w:t>
+      </w:r>
       <w:r>
         <w:rPr>
           <w:lang w:val="fr_FR" w:bidi="fr_FR"/>
         </w:rPr>
         <w:t xml:space="preserve">; </w:t>
       </w:r>
-      <w:hyperlink r:id="rId43">
-        <w:r>
-          <w:rPr>
-            <w:lang w:val="fr_FR" w:bidi="fr_FR"/>
-          </w:rPr>
-          <w:rPr>
-            <w:color w:val="0000EE"/>
-            <w:u w:val="single"/>
-          </w:rPr>
-          <w:t xml:space="preserve">Jr 37.21 </w:t>
-        </w:r>
-      </w:hyperlink>
+      <w:r>
+        <w:rPr>
+          <w:lang w:val="fr_FR" w:bidi="fr_FR"/>
+        </w:rPr>
+        <w:t xml:space="preserve">Jr 37.21 </w:t>
+      </w:r>
       <w:r>
         <w:rPr>
           <w:lang w:val="fr_FR" w:bidi="fr_FR"/>
         </w:rPr>
         <w:t xml:space="preserve">; </w:t>
       </w:r>
-      <w:hyperlink r:id="rId139">
-        <w:r>
-          <w:rPr>
-            <w:lang w:val="fr_FR" w:bidi="fr_FR"/>
-          </w:rPr>
-          <w:rPr>
-            <w:color w:val="0000EE"/>
-            <w:u w:val="single"/>
-          </w:rPr>
-          <w:t xml:space="preserve">38.9 </w:t>
-        </w:r>
-      </w:hyperlink>
+      <w:r>
+        <w:rPr>
+          <w:lang w:val="fr_FR" w:bidi="fr_FR"/>
+        </w:rPr>
+        <w:t xml:space="preserve">38.9 </w:t>
+      </w:r>
       <w:r>
         <w:rPr>
           <w:lang w:val="fr_FR" w:bidi="fr_FR"/>
         </w:rPr>
         <w:t xml:space="preserve">; </w:t>
       </w:r>
-      <w:hyperlink r:id="rId140">
-        <w:r>
-          <w:rPr>
-            <w:lang w:val="fr_FR" w:bidi="fr_FR"/>
-          </w:rPr>
-          <w:rPr>
-            <w:color w:val="0000EE"/>
-            <w:u w:val="single"/>
-          </w:rPr>
-          <w:t>52.6</w:t>
-        </w:r>
-      </w:hyperlink>
+      <w:r>
+        <w:rPr>
+          <w:lang w:val="fr_FR" w:bidi="fr_FR"/>
+        </w:rPr>
+        <w:t>52.6</w:t>
+      </w:r>
       <w:r>
         <w:rPr>
           <w:lang w:val="fr_FR" w:bidi="fr_FR"/>
@@ -5591,90 +4799,60 @@
         </w:rPr>
         <w:t xml:space="preserve">Ces événements terribles sont survenus parce que le peuple avait péché (voir </w:t>
       </w:r>
-      <w:hyperlink r:id="rId141">
-        <w:r>
-          <w:rPr>
-            <w:lang w:val="fr_FR" w:bidi="fr_FR"/>
-          </w:rPr>
-          <w:rPr>
-            <w:color w:val="0000EE"/>
-            <w:u w:val="single"/>
-          </w:rPr>
-          <w:t>Es 24.7–12</w:t>
-        </w:r>
-      </w:hyperlink>
+      <w:r>
+        <w:rPr>
+          <w:lang w:val="fr_FR" w:bidi="fr_FR"/>
+        </w:rPr>
+        <w:t>Es 24.7–12</w:t>
+      </w:r>
       <w:r>
         <w:rPr>
           <w:lang w:val="fr_FR" w:bidi="fr_FR"/>
         </w:rPr>
         <w:t xml:space="preserve"> ; </w:t>
       </w:r>
-      <w:hyperlink r:id="rId142">
-        <w:r>
-          <w:rPr>
-            <w:lang w:val="fr_FR" w:bidi="fr_FR"/>
-          </w:rPr>
-          <w:rPr>
-            <w:color w:val="0000EE"/>
-            <w:u w:val="single"/>
-          </w:rPr>
-          <w:t>Jr 7.24</w:t>
-        </w:r>
-      </w:hyperlink>
+      <w:r>
+        <w:rPr>
+          <w:lang w:val="fr_FR" w:bidi="fr_FR"/>
+        </w:rPr>
+        <w:t>Jr 7.24</w:t>
+      </w:r>
       <w:r>
         <w:rPr>
           <w:lang w:val="fr_FR" w:bidi="fr_FR"/>
         </w:rPr>
         <w:t xml:space="preserve"> ; </w:t>
       </w:r>
-      <w:hyperlink r:id="rId143">
-        <w:r>
-          <w:rPr>
-            <w:lang w:val="fr_FR" w:bidi="fr_FR"/>
-          </w:rPr>
-          <w:rPr>
-            <w:color w:val="0000EE"/>
-            <w:u w:val="single"/>
-          </w:rPr>
-          <w:t>13.18</w:t>
-        </w:r>
-      </w:hyperlink>
+      <w:r>
+        <w:rPr>
+          <w:lang w:val="fr_FR" w:bidi="fr_FR"/>
+        </w:rPr>
+        <w:t>13.18</w:t>
+      </w:r>
       <w:r>
         <w:rPr>
           <w:lang w:val="fr_FR" w:bidi="fr_FR"/>
         </w:rPr>
         <w:t xml:space="preserve"> ; </w:t>
       </w:r>
-      <w:hyperlink r:id="rId144">
-        <w:r>
-          <w:rPr>
-            <w:lang w:val="fr_FR" w:bidi="fr_FR"/>
-          </w:rPr>
-          <w:rPr>
-            <w:color w:val="0000EE"/>
-            <w:u w:val="single"/>
-          </w:rPr>
-          <w:t>25.10–11</w:t>
-        </w:r>
-      </w:hyperlink>
+      <w:r>
+        <w:rPr>
+          <w:lang w:val="fr_FR" w:bidi="fr_FR"/>
+        </w:rPr>
+        <w:t>25.10–11</w:t>
+      </w:r>
       <w:r>
         <w:rPr>
           <w:lang w:val="fr_FR" w:bidi="fr_FR"/>
         </w:rPr>
         <w:t xml:space="preserve"> ; </w:t>
       </w:r>
-      <w:hyperlink r:id="rId145">
-        <w:r>
-          <w:rPr>
-            <w:lang w:val="fr_FR" w:bidi="fr_FR"/>
-          </w:rPr>
-          <w:rPr>
-            <w:color w:val="0000EE"/>
-            <w:u w:val="single"/>
-          </w:rPr>
-          <w:t>Am 8.10</w:t>
-        </w:r>
-      </w:hyperlink>
+      <w:r>
+        <w:rPr>
+          <w:lang w:val="fr_FR" w:bidi="fr_FR"/>
+        </w:rPr>
+        <w:t>Am 8.10</w:t>
+      </w:r>
       <w:r>
         <w:rPr>
           <w:lang w:val="fr_FR" w:bidi="fr_FR"/>
@@ -5729,90 +4907,60 @@
         </w:rPr>
         <w:t xml:space="preserve">les renards s'y promènent : Cf. </w:t>
       </w:r>
-      <w:hyperlink r:id="rId146">
-        <w:r>
-          <w:rPr>
-            <w:lang w:val="fr_FR" w:bidi="fr_FR"/>
-          </w:rPr>
-          <w:rPr>
-            <w:color w:val="0000EE"/>
-            <w:u w:val="single"/>
-          </w:rPr>
-          <w:t>Es 13.22</w:t>
-        </w:r>
-      </w:hyperlink>
+      <w:r>
+        <w:rPr>
+          <w:lang w:val="fr_FR" w:bidi="fr_FR"/>
+        </w:rPr>
+        <w:t>Es 13.22</w:t>
+      </w:r>
       <w:r>
         <w:rPr>
           <w:lang w:val="fr_FR" w:bidi="fr_FR"/>
         </w:rPr>
         <w:t xml:space="preserve"> ; </w:t>
       </w:r>
-      <w:hyperlink r:id="rId147">
-        <w:r>
-          <w:rPr>
-            <w:lang w:val="fr_FR" w:bidi="fr_FR"/>
-          </w:rPr>
-          <w:rPr>
-            <w:color w:val="0000EE"/>
-            <w:u w:val="single"/>
-          </w:rPr>
-          <w:t>34.13</w:t>
-        </w:r>
-      </w:hyperlink>
+      <w:r>
+        <w:rPr>
+          <w:lang w:val="fr_FR" w:bidi="fr_FR"/>
+        </w:rPr>
+        <w:t>34.13</w:t>
+      </w:r>
       <w:r>
         <w:rPr>
           <w:lang w:val="fr_FR" w:bidi="fr_FR"/>
         </w:rPr>
         <w:t xml:space="preserve"> ; </w:t>
       </w:r>
-      <w:hyperlink r:id="rId148">
-        <w:r>
-          <w:rPr>
-            <w:lang w:val="fr_FR" w:bidi="fr_FR"/>
-          </w:rPr>
-          <w:rPr>
-            <w:color w:val="0000EE"/>
-            <w:u w:val="single"/>
-          </w:rPr>
-          <w:t xml:space="preserve">Jr 9.11 </w:t>
-        </w:r>
-      </w:hyperlink>
+      <w:r>
+        <w:rPr>
+          <w:lang w:val="fr_FR" w:bidi="fr_FR"/>
+        </w:rPr>
+        <w:t xml:space="preserve">Jr 9.11 </w:t>
+      </w:r>
       <w:r>
         <w:rPr>
           <w:lang w:val="fr_FR" w:bidi="fr_FR"/>
         </w:rPr>
         <w:t xml:space="preserve">; </w:t>
       </w:r>
-      <w:hyperlink r:id="rId149">
-        <w:r>
-          <w:rPr>
-            <w:lang w:val="fr_FR" w:bidi="fr_FR"/>
-          </w:rPr>
-          <w:rPr>
-            <w:color w:val="0000EE"/>
-            <w:u w:val="single"/>
-          </w:rPr>
-          <w:t xml:space="preserve">10.22 </w:t>
-        </w:r>
-      </w:hyperlink>
+      <w:r>
+        <w:rPr>
+          <w:lang w:val="fr_FR" w:bidi="fr_FR"/>
+        </w:rPr>
+        <w:t xml:space="preserve">10.22 </w:t>
+      </w:r>
       <w:r>
         <w:rPr>
           <w:lang w:val="fr_FR" w:bidi="fr_FR"/>
         </w:rPr>
         <w:t xml:space="preserve">; </w:t>
       </w:r>
-      <w:hyperlink r:id="rId150">
-        <w:r>
-          <w:rPr>
-            <w:lang w:val="fr_FR" w:bidi="fr_FR"/>
-          </w:rPr>
-          <w:rPr>
-            <w:color w:val="0000EE"/>
-            <w:u w:val="single"/>
-          </w:rPr>
-          <w:t>Ml 1.3</w:t>
-        </w:r>
-      </w:hyperlink>
+      <w:r>
+        <w:rPr>
+          <w:lang w:val="fr_FR" w:bidi="fr_FR"/>
+        </w:rPr>
+        <w:t>Ml 1.3</w:t>
+      </w:r>
       <w:r>
         <w:rPr>
           <w:lang w:val="fr_FR" w:bidi="fr_FR"/>
@@ -5867,90 +5015,60 @@
         </w:rPr>
         <w:t>Nous aurais-tu entièrement rejetés ? : La tragédie de l’Exil a soulevé la question de savoir si Dieu pardonnera le péché et restaurera son peuple. Dieu y a répondu clairement par les prophètes (</w:t>
       </w:r>
-      <w:hyperlink r:id="rId151">
-        <w:r>
-          <w:rPr>
-            <w:lang w:val="fr_FR" w:bidi="fr_FR"/>
-          </w:rPr>
-          <w:rPr>
-            <w:color w:val="0000EE"/>
-            <w:u w:val="single"/>
-          </w:rPr>
-          <w:t>Es 40.27–31</w:t>
-        </w:r>
-      </w:hyperlink>
+      <w:r>
+        <w:rPr>
+          <w:lang w:val="fr_FR" w:bidi="fr_FR"/>
+        </w:rPr>
+        <w:t>Es 40.27–31</w:t>
+      </w:r>
       <w:r>
         <w:rPr>
           <w:lang w:val="fr_FR" w:bidi="fr_FR"/>
         </w:rPr>
         <w:t xml:space="preserve"> ; </w:t>
       </w:r>
-      <w:hyperlink r:id="rId152">
-        <w:r>
-          <w:rPr>
-            <w:lang w:val="fr_FR" w:bidi="fr_FR"/>
-          </w:rPr>
-          <w:rPr>
-            <w:color w:val="0000EE"/>
-            <w:u w:val="single"/>
-          </w:rPr>
-          <w:t>41.8–20</w:t>
-        </w:r>
-      </w:hyperlink>
+      <w:r>
+        <w:rPr>
+          <w:lang w:val="fr_FR" w:bidi="fr_FR"/>
+        </w:rPr>
+        <w:t>41.8–20</w:t>
+      </w:r>
       <w:r>
         <w:rPr>
           <w:lang w:val="fr_FR" w:bidi="fr_FR"/>
         </w:rPr>
         <w:t>) et en envoyant Christ (</w:t>
       </w:r>
-      <w:hyperlink r:id="rId153">
-        <w:r>
-          <w:rPr>
-            <w:lang w:val="fr_FR" w:bidi="fr_FR"/>
-          </w:rPr>
-          <w:rPr>
-            <w:color w:val="0000EE"/>
-            <w:u w:val="single"/>
-          </w:rPr>
-          <w:t>Mt 9.2–6</w:t>
-        </w:r>
-      </w:hyperlink>
+      <w:r>
+        <w:rPr>
+          <w:lang w:val="fr_FR" w:bidi="fr_FR"/>
+        </w:rPr>
+        <w:t>Mt 9.2–6</w:t>
+      </w:r>
       <w:r>
         <w:rPr>
           <w:lang w:val="fr_FR" w:bidi="fr_FR"/>
         </w:rPr>
         <w:t xml:space="preserve"> ; </w:t>
       </w:r>
-      <w:hyperlink r:id="rId154">
-        <w:r>
-          <w:rPr>
-            <w:lang w:val="fr_FR" w:bidi="fr_FR"/>
-          </w:rPr>
-          <w:rPr>
-            <w:color w:val="0000EE"/>
-            <w:u w:val="single"/>
-          </w:rPr>
-          <w:t>26.28</w:t>
-        </w:r>
-      </w:hyperlink>
+      <w:r>
+        <w:rPr>
+          <w:lang w:val="fr_FR" w:bidi="fr_FR"/>
+        </w:rPr>
+        <w:t>26.28</w:t>
+      </w:r>
       <w:r>
         <w:rPr>
           <w:lang w:val="fr_FR" w:bidi="fr_FR"/>
         </w:rPr>
         <w:t xml:space="preserve"> ; </w:t>
       </w:r>
-      <w:hyperlink r:id="rId155">
-        <w:r>
-          <w:rPr>
-            <w:lang w:val="fr_FR" w:bidi="fr_FR"/>
-          </w:rPr>
-          <w:rPr>
-            <w:color w:val="0000EE"/>
-            <w:u w:val="single"/>
-          </w:rPr>
-          <w:t>Lc 24.47</w:t>
-        </w:r>
-      </w:hyperlink>
+      <w:r>
+        <w:rPr>
+          <w:lang w:val="fr_FR" w:bidi="fr_FR"/>
+        </w:rPr>
+        <w:t>Lc 24.47</w:t>
+      </w:r>
       <w:r>
         <w:rPr>
           <w:lang w:val="fr_FR" w:bidi="fr_FR"/>
